--- a/TS-Kramam/TS-4.7/TS 4.7 Tamil Krama Paatam Corrections.docx
+++ b/TS-Kramam/TS-4.7/TS 4.7 Tamil Krama Paatam Corrections.docx
@@ -51,17 +51,7 @@
           <w:szCs w:val="32"/>
           <w:u w:val="single"/>
         </w:rPr>
-        <w:t xml:space="preserve">4.7 </w:t>
-      </w:r>
-      <w:r>
-        <w:rPr>
-          <w:b/>
-          <w:bCs/>
-          <w:sz w:val="32"/>
-          <w:szCs w:val="32"/>
-          <w:u w:val="single"/>
-        </w:rPr>
-        <w:t xml:space="preserve">Tamil </w:t>
+        <w:t xml:space="preserve">4.7 Tamil </w:t>
       </w:r>
       <w:r>
         <w:rPr>
@@ -657,6 +647,708 @@
                 <w:sz w:val="28"/>
                 <w:szCs w:val="28"/>
                 <w:lang w:bidi="ta-IN"/>
+              </w:rPr>
+              <w:t xml:space="preserve"> |</w:t>
+            </w:r>
+          </w:p>
+        </w:tc>
+      </w:tr>
+      <w:tr>
+        <w:trPr>
+          <w:trHeight w:val="1400"/>
+        </w:trPr>
+        <w:tc>
+          <w:tcPr>
+            <w:tcW w:w="3906" w:type="dxa"/>
+            <w:tcBorders>
+              <w:top w:val="single" w:sz="4" w:space="0" w:color="000000"/>
+              <w:left w:val="single" w:sz="4" w:space="0" w:color="000000"/>
+              <w:bottom w:val="single" w:sz="4" w:space="0" w:color="000000"/>
+              <w:right w:val="single" w:sz="4" w:space="0" w:color="000000"/>
+            </w:tcBorders>
+          </w:tcPr>
+          <w:p>
+            <w:pPr>
+              <w:widowControl w:val="0"/>
+              <w:tabs>
+                <w:tab w:val="left" w:pos="993"/>
+              </w:tabs>
+              <w:autoSpaceDE w:val="0"/>
+              <w:autoSpaceDN w:val="0"/>
+              <w:adjustRightInd w:val="0"/>
+              <w:spacing w:before="0" w:line="240" w:lineRule="auto"/>
+              <w:ind w:right="297"/>
+              <w:rPr>
+                <w:rFonts w:cs="Arial"/>
+                <w:b/>
+                <w:sz w:val="28"/>
+                <w:szCs w:val="32"/>
+              </w:rPr>
+            </w:pPr>
+            <w:r>
+              <w:rPr>
+                <w:rFonts w:cs="Latha"/>
+                <w:b/>
+                <w:sz w:val="28"/>
+                <w:szCs w:val="28"/>
+                <w:lang w:bidi="ta-IN"/>
+              </w:rPr>
+              <w:t>TS 4.7.1</w:t>
+            </w:r>
+            <w:r>
+              <w:rPr>
+                <w:rFonts w:cs="Latha"/>
+                <w:b/>
+                <w:sz w:val="28"/>
+                <w:szCs w:val="28"/>
+                <w:lang w:bidi="ta-IN"/>
+              </w:rPr>
+              <w:t>3.3</w:t>
+            </w:r>
+            <w:r>
+              <w:rPr>
+                <w:rFonts w:cs="Latha"/>
+                <w:b/>
+                <w:sz w:val="28"/>
+                <w:szCs w:val="28"/>
+                <w:lang w:bidi="ta-IN"/>
+              </w:rPr>
+              <w:t xml:space="preserve">- </w:t>
+            </w:r>
+            <w:r>
+              <w:rPr>
+                <w:rFonts w:cs="Arial"/>
+                <w:b/>
+                <w:sz w:val="28"/>
+                <w:szCs w:val="32"/>
+              </w:rPr>
+              <w:t>Kramam</w:t>
+            </w:r>
+          </w:p>
+          <w:p>
+            <w:pPr>
+              <w:spacing w:before="0" w:line="240" w:lineRule="auto"/>
+              <w:rPr>
+                <w:rFonts w:cs="Latha"/>
+                <w:b/>
+                <w:sz w:val="28"/>
+                <w:szCs w:val="28"/>
+                <w:lang w:val="en-IN" w:bidi="ta-IN"/>
+              </w:rPr>
+            </w:pPr>
+            <w:r>
+              <w:rPr>
+                <w:rFonts w:cs="Arial"/>
+                <w:b/>
+                <w:sz w:val="28"/>
+                <w:szCs w:val="32"/>
+                <w:lang w:val="en-IN"/>
+              </w:rPr>
+              <w:t>Krama Vaakyam</w:t>
+            </w:r>
+            <w:r>
+              <w:rPr>
+                <w:rFonts w:cs="Latha"/>
+                <w:b/>
+                <w:sz w:val="28"/>
+                <w:szCs w:val="28"/>
+                <w:lang w:val="en-IN" w:bidi="ta-IN"/>
+              </w:rPr>
+              <w:t xml:space="preserve"> No: - 15</w:t>
+            </w:r>
+          </w:p>
+          <w:p>
+            <w:pPr>
+              <w:widowControl w:val="0"/>
+              <w:tabs>
+                <w:tab w:val="left" w:pos="993"/>
+              </w:tabs>
+              <w:autoSpaceDE w:val="0"/>
+              <w:autoSpaceDN w:val="0"/>
+              <w:adjustRightInd w:val="0"/>
+              <w:spacing w:before="0" w:line="240" w:lineRule="auto"/>
+              <w:ind w:right="297"/>
+              <w:rPr>
+                <w:rFonts w:cs="Latha"/>
+                <w:b/>
+                <w:sz w:val="28"/>
+                <w:szCs w:val="28"/>
+                <w:lang w:val="it-IT" w:bidi="ta-IN"/>
+              </w:rPr>
+            </w:pPr>
+            <w:r>
+              <w:rPr>
+                <w:rFonts w:cs="Latha"/>
+                <w:b/>
+                <w:sz w:val="28"/>
+                <w:szCs w:val="28"/>
+                <w:lang w:val="it-IT" w:bidi="ta-IN"/>
+              </w:rPr>
+              <w:t xml:space="preserve">Panchaati No. - </w:t>
+            </w:r>
+            <w:r>
+              <w:rPr>
+                <w:rFonts w:cs="Latha"/>
+                <w:b/>
+                <w:sz w:val="28"/>
+                <w:szCs w:val="28"/>
+                <w:lang w:val="it-IT" w:bidi="ta-IN"/>
+              </w:rPr>
+              <w:t>26</w:t>
+            </w:r>
+          </w:p>
+        </w:tc>
+        <w:tc>
+          <w:tcPr>
+            <w:tcW w:w="5103" w:type="dxa"/>
+            <w:tcBorders>
+              <w:top w:val="single" w:sz="4" w:space="0" w:color="000000"/>
+              <w:left w:val="single" w:sz="4" w:space="0" w:color="000000"/>
+              <w:bottom w:val="single" w:sz="4" w:space="0" w:color="000000"/>
+              <w:right w:val="single" w:sz="4" w:space="0" w:color="000000"/>
+            </w:tcBorders>
+          </w:tcPr>
+          <w:p>
+            <w:pPr>
+              <w:spacing w:before="0" w:line="240" w:lineRule="auto"/>
+              <w:rPr>
+                <w:rFonts w:ascii="BRH Malayalam Extra" w:eastAsia="Times New Roman" w:hAnsi="BRH Malayalam Extra" w:cs="BRH Malayalam Extra"/>
+                <w:color w:val="000000"/>
+                <w:sz w:val="40"/>
+                <w:szCs w:val="40"/>
+                <w:lang w:val="it-IT" w:eastAsia="en-IN" w:bidi="ml-IN"/>
+              </w:rPr>
+            </w:pPr>
+            <w:r>
+              <w:rPr>
+                <w:rFonts w:ascii="Latha" w:hAnsi="Latha" w:cs="Latha"/>
+                <w:sz w:val="28"/>
+                <w:szCs w:val="28"/>
+                <w:cs/>
+                <w:lang w:bidi="ta-IN"/>
+              </w:rPr>
+              <w:t>ஆ</w:t>
+            </w:r>
+            <w:r>
+              <w:rPr>
+                <w:rFonts w:ascii="BRH Tamil Tab Extra" w:hAnsi="BRH Tamil Tab Extra" w:cs="Latha"/>
+                <w:b/>
+                <w:sz w:val="32"/>
+                <w:szCs w:val="28"/>
+                <w:lang w:val="it-IT" w:bidi="ta-IN"/>
+              </w:rPr>
+              <w:t>…</w:t>
+            </w:r>
+            <w:r>
+              <w:rPr>
+                <w:rFonts w:ascii="Latha" w:hAnsi="Latha" w:cs="Latha"/>
+                <w:sz w:val="28"/>
+                <w:szCs w:val="28"/>
+                <w:cs/>
+                <w:lang w:bidi="ta-IN"/>
+              </w:rPr>
+              <w:t>ஹுர்</w:t>
+            </w:r>
+            <w:r>
+              <w:rPr>
+                <w:rFonts w:ascii="Latha" w:hAnsi="Latha" w:cs="Latha"/>
+                <w:sz w:val="28"/>
+                <w:szCs w:val="28"/>
+                <w:lang w:val="it-IT" w:bidi="ta-IN"/>
+              </w:rPr>
+              <w:t xml:space="preserve"> </w:t>
+            </w:r>
+            <w:r>
+              <w:rPr>
+                <w:rFonts w:ascii="Latha" w:hAnsi="Latha" w:cs="Latha"/>
+                <w:sz w:val="28"/>
+                <w:szCs w:val="28"/>
+                <w:cs/>
+                <w:lang w:bidi="ta-IN"/>
+              </w:rPr>
+              <w:t>மன</w:t>
+            </w:r>
+            <w:r>
+              <w:rPr>
+                <w:rFonts w:ascii="BRH Tamil Tab Extra" w:hAnsi="BRH Tamil Tab Extra" w:cs="Latha"/>
+                <w:b/>
+                <w:sz w:val="36"/>
+                <w:szCs w:val="28"/>
+                <w:lang w:val="it-IT" w:bidi="ta-IN"/>
+              </w:rPr>
+              <w:t>†</w:t>
+            </w:r>
+            <w:r>
+              <w:rPr>
+                <w:rFonts w:ascii="Latha" w:hAnsi="Latha" w:cs="Latha"/>
+                <w:sz w:val="28"/>
+                <w:szCs w:val="28"/>
+                <w:cs/>
+                <w:lang w:bidi="ta-IN"/>
+              </w:rPr>
+              <w:t>வ</w:t>
+            </w:r>
+            <w:r>
+              <w:rPr>
+                <w:rFonts w:ascii="Latha" w:hAnsi="Latha" w:cs="Latha"/>
+                <w:b/>
+                <w:bCs/>
+                <w:sz w:val="32"/>
+                <w:szCs w:val="32"/>
+                <w:cs/>
+                <w:lang w:bidi="ta-IN"/>
+              </w:rPr>
+              <w:t>:</w:t>
+            </w:r>
+            <w:r>
+              <w:rPr>
+                <w:rFonts w:ascii="Latha" w:hAnsi="Latha" w:cs="Latha"/>
+                <w:sz w:val="28"/>
+                <w:szCs w:val="28"/>
+                <w:lang w:val="it-IT" w:bidi="ta-IN"/>
+              </w:rPr>
+              <w:t xml:space="preserve"> | </w:t>
+            </w:r>
+            <w:r>
+              <w:rPr>
+                <w:rFonts w:ascii="Latha" w:hAnsi="Latha" w:cs="Latha"/>
+                <w:sz w:val="28"/>
+                <w:szCs w:val="28"/>
+                <w:cs/>
+                <w:lang w:bidi="ta-IN"/>
+              </w:rPr>
+              <w:t>மன</w:t>
+            </w:r>
+            <w:r>
+              <w:rPr>
+                <w:rFonts w:ascii="BRH Tamil Tab Extra" w:hAnsi="BRH Tamil Tab Extra" w:cs="Latha"/>
+                <w:b/>
+                <w:sz w:val="36"/>
+                <w:szCs w:val="28"/>
+                <w:lang w:val="it-IT" w:bidi="ta-IN"/>
+              </w:rPr>
+              <w:t>†</w:t>
+            </w:r>
+            <w:r>
+              <w:rPr>
+                <w:rFonts w:ascii="Latha" w:hAnsi="Latha" w:cs="Latha"/>
+                <w:sz w:val="28"/>
+                <w:szCs w:val="28"/>
+                <w:cs/>
+                <w:lang w:bidi="ta-IN"/>
+              </w:rPr>
+              <w:t>வ</w:t>
+            </w:r>
+            <w:r>
+              <w:rPr>
+                <w:rFonts w:ascii="Latha" w:hAnsi="Latha" w:cs="Latha"/>
+                <w:b/>
+                <w:bCs/>
+                <w:sz w:val="32"/>
+                <w:szCs w:val="32"/>
+                <w:cs/>
+                <w:lang w:bidi="ta-IN"/>
+              </w:rPr>
+              <w:t>:</w:t>
+            </w:r>
+            <w:r>
+              <w:rPr>
+                <w:rFonts w:ascii="Latha" w:hAnsi="Latha" w:cs="Latha"/>
+                <w:sz w:val="28"/>
+                <w:szCs w:val="28"/>
+                <w:lang w:val="it-IT" w:bidi="ta-IN"/>
+              </w:rPr>
+              <w:t xml:space="preserve"> </w:t>
+            </w:r>
+            <w:r>
+              <w:rPr>
+                <w:rFonts w:ascii="Latha" w:hAnsi="Latha" w:cs="Latha"/>
+                <w:sz w:val="28"/>
+                <w:szCs w:val="28"/>
+                <w:cs/>
+                <w:lang w:bidi="ta-IN"/>
+              </w:rPr>
+              <w:t>ஸ்தீ</w:t>
+            </w:r>
+            <w:r>
+              <w:rPr>
+                <w:rFonts w:ascii="BRH Tamil Tab Extra" w:hAnsi="BRH Tamil Tab Extra" w:cs="Latha"/>
+                <w:b/>
+                <w:sz w:val="32"/>
+                <w:szCs w:val="28"/>
+                <w:lang w:val="it-IT" w:bidi="ta-IN"/>
+              </w:rPr>
+              <w:t>…</w:t>
+            </w:r>
+            <w:r>
+              <w:rPr>
+                <w:rFonts w:ascii="Latha" w:hAnsi="Latha" w:cs="Latha"/>
+                <w:sz w:val="28"/>
+                <w:szCs w:val="28"/>
+                <w:cs/>
+                <w:lang w:bidi="ta-IN"/>
+              </w:rPr>
+              <w:t>ர்ணப</w:t>
+            </w:r>
+            <w:r>
+              <w:rPr>
+                <w:rFonts w:ascii="BRH Tamil Tab Extra" w:hAnsi="BRH Tamil Tab Extra" w:cs="Latha"/>
+                <w:b/>
+                <w:sz w:val="36"/>
+                <w:szCs w:val="28"/>
+                <w:lang w:val="it-IT" w:bidi="ta-IN"/>
+              </w:rPr>
+              <w:t>†</w:t>
+            </w:r>
+            <w:r>
+              <w:rPr>
+                <w:rFonts w:ascii="Latha" w:hAnsi="Latha" w:cs="Latha"/>
+                <w:b/>
+                <w:bCs/>
+                <w:position w:val="-12"/>
+                <w:sz w:val="28"/>
+                <w:szCs w:val="28"/>
+                <w:cs/>
+                <w:lang w:bidi="ta-IN"/>
+              </w:rPr>
+              <w:t>3</w:t>
+            </w:r>
+            <w:r>
+              <w:rPr>
+                <w:rFonts w:ascii="Latha" w:hAnsi="Latha" w:cs="Latha"/>
+                <w:sz w:val="28"/>
+                <w:szCs w:val="28"/>
+                <w:cs/>
+                <w:lang w:bidi="ta-IN"/>
+              </w:rPr>
+              <w:t>ர்</w:t>
+            </w:r>
+            <w:r>
+              <w:rPr>
+                <w:rFonts w:ascii="Latha" w:hAnsi="Latha" w:cs="Latha"/>
+                <w:b/>
+                <w:bCs/>
+                <w:sz w:val="32"/>
+                <w:szCs w:val="32"/>
+                <w:lang w:val="it-IT" w:bidi="ta-IN"/>
+              </w:rPr>
+              <w:t>.</w:t>
+            </w:r>
+            <w:r>
+              <w:rPr>
+                <w:rFonts w:ascii="Latha" w:hAnsi="Latha" w:cs="Latha"/>
+                <w:sz w:val="28"/>
+                <w:szCs w:val="28"/>
+                <w:cs/>
+                <w:lang w:bidi="ta-IN"/>
+              </w:rPr>
+              <w:t>ஹி</w:t>
+            </w:r>
+            <w:r>
+              <w:rPr>
+                <w:rFonts w:ascii="Latha" w:hAnsi="Latha" w:cs="Latha"/>
+                <w:sz w:val="28"/>
+                <w:szCs w:val="28"/>
+                <w:highlight w:val="yellow"/>
+                <w:cs/>
+                <w:lang w:bidi="ta-IN"/>
+              </w:rPr>
+              <w:t>ஷி</w:t>
+            </w:r>
+            <w:r>
+              <w:rPr>
+                <w:rFonts w:ascii="Latha" w:hAnsi="Latha" w:cs="Latha"/>
+                <w:sz w:val="28"/>
+                <w:szCs w:val="28"/>
+                <w:cs/>
+                <w:lang w:bidi="ta-IN"/>
+              </w:rPr>
+              <w:t>ம்</w:t>
+            </w:r>
+            <w:r>
+              <w:rPr>
+                <w:rFonts w:ascii="Latha" w:hAnsi="Latha" w:cs="Latha"/>
+                <w:sz w:val="28"/>
+                <w:szCs w:val="28"/>
+                <w:lang w:val="it-IT" w:bidi="ta-IN"/>
+              </w:rPr>
+              <w:t xml:space="preserve"> |</w:t>
+            </w:r>
+          </w:p>
+        </w:tc>
+        <w:tc>
+          <w:tcPr>
+            <w:tcW w:w="5386" w:type="dxa"/>
+            <w:tcBorders>
+              <w:top w:val="single" w:sz="4" w:space="0" w:color="000000"/>
+              <w:left w:val="single" w:sz="4" w:space="0" w:color="000000"/>
+              <w:bottom w:val="single" w:sz="4" w:space="0" w:color="000000"/>
+              <w:right w:val="single" w:sz="4" w:space="0" w:color="000000"/>
+            </w:tcBorders>
+          </w:tcPr>
+          <w:p>
+            <w:pPr>
+              <w:spacing w:before="0" w:line="240" w:lineRule="auto"/>
+              <w:rPr>
+                <w:rFonts w:ascii="BRH Malayalam Extra" w:eastAsia="Times New Roman" w:hAnsi="BRH Malayalam Extra" w:cs="BRH Malayalam Extra"/>
+                <w:color w:val="000000"/>
+                <w:sz w:val="40"/>
+                <w:szCs w:val="40"/>
+                <w:lang w:val="it-IT" w:eastAsia="en-IN" w:bidi="ml-IN"/>
+              </w:rPr>
+            </w:pPr>
+            <w:r>
+              <w:rPr>
+                <w:rFonts w:ascii="Latha" w:hAnsi="Latha" w:cs="Latha"/>
+                <w:sz w:val="28"/>
+                <w:szCs w:val="28"/>
+                <w:cs/>
+                <w:lang w:bidi="ta-IN"/>
+              </w:rPr>
+              <w:t>ஆ</w:t>
+            </w:r>
+            <w:r>
+              <w:rPr>
+                <w:rFonts w:ascii="BRH Tamil Tab Extra" w:hAnsi="BRH Tamil Tab Extra" w:cs="Latha"/>
+                <w:b/>
+                <w:sz w:val="32"/>
+                <w:szCs w:val="28"/>
+                <w:lang w:val="it-IT" w:bidi="ta-IN"/>
+              </w:rPr>
+              <w:t>…</w:t>
+            </w:r>
+            <w:r>
+              <w:rPr>
+                <w:rFonts w:ascii="Latha" w:hAnsi="Latha" w:cs="Latha"/>
+                <w:sz w:val="28"/>
+                <w:szCs w:val="28"/>
+                <w:cs/>
+                <w:lang w:bidi="ta-IN"/>
+              </w:rPr>
+              <w:t>ஹுர்</w:t>
+            </w:r>
+            <w:r>
+              <w:rPr>
+                <w:rFonts w:ascii="Latha" w:hAnsi="Latha" w:cs="Latha"/>
+                <w:sz w:val="28"/>
+                <w:szCs w:val="28"/>
+                <w:lang w:val="it-IT" w:bidi="ta-IN"/>
+              </w:rPr>
+              <w:t xml:space="preserve"> </w:t>
+            </w:r>
+            <w:r>
+              <w:rPr>
+                <w:rFonts w:ascii="Latha" w:hAnsi="Latha" w:cs="Latha"/>
+                <w:sz w:val="28"/>
+                <w:szCs w:val="28"/>
+                <w:cs/>
+                <w:lang w:bidi="ta-IN"/>
+              </w:rPr>
+              <w:t>மன</w:t>
+            </w:r>
+            <w:r>
+              <w:rPr>
+                <w:rFonts w:ascii="BRH Tamil Tab Extra" w:hAnsi="BRH Tamil Tab Extra" w:cs="Latha"/>
+                <w:b/>
+                <w:sz w:val="36"/>
+                <w:szCs w:val="28"/>
+                <w:lang w:val="it-IT" w:bidi="ta-IN"/>
+              </w:rPr>
+              <w:t>†</w:t>
+            </w:r>
+            <w:r>
+              <w:rPr>
+                <w:rFonts w:ascii="Latha" w:hAnsi="Latha" w:cs="Latha"/>
+                <w:sz w:val="28"/>
+                <w:szCs w:val="28"/>
+                <w:cs/>
+                <w:lang w:bidi="ta-IN"/>
+              </w:rPr>
+              <w:t>வ</w:t>
+            </w:r>
+            <w:r>
+              <w:rPr>
+                <w:rFonts w:ascii="Latha" w:hAnsi="Latha" w:cs="Latha"/>
+                <w:b/>
+                <w:bCs/>
+                <w:sz w:val="32"/>
+                <w:szCs w:val="32"/>
+                <w:cs/>
+                <w:lang w:bidi="ta-IN"/>
+              </w:rPr>
+              <w:t>:</w:t>
+            </w:r>
+            <w:r>
+              <w:rPr>
+                <w:rFonts w:ascii="Latha" w:hAnsi="Latha" w:cs="Latha"/>
+                <w:sz w:val="28"/>
+                <w:szCs w:val="28"/>
+                <w:lang w:val="it-IT" w:bidi="ta-IN"/>
+              </w:rPr>
+              <w:t xml:space="preserve"> | </w:t>
+            </w:r>
+            <w:r>
+              <w:rPr>
+                <w:rFonts w:ascii="Latha" w:hAnsi="Latha" w:cs="Latha"/>
+                <w:sz w:val="28"/>
+                <w:szCs w:val="28"/>
+                <w:cs/>
+                <w:lang w:bidi="ta-IN"/>
+              </w:rPr>
+              <w:t>மன</w:t>
+            </w:r>
+            <w:r>
+              <w:rPr>
+                <w:rFonts w:ascii="BRH Tamil Tab Extra" w:hAnsi="BRH Tamil Tab Extra" w:cs="Latha"/>
+                <w:b/>
+                <w:sz w:val="36"/>
+                <w:szCs w:val="28"/>
+                <w:lang w:val="it-IT" w:bidi="ta-IN"/>
+              </w:rPr>
+              <w:t>†</w:t>
+            </w:r>
+            <w:r>
+              <w:rPr>
+                <w:rFonts w:ascii="Latha" w:hAnsi="Latha" w:cs="Latha"/>
+                <w:sz w:val="28"/>
+                <w:szCs w:val="28"/>
+                <w:cs/>
+                <w:lang w:bidi="ta-IN"/>
+              </w:rPr>
+              <w:t>வ</w:t>
+            </w:r>
+            <w:r>
+              <w:rPr>
+                <w:rFonts w:ascii="Latha" w:hAnsi="Latha" w:cs="Latha"/>
+                <w:b/>
+                <w:bCs/>
+                <w:sz w:val="32"/>
+                <w:szCs w:val="32"/>
+                <w:cs/>
+                <w:lang w:bidi="ta-IN"/>
+              </w:rPr>
+              <w:t>:</w:t>
+            </w:r>
+            <w:r>
+              <w:rPr>
+                <w:rFonts w:ascii="Latha" w:hAnsi="Latha" w:cs="Latha"/>
+                <w:sz w:val="28"/>
+                <w:szCs w:val="28"/>
+                <w:lang w:val="it-IT" w:bidi="ta-IN"/>
+              </w:rPr>
+              <w:t xml:space="preserve"> </w:t>
+            </w:r>
+            <w:r>
+              <w:rPr>
+                <w:rFonts w:ascii="Latha" w:hAnsi="Latha" w:cs="Latha"/>
+                <w:sz w:val="28"/>
+                <w:szCs w:val="28"/>
+                <w:cs/>
+                <w:lang w:bidi="ta-IN"/>
+              </w:rPr>
+              <w:t>ஸ்தீ</w:t>
+            </w:r>
+            <w:r>
+              <w:rPr>
+                <w:rFonts w:ascii="BRH Tamil Tab Extra" w:hAnsi="BRH Tamil Tab Extra" w:cs="Latha"/>
+                <w:b/>
+                <w:sz w:val="32"/>
+                <w:szCs w:val="28"/>
+                <w:lang w:val="it-IT" w:bidi="ta-IN"/>
+              </w:rPr>
+              <w:t>…</w:t>
+            </w:r>
+            <w:r>
+              <w:rPr>
+                <w:rFonts w:ascii="Latha" w:hAnsi="Latha" w:cs="Latha"/>
+                <w:sz w:val="28"/>
+                <w:szCs w:val="28"/>
+                <w:cs/>
+                <w:lang w:bidi="ta-IN"/>
+              </w:rPr>
+              <w:t>ர்ணப</w:t>
+            </w:r>
+            <w:r>
+              <w:rPr>
+                <w:rFonts w:ascii="BRH Tamil Tab Extra" w:hAnsi="BRH Tamil Tab Extra" w:cs="Latha"/>
+                <w:b/>
+                <w:sz w:val="36"/>
+                <w:szCs w:val="28"/>
+                <w:lang w:val="it-IT" w:bidi="ta-IN"/>
+              </w:rPr>
+              <w:t>†</w:t>
+            </w:r>
+            <w:r>
+              <w:rPr>
+                <w:rFonts w:ascii="Latha" w:hAnsi="Latha" w:cs="Latha"/>
+                <w:b/>
+                <w:bCs/>
+                <w:position w:val="-12"/>
+                <w:sz w:val="28"/>
+                <w:szCs w:val="28"/>
+                <w:cs/>
+                <w:lang w:bidi="ta-IN"/>
+              </w:rPr>
+              <w:t>3</w:t>
+            </w:r>
+            <w:r>
+              <w:rPr>
+                <w:rFonts w:ascii="Latha" w:hAnsi="Latha" w:cs="Latha"/>
+                <w:sz w:val="28"/>
+                <w:szCs w:val="28"/>
+                <w:cs/>
+                <w:lang w:bidi="ta-IN"/>
+              </w:rPr>
+              <w:t>ர்</w:t>
+            </w:r>
+            <w:r>
+              <w:rPr>
+                <w:rFonts w:ascii="Latha" w:hAnsi="Latha" w:cs="Latha"/>
+                <w:b/>
+                <w:bCs/>
+                <w:sz w:val="32"/>
+                <w:szCs w:val="32"/>
+                <w:lang w:val="it-IT" w:bidi="ta-IN"/>
+              </w:rPr>
+              <w:t>.</w:t>
+            </w:r>
+            <w:r>
+              <w:rPr>
+                <w:rFonts w:ascii="Latha" w:hAnsi="Latha" w:cs="Latha"/>
+                <w:sz w:val="28"/>
+                <w:szCs w:val="28"/>
+                <w:cs/>
+                <w:lang w:bidi="ta-IN"/>
+              </w:rPr>
+              <w:t>ஹி</w:t>
+            </w:r>
+            <w:r>
+              <w:rPr>
+                <w:rFonts w:ascii="Latha" w:hAnsi="Latha" w:cs="Latha"/>
+                <w:sz w:val="28"/>
+                <w:szCs w:val="28"/>
+                <w:highlight w:val="green"/>
+                <w:cs/>
+                <w:lang w:bidi="ta-IN"/>
+              </w:rPr>
+              <w:t>ஷ</w:t>
+            </w:r>
+            <w:r>
+              <w:rPr>
+                <w:rFonts w:ascii="Latha" w:hAnsi="Latha" w:cs="Latha"/>
+                <w:sz w:val="28"/>
+                <w:szCs w:val="28"/>
+                <w:cs/>
+                <w:lang w:bidi="ta-IN"/>
+              </w:rPr>
+              <w:t>ம்</w:t>
+            </w:r>
+            <w:r>
+              <w:rPr>
+                <w:rFonts w:ascii="Latha" w:hAnsi="Latha" w:cs="Latha"/>
+                <w:sz w:val="28"/>
+                <w:szCs w:val="28"/>
+                <w:lang w:val="it-IT" w:bidi="ta-IN"/>
               </w:rPr>
               <w:t xml:space="preserve"> |</w:t>
             </w:r>
@@ -1813,6 +2505,7 @@
                 <w:szCs w:val="28"/>
                 <w:lang w:bidi="ta-IN"/>
               </w:rPr>
+              <w:lastRenderedPageBreak/>
               <w:t>TS 4.7.</w:t>
             </w:r>
             <w:r>
@@ -2267,7 +2960,6 @@
           <w:szCs w:val="32"/>
           <w:u w:val="single"/>
         </w:rPr>
-        <w:lastRenderedPageBreak/>
         <w:t xml:space="preserve">TS </w:t>
       </w:r>
       <w:r>
@@ -5631,6 +6323,7 @@
                 <w:sz w:val="28"/>
                 <w:szCs w:val="32"/>
               </w:rPr>
+              <w:lastRenderedPageBreak/>
               <w:t>T.S.4.7.14.1 – Kramam</w:t>
             </w:r>
           </w:p>
@@ -6373,7 +7066,6 @@
                 <w:sz w:val="28"/>
                 <w:szCs w:val="32"/>
               </w:rPr>
-              <w:lastRenderedPageBreak/>
               <w:t>T.S.4.7.14.2 – Kramam</w:t>
             </w:r>
           </w:p>
@@ -8947,6 +9639,7 @@
                 <w:sz w:val="32"/>
                 <w:szCs w:val="32"/>
               </w:rPr>
+              <w:lastRenderedPageBreak/>
               <w:t>Reference</w:t>
             </w:r>
           </w:p>
@@ -8973,6 +9666,7 @@
                 <w:sz w:val="32"/>
                 <w:szCs w:val="32"/>
               </w:rPr>
+              <w:lastRenderedPageBreak/>
               <w:t>As Printed</w:t>
             </w:r>
           </w:p>

--- a/TS-Kramam/TS-4.7/TS 4.7 Tamil Krama Paatam Corrections.docx
+++ b/TS-Kramam/TS-4.7/TS 4.7 Tamil Krama Paatam Corrections.docx
@@ -1,6 +1,6 @@
 
 <file path=word/document.xml><?xml version="1.0" encoding="utf-8"?>
-<w:document xmlns:wpc="http://schemas.microsoft.com/office/word/2010/wordprocessingCanvas" xmlns:cx="http://schemas.microsoft.com/office/drawing/2014/chartex" xmlns:cx1="http://schemas.microsoft.com/office/drawing/2015/9/8/chartex" xmlns:cx2="http://schemas.microsoft.com/office/drawing/2015/10/21/chartex" xmlns:cx3="http://schemas.microsoft.com/office/drawing/2016/5/9/chartex" xmlns:cx4="http://schemas.microsoft.com/office/drawing/2016/5/10/chartex" xmlns:cx5="http://schemas.microsoft.com/office/drawing/2016/5/11/chartex" xmlns:cx6="http://schemas.microsoft.com/office/drawing/2016/5/12/chartex" xmlns:cx7="http://schemas.microsoft.com/office/drawing/2016/5/13/chartex" xmlns:cx8="http://schemas.microsoft.com/office/drawing/2016/5/14/chartex" xmlns:mc="http://schemas.openxmlformats.org/markup-compatibility/2006" xmlns:aink="http://schemas.microsoft.com/office/drawing/2016/ink" xmlns:am3d="http://schemas.microsoft.com/office/drawing/2017/model3d" xmlns:o="urn:schemas-microsoft-com:office:office" xmlns:oel="http://schemas.microsoft.com/office/2019/extlst" xmlns:r="http://schemas.openxmlformats.org/officeDocument/2006/relationships" xmlns:m="http://schemas.openxmlformats.org/officeDocument/2006/math" xmlns:v="urn:schemas-microsoft-com:vml" xmlns:wp14="http://schemas.microsoft.com/office/word/2010/wordprocessingDrawing" xmlns:wp="http://schemas.openxmlformats.org/drawingml/2006/wordprocessingDrawing" xmlns:w10="urn:schemas-microsoft-com:office:word" xmlns:w="http://schemas.openxmlformats.org/wordprocessingml/2006/main" xmlns:w14="http://schemas.microsoft.com/office/word/2010/wordml" xmlns:w15="http://schemas.microsoft.com/office/word/2012/wordml" xmlns:w16cex="http://schemas.microsoft.com/office/word/2018/wordml/cex" xmlns:w16cid="http://schemas.microsoft.com/office/word/2016/wordml/cid" xmlns:w16="http://schemas.microsoft.com/office/word/2018/wordml" xmlns:w16du="http://schemas.microsoft.com/office/word/2023/wordml/word16du" xmlns:w16sdtdh="http://schemas.microsoft.com/office/word/2020/wordml/sdtdatahash" xmlns:w16sdtfl="http://schemas.microsoft.com/office/word/2024/wordml/sdtformatlock" xmlns:w16se="http://schemas.microsoft.com/office/word/2015/wordml/symex" xmlns:wpg="http://schemas.microsoft.com/office/word/2010/wordprocessingGroup" xmlns:wpi="http://schemas.microsoft.com/office/word/2010/wordprocessingInk" xmlns:wne="http://schemas.microsoft.com/office/word/2006/wordml" xmlns:wps="http://schemas.microsoft.com/office/word/2010/wordprocessingShape" mc:Ignorable="w14 w15 w16se w16cid w16 w16cex w16sdtdh w16sdtfl w16du wp14">
+<w:document xmlns:wpc="http://schemas.microsoft.com/office/word/2010/wordprocessingCanvas" xmlns:cx="http://schemas.microsoft.com/office/drawing/2014/chartex" xmlns:cx1="http://schemas.microsoft.com/office/drawing/2015/9/8/chartex" xmlns:cx2="http://schemas.microsoft.com/office/drawing/2015/10/21/chartex" xmlns:cx3="http://schemas.microsoft.com/office/drawing/2016/5/9/chartex" xmlns:cx4="http://schemas.microsoft.com/office/drawing/2016/5/10/chartex" xmlns:cx5="http://schemas.microsoft.com/office/drawing/2016/5/11/chartex" xmlns:cx6="http://schemas.microsoft.com/office/drawing/2016/5/12/chartex" xmlns:cx7="http://schemas.microsoft.com/office/drawing/2016/5/13/chartex" xmlns:cx8="http://schemas.microsoft.com/office/drawing/2016/5/14/chartex" xmlns:mc="http://schemas.openxmlformats.org/markup-compatibility/2006" xmlns:aink="http://schemas.microsoft.com/office/drawing/2016/ink" xmlns:am3d="http://schemas.microsoft.com/office/drawing/2017/model3d" xmlns:o="urn:schemas-microsoft-com:office:office" xmlns:oel="http://schemas.microsoft.com/office/2019/extlst" xmlns:r="http://schemas.openxmlformats.org/officeDocument/2006/relationships" xmlns:m="http://schemas.openxmlformats.org/officeDocument/2006/math" xmlns:v="urn:schemas-microsoft-com:vml" xmlns:wp14="http://schemas.microsoft.com/office/word/2010/wordprocessingDrawing" xmlns:wp="http://schemas.openxmlformats.org/drawingml/2006/wordprocessingDrawing" xmlns:w10="urn:schemas-microsoft-com:office:word" xmlns:w="http://schemas.openxmlformats.org/wordprocessingml/2006/main" xmlns:w14="http://schemas.microsoft.com/office/word/2010/wordml" xmlns:w15="http://schemas.microsoft.com/office/word/2012/wordml" xmlns:w16cei="http://schemas.microsoft.com/office/word/2026/wordml/cei" xmlns:w16cex="http://schemas.microsoft.com/office/word/2018/wordml/cex" xmlns:w16cid="http://schemas.microsoft.com/office/word/2016/wordml/cid" xmlns:w16="http://schemas.microsoft.com/office/word/2018/wordml" xmlns:w16du="http://schemas.microsoft.com/office/word/2023/wordml/word16du" xmlns:w16sdtdh="http://schemas.microsoft.com/office/word/2020/wordml/sdtdatahash" xmlns:w16sdtfl="http://schemas.microsoft.com/office/word/2024/wordml/sdtformatlock" xmlns:w16se="http://schemas.microsoft.com/office/word/2015/wordml/symex" xmlns:wpg="http://schemas.microsoft.com/office/word/2010/wordprocessingGroup" xmlns:wpi="http://schemas.microsoft.com/office/word/2010/wordprocessingInk" xmlns:wne="http://schemas.microsoft.com/office/word/2006/wordml" xmlns:wps="http://schemas.microsoft.com/office/word/2010/wordprocessingShape" mc:Ignorable="w14 w15 w16se w16cid w16 w16cex w16sdtdh w16sdtfl w16du wp14">
   <w:body>
     <w:p>
       <w:pPr>
@@ -81,7 +81,18 @@
           <w:szCs w:val="32"/>
           <w:u w:val="single"/>
         </w:rPr>
-        <w:t xml:space="preserve">Observed till </w:t>
+        <w:t xml:space="preserve">Observed </w:t>
+      </w:r>
+      <w:proofErr w:type="gramStart"/>
+      <w:r>
+        <w:rPr>
+          <w:b/>
+          <w:bCs/>
+          <w:sz w:val="32"/>
+          <w:szCs w:val="32"/>
+          <w:u w:val="single"/>
+        </w:rPr>
+        <w:t xml:space="preserve">till </w:t>
       </w:r>
       <w:r>
         <w:rPr>
@@ -94,6 +105,7 @@
         </w:rPr>
         <w:t>?????</w:t>
       </w:r>
+      <w:proofErr w:type="gramEnd"/>
     </w:p>
     <w:p>
       <w:pPr>
@@ -141,12 +153,16 @@
               <w:spacing w:before="0" w:line="240" w:lineRule="auto"/>
               <w:jc w:val="center"/>
               <w:rPr>
+                <w:b/>
+                <w:bCs/>
                 <w:sz w:val="32"/>
                 <w:szCs w:val="32"/>
               </w:rPr>
             </w:pPr>
             <w:r>
               <w:rPr>
+                <w:b/>
+                <w:bCs/>
                 <w:sz w:val="32"/>
                 <w:szCs w:val="32"/>
               </w:rPr>
@@ -158,12 +174,16 @@
               <w:spacing w:before="0" w:line="240" w:lineRule="auto"/>
               <w:jc w:val="center"/>
               <w:rPr>
+                <w:b/>
+                <w:bCs/>
                 <w:sz w:val="32"/>
                 <w:szCs w:val="32"/>
               </w:rPr>
             </w:pPr>
             <w:r>
               <w:rPr>
+                <w:b/>
+                <w:bCs/>
                 <w:sz w:val="32"/>
                 <w:szCs w:val="32"/>
               </w:rPr>
@@ -180,12 +200,16 @@
               <w:spacing w:before="0" w:line="240" w:lineRule="auto"/>
               <w:jc w:val="center"/>
               <w:rPr>
+                <w:b/>
+                <w:bCs/>
                 <w:sz w:val="32"/>
                 <w:szCs w:val="32"/>
               </w:rPr>
             </w:pPr>
             <w:r>
               <w:rPr>
+                <w:b/>
+                <w:bCs/>
                 <w:sz w:val="32"/>
                 <w:szCs w:val="32"/>
               </w:rPr>
@@ -203,12 +227,16 @@
               <w:ind w:right="-18"/>
               <w:jc w:val="center"/>
               <w:rPr>
+                <w:b/>
+                <w:bCs/>
                 <w:sz w:val="32"/>
                 <w:szCs w:val="32"/>
               </w:rPr>
             </w:pPr>
             <w:r>
               <w:rPr>
+                <w:b/>
+                <w:bCs/>
                 <w:sz w:val="32"/>
                 <w:szCs w:val="32"/>
               </w:rPr>
@@ -914,6 +942,15 @@
                 <w:rFonts w:ascii="Latha" w:hAnsi="Latha" w:cs="Latha"/>
                 <w:sz w:val="28"/>
                 <w:szCs w:val="28"/>
+                <w:lang w:val="it-IT" w:bidi="ta-IN"/>
+              </w:rPr>
+              <w:br/>
+            </w:r>
+            <w:r>
+              <w:rPr>
+                <w:rFonts w:ascii="Latha" w:hAnsi="Latha" w:cs="Latha"/>
+                <w:sz w:val="28"/>
+                <w:szCs w:val="28"/>
                 <w:cs/>
                 <w:lang w:bidi="ta-IN"/>
               </w:rPr>
@@ -1186,6 +1223,15 @@
                 <w:lang w:val="it-IT" w:bidi="ta-IN"/>
               </w:rPr>
               <w:t xml:space="preserve"> | </w:t>
+            </w:r>
+            <w:r>
+              <w:rPr>
+                <w:rFonts w:ascii="Latha" w:hAnsi="Latha" w:cs="Latha"/>
+                <w:sz w:val="28"/>
+                <w:szCs w:val="28"/>
+                <w:lang w:val="it-IT" w:bidi="ta-IN"/>
+              </w:rPr>
+              <w:br/>
             </w:r>
             <w:r>
               <w:rPr>
@@ -1810,6 +1856,74 @@
         </w:tc>
       </w:tr>
     </w:tbl>
+    <w:p>
+      <w:pPr>
+        <w:pBdr>
+          <w:bottom w:val="single" w:sz="6" w:space="1" w:color="auto"/>
+        </w:pBdr>
+        <w:jc w:val="center"/>
+        <w:rPr>
+          <w:b/>
+          <w:bCs/>
+          <w:sz w:val="32"/>
+          <w:szCs w:val="32"/>
+          <w:u w:val="single"/>
+          <w:lang w:val="it-IT"/>
+        </w:rPr>
+      </w:pPr>
+    </w:p>
+    <w:p>
+      <w:pPr>
+        <w:jc w:val="center"/>
+        <w:rPr>
+          <w:b/>
+          <w:bCs/>
+          <w:sz w:val="32"/>
+          <w:szCs w:val="32"/>
+          <w:u w:val="single"/>
+          <w:lang w:val="it-IT"/>
+        </w:rPr>
+      </w:pPr>
+    </w:p>
+    <w:p>
+      <w:pPr>
+        <w:jc w:val="center"/>
+        <w:rPr>
+          <w:b/>
+          <w:bCs/>
+          <w:sz w:val="32"/>
+          <w:szCs w:val="32"/>
+          <w:u w:val="single"/>
+          <w:lang w:val="it-IT"/>
+        </w:rPr>
+      </w:pPr>
+    </w:p>
+    <w:p>
+      <w:pPr>
+        <w:jc w:val="center"/>
+        <w:rPr>
+          <w:b/>
+          <w:bCs/>
+          <w:sz w:val="32"/>
+          <w:szCs w:val="32"/>
+          <w:u w:val="single"/>
+          <w:lang w:val="it-IT"/>
+        </w:rPr>
+      </w:pPr>
+    </w:p>
+    <w:p>
+      <w:pPr>
+        <w:jc w:val="center"/>
+        <w:rPr>
+          <w:b/>
+          <w:bCs/>
+          <w:sz w:val="32"/>
+          <w:szCs w:val="32"/>
+          <w:u w:val="single"/>
+          <w:lang w:val="it-IT"/>
+        </w:rPr>
+      </w:pPr>
+    </w:p>
     <w:p>
       <w:pPr>
         <w:jc w:val="center"/>
@@ -1855,6 +1969,7 @@
           <w:szCs w:val="32"/>
           <w:u w:val="single"/>
         </w:rPr>
+        <w:lastRenderedPageBreak/>
         <w:t xml:space="preserve">TS </w:t>
       </w:r>
       <w:r>
@@ -2505,7 +2620,6 @@
                 <w:szCs w:val="28"/>
                 <w:lang w:bidi="ta-IN"/>
               </w:rPr>
-              <w:lastRenderedPageBreak/>
               <w:t>TS 4.7.</w:t>
             </w:r>
             <w:r>
@@ -5016,8 +5130,17 @@
                 <w:b/>
                 <w:bCs/>
               </w:rPr>
-              <w:t>(visargam</w:t>
-            </w:r>
+              <w:t>(</w:t>
+            </w:r>
+            <w:proofErr w:type="spellStart"/>
+            <w:r>
+              <w:rPr>
+                <w:b/>
+                <w:bCs/>
+              </w:rPr>
+              <w:t>visargam</w:t>
+            </w:r>
+            <w:proofErr w:type="spellEnd"/>
             <w:r>
               <w:rPr>
                 <w:rFonts w:ascii="Cambria" w:eastAsia="Times New Roman" w:hAnsi="Cambria" w:cs="BRH Malayalam Extra"/>
@@ -5073,6 +5196,7 @@
                 <w:sz w:val="28"/>
                 <w:szCs w:val="32"/>
               </w:rPr>
+              <w:lastRenderedPageBreak/>
               <w:t>T.S.4.7.12.3 – Kramam</w:t>
             </w:r>
           </w:p>
@@ -6323,7 +6447,6 @@
                 <w:sz w:val="28"/>
                 <w:szCs w:val="32"/>
               </w:rPr>
-              <w:lastRenderedPageBreak/>
               <w:t>T.S.4.7.14.1 – Kramam</w:t>
             </w:r>
           </w:p>
@@ -7639,8 +7762,17 @@
                 <w:b/>
                 <w:bCs/>
               </w:rPr>
-              <w:t>(visaram</w:t>
-            </w:r>
+              <w:t>(</w:t>
+            </w:r>
+            <w:proofErr w:type="spellStart"/>
+            <w:r>
+              <w:rPr>
+                <w:b/>
+                <w:bCs/>
+              </w:rPr>
+              <w:t>visaram</w:t>
+            </w:r>
+            <w:proofErr w:type="spellEnd"/>
             <w:r>
               <w:rPr>
                 <w:rFonts w:ascii="Cambria" w:eastAsia="Times New Roman" w:hAnsi="Cambria" w:cs="BRH Malayalam Extra"/>
@@ -8221,12 +8353,21 @@
               </w:rPr>
               <w:t xml:space="preserve"> </w:t>
             </w:r>
-            <w:r>
-              <w:rPr>
-                <w:b/>
-                <w:bCs/>
-              </w:rPr>
-              <w:t>hraswam)</w:t>
+            <w:proofErr w:type="spellStart"/>
+            <w:r>
+              <w:rPr>
+                <w:b/>
+                <w:bCs/>
+              </w:rPr>
+              <w:t>hraswam</w:t>
+            </w:r>
+            <w:proofErr w:type="spellEnd"/>
+            <w:r>
+              <w:rPr>
+                <w:b/>
+                <w:bCs/>
+              </w:rPr>
+              <w:t>)</w:t>
             </w:r>
           </w:p>
         </w:tc>
@@ -9285,6 +9426,7 @@
           <w:szCs w:val="40"/>
           <w:lang w:val="en-IN" w:eastAsia="en-IN"/>
         </w:rPr>
+        <w:lastRenderedPageBreak/>
         <w:t>"</w:t>
       </w:r>
       <w:r>
@@ -9329,7 +9471,16 @@
           <w:bCs/>
           <w:sz w:val="32"/>
         </w:rPr>
-        <w:t>replaced with</w:t>
+        <w:t xml:space="preserve">replaced </w:t>
+      </w:r>
+      <w:proofErr w:type="gramStart"/>
+      <w:r>
+        <w:rPr>
+          <w:b/>
+          <w:bCs/>
+          <w:sz w:val="32"/>
+        </w:rPr>
+        <w:t>with</w:t>
       </w:r>
       <w:r>
         <w:rPr>
@@ -9351,6 +9502,7 @@
         </w:rPr>
         <w:t>"</w:t>
       </w:r>
+      <w:proofErr w:type="gramEnd"/>
       <w:r>
         <w:rPr>
           <w:rFonts w:ascii="Latha" w:hAnsi="Latha" w:cs="Latha"/>
@@ -9639,7 +9791,6 @@
                 <w:sz w:val="32"/>
                 <w:szCs w:val="32"/>
               </w:rPr>
-              <w:lastRenderedPageBreak/>
               <w:t>Reference</w:t>
             </w:r>
           </w:p>
@@ -9666,7 +9817,6 @@
                 <w:sz w:val="32"/>
                 <w:szCs w:val="32"/>
               </w:rPr>
-              <w:lastRenderedPageBreak/>
               <w:t>As Printed</w:t>
             </w:r>
           </w:p>
@@ -9821,7 +9971,7 @@
 </file>
 
 <file path=word/endnotes.xml><?xml version="1.0" encoding="utf-8"?>
-<w:endnotes xmlns:wpc="http://schemas.microsoft.com/office/word/2010/wordprocessingCanvas" xmlns:cx="http://schemas.microsoft.com/office/drawing/2014/chartex" xmlns:cx1="http://schemas.microsoft.com/office/drawing/2015/9/8/chartex" xmlns:cx2="http://schemas.microsoft.com/office/drawing/2015/10/21/chartex" xmlns:cx3="http://schemas.microsoft.com/office/drawing/2016/5/9/chartex" xmlns:cx4="http://schemas.microsoft.com/office/drawing/2016/5/10/chartex" xmlns:cx5="http://schemas.microsoft.com/office/drawing/2016/5/11/chartex" xmlns:cx6="http://schemas.microsoft.com/office/drawing/2016/5/12/chartex" xmlns:cx7="http://schemas.microsoft.com/office/drawing/2016/5/13/chartex" xmlns:cx8="http://schemas.microsoft.com/office/drawing/2016/5/14/chartex" xmlns:mc="http://schemas.openxmlformats.org/markup-compatibility/2006" xmlns:aink="http://schemas.microsoft.com/office/drawing/2016/ink" xmlns:am3d="http://schemas.microsoft.com/office/drawing/2017/model3d" xmlns:o="urn:schemas-microsoft-com:office:office" xmlns:oel="http://schemas.microsoft.com/office/2019/extlst" xmlns:r="http://schemas.openxmlformats.org/officeDocument/2006/relationships" xmlns:m="http://schemas.openxmlformats.org/officeDocument/2006/math" xmlns:v="urn:schemas-microsoft-com:vml" xmlns:wp14="http://schemas.microsoft.com/office/word/2010/wordprocessingDrawing" xmlns:wp="http://schemas.openxmlformats.org/drawingml/2006/wordprocessingDrawing" xmlns:w10="urn:schemas-microsoft-com:office:word" xmlns:w="http://schemas.openxmlformats.org/wordprocessingml/2006/main" xmlns:w14="http://schemas.microsoft.com/office/word/2010/wordml" xmlns:w15="http://schemas.microsoft.com/office/word/2012/wordml" xmlns:w16cex="http://schemas.microsoft.com/office/word/2018/wordml/cex" xmlns:w16cid="http://schemas.microsoft.com/office/word/2016/wordml/cid" xmlns:w16="http://schemas.microsoft.com/office/word/2018/wordml" xmlns:w16du="http://schemas.microsoft.com/office/word/2023/wordml/word16du" xmlns:w16sdtdh="http://schemas.microsoft.com/office/word/2020/wordml/sdtdatahash" xmlns:w16sdtfl="http://schemas.microsoft.com/office/word/2024/wordml/sdtformatlock" xmlns:w16se="http://schemas.microsoft.com/office/word/2015/wordml/symex" xmlns:wpg="http://schemas.microsoft.com/office/word/2010/wordprocessingGroup" xmlns:wpi="http://schemas.microsoft.com/office/word/2010/wordprocessingInk" xmlns:wne="http://schemas.microsoft.com/office/word/2006/wordml" xmlns:wps="http://schemas.microsoft.com/office/word/2010/wordprocessingShape" mc:Ignorable="w14 w15 w16se w16cid w16 w16cex w16sdtdh w16sdtfl w16du wp14">
+<w:endnotes xmlns:wpc="http://schemas.microsoft.com/office/word/2010/wordprocessingCanvas" xmlns:cx="http://schemas.microsoft.com/office/drawing/2014/chartex" xmlns:cx1="http://schemas.microsoft.com/office/drawing/2015/9/8/chartex" xmlns:cx2="http://schemas.microsoft.com/office/drawing/2015/10/21/chartex" xmlns:cx3="http://schemas.microsoft.com/office/drawing/2016/5/9/chartex" xmlns:cx4="http://schemas.microsoft.com/office/drawing/2016/5/10/chartex" xmlns:cx5="http://schemas.microsoft.com/office/drawing/2016/5/11/chartex" xmlns:cx6="http://schemas.microsoft.com/office/drawing/2016/5/12/chartex" xmlns:cx7="http://schemas.microsoft.com/office/drawing/2016/5/13/chartex" xmlns:cx8="http://schemas.microsoft.com/office/drawing/2016/5/14/chartex" xmlns:mc="http://schemas.openxmlformats.org/markup-compatibility/2006" xmlns:aink="http://schemas.microsoft.com/office/drawing/2016/ink" xmlns:am3d="http://schemas.microsoft.com/office/drawing/2017/model3d" xmlns:o="urn:schemas-microsoft-com:office:office" xmlns:oel="http://schemas.microsoft.com/office/2019/extlst" xmlns:r="http://schemas.openxmlformats.org/officeDocument/2006/relationships" xmlns:m="http://schemas.openxmlformats.org/officeDocument/2006/math" xmlns:v="urn:schemas-microsoft-com:vml" xmlns:wp14="http://schemas.microsoft.com/office/word/2010/wordprocessingDrawing" xmlns:wp="http://schemas.openxmlformats.org/drawingml/2006/wordprocessingDrawing" xmlns:w10="urn:schemas-microsoft-com:office:word" xmlns:w="http://schemas.openxmlformats.org/wordprocessingml/2006/main" xmlns:w14="http://schemas.microsoft.com/office/word/2010/wordml" xmlns:w15="http://schemas.microsoft.com/office/word/2012/wordml" xmlns:w16cei="http://schemas.microsoft.com/office/word/2026/wordml/cei" xmlns:w16cex="http://schemas.microsoft.com/office/word/2018/wordml/cex" xmlns:w16cid="http://schemas.microsoft.com/office/word/2016/wordml/cid" xmlns:w16="http://schemas.microsoft.com/office/word/2018/wordml" xmlns:w16du="http://schemas.microsoft.com/office/word/2023/wordml/word16du" xmlns:w16sdtdh="http://schemas.microsoft.com/office/word/2020/wordml/sdtdatahash" xmlns:w16sdtfl="http://schemas.microsoft.com/office/word/2024/wordml/sdtformatlock" xmlns:w16se="http://schemas.microsoft.com/office/word/2015/wordml/symex" xmlns:wpg="http://schemas.microsoft.com/office/word/2010/wordprocessingGroup" xmlns:wpi="http://schemas.microsoft.com/office/word/2010/wordprocessingInk" xmlns:wne="http://schemas.microsoft.com/office/word/2006/wordml" xmlns:wps="http://schemas.microsoft.com/office/word/2010/wordprocessingShape" mc:Ignorable="w14 w15 w16se w16cid w16 w16cex w16sdtdh w16sdtfl w16du wp14">
   <w:endnote w:type="separator" w:id="-1">
     <w:p>
       <w:pPr>
@@ -9846,12 +9996,13 @@
 </file>
 
 <file path=word/footer1.xml><?xml version="1.0" encoding="utf-8"?>
-<w:ftr xmlns:wpc="http://schemas.microsoft.com/office/word/2010/wordprocessingCanvas" xmlns:cx="http://schemas.microsoft.com/office/drawing/2014/chartex" xmlns:cx1="http://schemas.microsoft.com/office/drawing/2015/9/8/chartex" xmlns:cx2="http://schemas.microsoft.com/office/drawing/2015/10/21/chartex" xmlns:cx3="http://schemas.microsoft.com/office/drawing/2016/5/9/chartex" xmlns:cx4="http://schemas.microsoft.com/office/drawing/2016/5/10/chartex" xmlns:cx5="http://schemas.microsoft.com/office/drawing/2016/5/11/chartex" xmlns:cx6="http://schemas.microsoft.com/office/drawing/2016/5/12/chartex" xmlns:cx7="http://schemas.microsoft.com/office/drawing/2016/5/13/chartex" xmlns:cx8="http://schemas.microsoft.com/office/drawing/2016/5/14/chartex" xmlns:mc="http://schemas.openxmlformats.org/markup-compatibility/2006" xmlns:aink="http://schemas.microsoft.com/office/drawing/2016/ink" xmlns:am3d="http://schemas.microsoft.com/office/drawing/2017/model3d" xmlns:o="urn:schemas-microsoft-com:office:office" xmlns:oel="http://schemas.microsoft.com/office/2019/extlst" xmlns:r="http://schemas.openxmlformats.org/officeDocument/2006/relationships" xmlns:m="http://schemas.openxmlformats.org/officeDocument/2006/math" xmlns:v="urn:schemas-microsoft-com:vml" xmlns:wp14="http://schemas.microsoft.com/office/word/2010/wordprocessingDrawing" xmlns:wp="http://schemas.openxmlformats.org/drawingml/2006/wordprocessingDrawing" xmlns:w10="urn:schemas-microsoft-com:office:word" xmlns:w="http://schemas.openxmlformats.org/wordprocessingml/2006/main" xmlns:w14="http://schemas.microsoft.com/office/word/2010/wordml" xmlns:w15="http://schemas.microsoft.com/office/word/2012/wordml" xmlns:w16cex="http://schemas.microsoft.com/office/word/2018/wordml/cex" xmlns:w16cid="http://schemas.microsoft.com/office/word/2016/wordml/cid" xmlns:w16="http://schemas.microsoft.com/office/word/2018/wordml" xmlns:w16du="http://schemas.microsoft.com/office/word/2023/wordml/word16du" xmlns:w16sdtdh="http://schemas.microsoft.com/office/word/2020/wordml/sdtdatahash" xmlns:w16sdtfl="http://schemas.microsoft.com/office/word/2024/wordml/sdtformatlock" xmlns:w16se="http://schemas.microsoft.com/office/word/2015/wordml/symex" xmlns:wpg="http://schemas.microsoft.com/office/word/2010/wordprocessingGroup" xmlns:wpi="http://schemas.microsoft.com/office/word/2010/wordprocessingInk" xmlns:wne="http://schemas.microsoft.com/office/word/2006/wordml" xmlns:wps="http://schemas.microsoft.com/office/word/2010/wordprocessingShape" mc:Ignorable="w14 w15 w16se w16cid w16 w16cex w16sdtdh w16sdtfl w16du wp14">
+<w:ftr xmlns:wpc="http://schemas.microsoft.com/office/word/2010/wordprocessingCanvas" xmlns:cx="http://schemas.microsoft.com/office/drawing/2014/chartex" xmlns:cx1="http://schemas.microsoft.com/office/drawing/2015/9/8/chartex" xmlns:cx2="http://schemas.microsoft.com/office/drawing/2015/10/21/chartex" xmlns:cx3="http://schemas.microsoft.com/office/drawing/2016/5/9/chartex" xmlns:cx4="http://schemas.microsoft.com/office/drawing/2016/5/10/chartex" xmlns:cx5="http://schemas.microsoft.com/office/drawing/2016/5/11/chartex" xmlns:cx6="http://schemas.microsoft.com/office/drawing/2016/5/12/chartex" xmlns:cx7="http://schemas.microsoft.com/office/drawing/2016/5/13/chartex" xmlns:cx8="http://schemas.microsoft.com/office/drawing/2016/5/14/chartex" xmlns:mc="http://schemas.openxmlformats.org/markup-compatibility/2006" xmlns:aink="http://schemas.microsoft.com/office/drawing/2016/ink" xmlns:am3d="http://schemas.microsoft.com/office/drawing/2017/model3d" xmlns:o="urn:schemas-microsoft-com:office:office" xmlns:oel="http://schemas.microsoft.com/office/2019/extlst" xmlns:r="http://schemas.openxmlformats.org/officeDocument/2006/relationships" xmlns:m="http://schemas.openxmlformats.org/officeDocument/2006/math" xmlns:v="urn:schemas-microsoft-com:vml" xmlns:wp14="http://schemas.microsoft.com/office/word/2010/wordprocessingDrawing" xmlns:wp="http://schemas.openxmlformats.org/drawingml/2006/wordprocessingDrawing" xmlns:w10="urn:schemas-microsoft-com:office:word" xmlns:w="http://schemas.openxmlformats.org/wordprocessingml/2006/main" xmlns:w14="http://schemas.microsoft.com/office/word/2010/wordml" xmlns:w15="http://schemas.microsoft.com/office/word/2012/wordml" xmlns:w16cei="http://schemas.microsoft.com/office/word/2026/wordml/cei" xmlns:w16cex="http://schemas.microsoft.com/office/word/2018/wordml/cex" xmlns:w16cid="http://schemas.microsoft.com/office/word/2016/wordml/cid" xmlns:w16="http://schemas.microsoft.com/office/word/2018/wordml" xmlns:w16du="http://schemas.microsoft.com/office/word/2023/wordml/word16du" xmlns:w16sdtdh="http://schemas.microsoft.com/office/word/2020/wordml/sdtdatahash" xmlns:w16sdtfl="http://schemas.microsoft.com/office/word/2024/wordml/sdtformatlock" xmlns:w16se="http://schemas.microsoft.com/office/word/2015/wordml/symex" xmlns:wpg="http://schemas.microsoft.com/office/word/2010/wordprocessingGroup" xmlns:wpi="http://schemas.microsoft.com/office/word/2010/wordprocessingInk" xmlns:wne="http://schemas.microsoft.com/office/word/2006/wordml" xmlns:wps="http://schemas.microsoft.com/office/word/2010/wordprocessingShape" mc:Ignorable="w14 w15 w16se w16cid w16 w16cex w16sdtdh w16sdtfl w16du wp14">
   <w:p>
     <w:pPr>
       <w:pBdr>
         <w:top w:val="single" w:sz="4" w:space="1" w:color="auto"/>
       </w:pBdr>
+      <w:jc w:val="right"/>
       <w:rPr>
         <w:b/>
         <w:bCs/>
@@ -9898,14 +10049,21 @@
         <w:bCs/>
       </w:rPr>
       <w:tab/>
-      <w:t xml:space="preserve">              v</w:t>
+      <w:t xml:space="preserve">             </w:t>
     </w:r>
     <w:r>
       <w:rPr>
         <w:b/>
         <w:bCs/>
       </w:rPr>
-      <w:t>edavms@gmail.com</w:t>
+      <w:t>www.vedavms.in</w:t>
+    </w:r>
+    <w:r>
+      <w:rPr>
+        <w:b/>
+        <w:bCs/>
+      </w:rPr>
+      <w:t xml:space="preserve"> </w:t>
     </w:r>
     <w:r>
       <w:rPr>
@@ -9927,6 +10085,9 @@
     </w:r>
     <w:r>
       <w:tab/>
+    </w:r>
+    <w:r>
+      <w:t xml:space="preserve">                      </w:t>
     </w:r>
     <w:r>
       <w:tab/>
@@ -10027,7 +10188,7 @@
 </file>
 
 <file path=word/footer2.xml><?xml version="1.0" encoding="utf-8"?>
-<w:ftr xmlns:wpc="http://schemas.microsoft.com/office/word/2010/wordprocessingCanvas" xmlns:cx="http://schemas.microsoft.com/office/drawing/2014/chartex" xmlns:cx1="http://schemas.microsoft.com/office/drawing/2015/9/8/chartex" xmlns:cx2="http://schemas.microsoft.com/office/drawing/2015/10/21/chartex" xmlns:cx3="http://schemas.microsoft.com/office/drawing/2016/5/9/chartex" xmlns:cx4="http://schemas.microsoft.com/office/drawing/2016/5/10/chartex" xmlns:cx5="http://schemas.microsoft.com/office/drawing/2016/5/11/chartex" xmlns:cx6="http://schemas.microsoft.com/office/drawing/2016/5/12/chartex" xmlns:cx7="http://schemas.microsoft.com/office/drawing/2016/5/13/chartex" xmlns:cx8="http://schemas.microsoft.com/office/drawing/2016/5/14/chartex" xmlns:mc="http://schemas.openxmlformats.org/markup-compatibility/2006" xmlns:aink="http://schemas.microsoft.com/office/drawing/2016/ink" xmlns:am3d="http://schemas.microsoft.com/office/drawing/2017/model3d" xmlns:o="urn:schemas-microsoft-com:office:office" xmlns:oel="http://schemas.microsoft.com/office/2019/extlst" xmlns:r="http://schemas.openxmlformats.org/officeDocument/2006/relationships" xmlns:m="http://schemas.openxmlformats.org/officeDocument/2006/math" xmlns:v="urn:schemas-microsoft-com:vml" xmlns:wp14="http://schemas.microsoft.com/office/word/2010/wordprocessingDrawing" xmlns:wp="http://schemas.openxmlformats.org/drawingml/2006/wordprocessingDrawing" xmlns:w10="urn:schemas-microsoft-com:office:word" xmlns:w="http://schemas.openxmlformats.org/wordprocessingml/2006/main" xmlns:w14="http://schemas.microsoft.com/office/word/2010/wordml" xmlns:w15="http://schemas.microsoft.com/office/word/2012/wordml" xmlns:w16cex="http://schemas.microsoft.com/office/word/2018/wordml/cex" xmlns:w16cid="http://schemas.microsoft.com/office/word/2016/wordml/cid" xmlns:w16="http://schemas.microsoft.com/office/word/2018/wordml" xmlns:w16du="http://schemas.microsoft.com/office/word/2023/wordml/word16du" xmlns:w16sdtdh="http://schemas.microsoft.com/office/word/2020/wordml/sdtdatahash" xmlns:w16sdtfl="http://schemas.microsoft.com/office/word/2024/wordml/sdtformatlock" xmlns:w16se="http://schemas.microsoft.com/office/word/2015/wordml/symex" xmlns:wpg="http://schemas.microsoft.com/office/word/2010/wordprocessingGroup" xmlns:wpi="http://schemas.microsoft.com/office/word/2010/wordprocessingInk" xmlns:wne="http://schemas.microsoft.com/office/word/2006/wordml" xmlns:wps="http://schemas.microsoft.com/office/word/2010/wordprocessingShape" mc:Ignorable="w14 w15 w16se w16cid w16 w16cex w16sdtdh w16sdtfl w16du wp14">
+<w:ftr xmlns:wpc="http://schemas.microsoft.com/office/word/2010/wordprocessingCanvas" xmlns:cx="http://schemas.microsoft.com/office/drawing/2014/chartex" xmlns:cx1="http://schemas.microsoft.com/office/drawing/2015/9/8/chartex" xmlns:cx2="http://schemas.microsoft.com/office/drawing/2015/10/21/chartex" xmlns:cx3="http://schemas.microsoft.com/office/drawing/2016/5/9/chartex" xmlns:cx4="http://schemas.microsoft.com/office/drawing/2016/5/10/chartex" xmlns:cx5="http://schemas.microsoft.com/office/drawing/2016/5/11/chartex" xmlns:cx6="http://schemas.microsoft.com/office/drawing/2016/5/12/chartex" xmlns:cx7="http://schemas.microsoft.com/office/drawing/2016/5/13/chartex" xmlns:cx8="http://schemas.microsoft.com/office/drawing/2016/5/14/chartex" xmlns:mc="http://schemas.openxmlformats.org/markup-compatibility/2006" xmlns:aink="http://schemas.microsoft.com/office/drawing/2016/ink" xmlns:am3d="http://schemas.microsoft.com/office/drawing/2017/model3d" xmlns:o="urn:schemas-microsoft-com:office:office" xmlns:oel="http://schemas.microsoft.com/office/2019/extlst" xmlns:r="http://schemas.openxmlformats.org/officeDocument/2006/relationships" xmlns:m="http://schemas.openxmlformats.org/officeDocument/2006/math" xmlns:v="urn:schemas-microsoft-com:vml" xmlns:wp14="http://schemas.microsoft.com/office/word/2010/wordprocessingDrawing" xmlns:wp="http://schemas.openxmlformats.org/drawingml/2006/wordprocessingDrawing" xmlns:w10="urn:schemas-microsoft-com:office:word" xmlns:w="http://schemas.openxmlformats.org/wordprocessingml/2006/main" xmlns:w14="http://schemas.microsoft.com/office/word/2010/wordml" xmlns:w15="http://schemas.microsoft.com/office/word/2012/wordml" xmlns:w16cei="http://schemas.microsoft.com/office/word/2026/wordml/cei" xmlns:w16cex="http://schemas.microsoft.com/office/word/2018/wordml/cex" xmlns:w16cid="http://schemas.microsoft.com/office/word/2016/wordml/cid" xmlns:w16="http://schemas.microsoft.com/office/word/2018/wordml" xmlns:w16du="http://schemas.microsoft.com/office/word/2023/wordml/word16du" xmlns:w16sdtdh="http://schemas.microsoft.com/office/word/2020/wordml/sdtdatahash" xmlns:w16sdtfl="http://schemas.microsoft.com/office/word/2024/wordml/sdtformatlock" xmlns:w16se="http://schemas.microsoft.com/office/word/2015/wordml/symex" xmlns:wpg="http://schemas.microsoft.com/office/word/2010/wordprocessingGroup" xmlns:wpi="http://schemas.microsoft.com/office/word/2010/wordprocessingInk" xmlns:wne="http://schemas.microsoft.com/office/word/2006/wordml" xmlns:wps="http://schemas.microsoft.com/office/word/2010/wordprocessingShape" mc:Ignorable="w14 w15 w16se w16cid w16 w16cex w16sdtdh w16sdtfl w16du wp14">
   <w:p>
     <w:pPr>
       <w:pBdr>
@@ -10229,7 +10390,7 @@
 </file>
 
 <file path=word/footnotes.xml><?xml version="1.0" encoding="utf-8"?>
-<w:footnotes xmlns:wpc="http://schemas.microsoft.com/office/word/2010/wordprocessingCanvas" xmlns:cx="http://schemas.microsoft.com/office/drawing/2014/chartex" xmlns:cx1="http://schemas.microsoft.com/office/drawing/2015/9/8/chartex" xmlns:cx2="http://schemas.microsoft.com/office/drawing/2015/10/21/chartex" xmlns:cx3="http://schemas.microsoft.com/office/drawing/2016/5/9/chartex" xmlns:cx4="http://schemas.microsoft.com/office/drawing/2016/5/10/chartex" xmlns:cx5="http://schemas.microsoft.com/office/drawing/2016/5/11/chartex" xmlns:cx6="http://schemas.microsoft.com/office/drawing/2016/5/12/chartex" xmlns:cx7="http://schemas.microsoft.com/office/drawing/2016/5/13/chartex" xmlns:cx8="http://schemas.microsoft.com/office/drawing/2016/5/14/chartex" xmlns:mc="http://schemas.openxmlformats.org/markup-compatibility/2006" xmlns:aink="http://schemas.microsoft.com/office/drawing/2016/ink" xmlns:am3d="http://schemas.microsoft.com/office/drawing/2017/model3d" xmlns:o="urn:schemas-microsoft-com:office:office" xmlns:oel="http://schemas.microsoft.com/office/2019/extlst" xmlns:r="http://schemas.openxmlformats.org/officeDocument/2006/relationships" xmlns:m="http://schemas.openxmlformats.org/officeDocument/2006/math" xmlns:v="urn:schemas-microsoft-com:vml" xmlns:wp14="http://schemas.microsoft.com/office/word/2010/wordprocessingDrawing" xmlns:wp="http://schemas.openxmlformats.org/drawingml/2006/wordprocessingDrawing" xmlns:w10="urn:schemas-microsoft-com:office:word" xmlns:w="http://schemas.openxmlformats.org/wordprocessingml/2006/main" xmlns:w14="http://schemas.microsoft.com/office/word/2010/wordml" xmlns:w15="http://schemas.microsoft.com/office/word/2012/wordml" xmlns:w16cex="http://schemas.microsoft.com/office/word/2018/wordml/cex" xmlns:w16cid="http://schemas.microsoft.com/office/word/2016/wordml/cid" xmlns:w16="http://schemas.microsoft.com/office/word/2018/wordml" xmlns:w16du="http://schemas.microsoft.com/office/word/2023/wordml/word16du" xmlns:w16sdtdh="http://schemas.microsoft.com/office/word/2020/wordml/sdtdatahash" xmlns:w16sdtfl="http://schemas.microsoft.com/office/word/2024/wordml/sdtformatlock" xmlns:w16se="http://schemas.microsoft.com/office/word/2015/wordml/symex" xmlns:wpg="http://schemas.microsoft.com/office/word/2010/wordprocessingGroup" xmlns:wpi="http://schemas.microsoft.com/office/word/2010/wordprocessingInk" xmlns:wne="http://schemas.microsoft.com/office/word/2006/wordml" xmlns:wps="http://schemas.microsoft.com/office/word/2010/wordprocessingShape" mc:Ignorable="w14 w15 w16se w16cid w16 w16cex w16sdtdh w16sdtfl w16du wp14">
+<w:footnotes xmlns:wpc="http://schemas.microsoft.com/office/word/2010/wordprocessingCanvas" xmlns:cx="http://schemas.microsoft.com/office/drawing/2014/chartex" xmlns:cx1="http://schemas.microsoft.com/office/drawing/2015/9/8/chartex" xmlns:cx2="http://schemas.microsoft.com/office/drawing/2015/10/21/chartex" xmlns:cx3="http://schemas.microsoft.com/office/drawing/2016/5/9/chartex" xmlns:cx4="http://schemas.microsoft.com/office/drawing/2016/5/10/chartex" xmlns:cx5="http://schemas.microsoft.com/office/drawing/2016/5/11/chartex" xmlns:cx6="http://schemas.microsoft.com/office/drawing/2016/5/12/chartex" xmlns:cx7="http://schemas.microsoft.com/office/drawing/2016/5/13/chartex" xmlns:cx8="http://schemas.microsoft.com/office/drawing/2016/5/14/chartex" xmlns:mc="http://schemas.openxmlformats.org/markup-compatibility/2006" xmlns:aink="http://schemas.microsoft.com/office/drawing/2016/ink" xmlns:am3d="http://schemas.microsoft.com/office/drawing/2017/model3d" xmlns:o="urn:schemas-microsoft-com:office:office" xmlns:oel="http://schemas.microsoft.com/office/2019/extlst" xmlns:r="http://schemas.openxmlformats.org/officeDocument/2006/relationships" xmlns:m="http://schemas.openxmlformats.org/officeDocument/2006/math" xmlns:v="urn:schemas-microsoft-com:vml" xmlns:wp14="http://schemas.microsoft.com/office/word/2010/wordprocessingDrawing" xmlns:wp="http://schemas.openxmlformats.org/drawingml/2006/wordprocessingDrawing" xmlns:w10="urn:schemas-microsoft-com:office:word" xmlns:w="http://schemas.openxmlformats.org/wordprocessingml/2006/main" xmlns:w14="http://schemas.microsoft.com/office/word/2010/wordml" xmlns:w15="http://schemas.microsoft.com/office/word/2012/wordml" xmlns:w16cei="http://schemas.microsoft.com/office/word/2026/wordml/cei" xmlns:w16cex="http://schemas.microsoft.com/office/word/2018/wordml/cex" xmlns:w16cid="http://schemas.microsoft.com/office/word/2016/wordml/cid" xmlns:w16="http://schemas.microsoft.com/office/word/2018/wordml" xmlns:w16du="http://schemas.microsoft.com/office/word/2023/wordml/word16du" xmlns:w16sdtdh="http://schemas.microsoft.com/office/word/2020/wordml/sdtdatahash" xmlns:w16sdtfl="http://schemas.microsoft.com/office/word/2024/wordml/sdtformatlock" xmlns:w16se="http://schemas.microsoft.com/office/word/2015/wordml/symex" xmlns:wpg="http://schemas.microsoft.com/office/word/2010/wordprocessingGroup" xmlns:wpi="http://schemas.microsoft.com/office/word/2010/wordprocessingInk" xmlns:wne="http://schemas.microsoft.com/office/word/2006/wordml" xmlns:wps="http://schemas.microsoft.com/office/word/2010/wordprocessingShape" mc:Ignorable="w14 w15 w16se w16cid w16 w16cex w16sdtdh w16sdtfl w16du wp14">
   <w:footnote w:type="separator" w:id="-1">
     <w:p>
       <w:pPr>
@@ -10254,7 +10415,7 @@
 </file>
 
 <file path=word/header1.xml><?xml version="1.0" encoding="utf-8"?>
-<w:hdr xmlns:wpc="http://schemas.microsoft.com/office/word/2010/wordprocessingCanvas" xmlns:cx="http://schemas.microsoft.com/office/drawing/2014/chartex" xmlns:cx1="http://schemas.microsoft.com/office/drawing/2015/9/8/chartex" xmlns:cx2="http://schemas.microsoft.com/office/drawing/2015/10/21/chartex" xmlns:cx3="http://schemas.microsoft.com/office/drawing/2016/5/9/chartex" xmlns:cx4="http://schemas.microsoft.com/office/drawing/2016/5/10/chartex" xmlns:cx5="http://schemas.microsoft.com/office/drawing/2016/5/11/chartex" xmlns:cx6="http://schemas.microsoft.com/office/drawing/2016/5/12/chartex" xmlns:cx7="http://schemas.microsoft.com/office/drawing/2016/5/13/chartex" xmlns:cx8="http://schemas.microsoft.com/office/drawing/2016/5/14/chartex" xmlns:mc="http://schemas.openxmlformats.org/markup-compatibility/2006" xmlns:aink="http://schemas.microsoft.com/office/drawing/2016/ink" xmlns:am3d="http://schemas.microsoft.com/office/drawing/2017/model3d" xmlns:o="urn:schemas-microsoft-com:office:office" xmlns:oel="http://schemas.microsoft.com/office/2019/extlst" xmlns:r="http://schemas.openxmlformats.org/officeDocument/2006/relationships" xmlns:m="http://schemas.openxmlformats.org/officeDocument/2006/math" xmlns:v="urn:schemas-microsoft-com:vml" xmlns:wp14="http://schemas.microsoft.com/office/word/2010/wordprocessingDrawing" xmlns:wp="http://schemas.openxmlformats.org/drawingml/2006/wordprocessingDrawing" xmlns:w10="urn:schemas-microsoft-com:office:word" xmlns:w="http://schemas.openxmlformats.org/wordprocessingml/2006/main" xmlns:w14="http://schemas.microsoft.com/office/word/2010/wordml" xmlns:w15="http://schemas.microsoft.com/office/word/2012/wordml" xmlns:w16cex="http://schemas.microsoft.com/office/word/2018/wordml/cex" xmlns:w16cid="http://schemas.microsoft.com/office/word/2016/wordml/cid" xmlns:w16="http://schemas.microsoft.com/office/word/2018/wordml" xmlns:w16du="http://schemas.microsoft.com/office/word/2023/wordml/word16du" xmlns:w16sdtdh="http://schemas.microsoft.com/office/word/2020/wordml/sdtdatahash" xmlns:w16sdtfl="http://schemas.microsoft.com/office/word/2024/wordml/sdtformatlock" xmlns:w16se="http://schemas.microsoft.com/office/word/2015/wordml/symex" xmlns:wpg="http://schemas.microsoft.com/office/word/2010/wordprocessingGroup" xmlns:wpi="http://schemas.microsoft.com/office/word/2010/wordprocessingInk" xmlns:wne="http://schemas.microsoft.com/office/word/2006/wordml" xmlns:wps="http://schemas.microsoft.com/office/word/2010/wordprocessingShape" mc:Ignorable="w14 w15 w16se w16cid w16 w16cex w16sdtdh w16sdtfl w16du wp14">
+<w:hdr xmlns:wpc="http://schemas.microsoft.com/office/word/2010/wordprocessingCanvas" xmlns:cx="http://schemas.microsoft.com/office/drawing/2014/chartex" xmlns:cx1="http://schemas.microsoft.com/office/drawing/2015/9/8/chartex" xmlns:cx2="http://schemas.microsoft.com/office/drawing/2015/10/21/chartex" xmlns:cx3="http://schemas.microsoft.com/office/drawing/2016/5/9/chartex" xmlns:cx4="http://schemas.microsoft.com/office/drawing/2016/5/10/chartex" xmlns:cx5="http://schemas.microsoft.com/office/drawing/2016/5/11/chartex" xmlns:cx6="http://schemas.microsoft.com/office/drawing/2016/5/12/chartex" xmlns:cx7="http://schemas.microsoft.com/office/drawing/2016/5/13/chartex" xmlns:cx8="http://schemas.microsoft.com/office/drawing/2016/5/14/chartex" xmlns:mc="http://schemas.openxmlformats.org/markup-compatibility/2006" xmlns:aink="http://schemas.microsoft.com/office/drawing/2016/ink" xmlns:am3d="http://schemas.microsoft.com/office/drawing/2017/model3d" xmlns:o="urn:schemas-microsoft-com:office:office" xmlns:oel="http://schemas.microsoft.com/office/2019/extlst" xmlns:r="http://schemas.openxmlformats.org/officeDocument/2006/relationships" xmlns:m="http://schemas.openxmlformats.org/officeDocument/2006/math" xmlns:v="urn:schemas-microsoft-com:vml" xmlns:wp14="http://schemas.microsoft.com/office/word/2010/wordprocessingDrawing" xmlns:wp="http://schemas.openxmlformats.org/drawingml/2006/wordprocessingDrawing" xmlns:w10="urn:schemas-microsoft-com:office:word" xmlns:w="http://schemas.openxmlformats.org/wordprocessingml/2006/main" xmlns:w14="http://schemas.microsoft.com/office/word/2010/wordml" xmlns:w15="http://schemas.microsoft.com/office/word/2012/wordml" xmlns:w16cei="http://schemas.microsoft.com/office/word/2026/wordml/cei" xmlns:w16cex="http://schemas.microsoft.com/office/word/2018/wordml/cex" xmlns:w16cid="http://schemas.microsoft.com/office/word/2016/wordml/cid" xmlns:w16="http://schemas.microsoft.com/office/word/2018/wordml" xmlns:w16du="http://schemas.microsoft.com/office/word/2023/wordml/word16du" xmlns:w16sdtdh="http://schemas.microsoft.com/office/word/2020/wordml/sdtdatahash" xmlns:w16sdtfl="http://schemas.microsoft.com/office/word/2024/wordml/sdtformatlock" xmlns:w16se="http://schemas.microsoft.com/office/word/2015/wordml/symex" xmlns:wpg="http://schemas.microsoft.com/office/word/2010/wordprocessingGroup" xmlns:wpi="http://schemas.microsoft.com/office/word/2010/wordprocessingInk" xmlns:wne="http://schemas.microsoft.com/office/word/2006/wordml" xmlns:wps="http://schemas.microsoft.com/office/word/2010/wordprocessingShape" mc:Ignorable="w14 w15 w16se w16cid w16 w16cex w16sdtdh w16sdtfl w16du wp14">
   <w:p>
     <w:pPr>
       <w:pStyle w:val="Header"/>
@@ -10267,7 +10428,7 @@
 </file>
 
 <file path=word/header2.xml><?xml version="1.0" encoding="utf-8"?>
-<w:hdr xmlns:wpc="http://schemas.microsoft.com/office/word/2010/wordprocessingCanvas" xmlns:cx="http://schemas.microsoft.com/office/drawing/2014/chartex" xmlns:cx1="http://schemas.microsoft.com/office/drawing/2015/9/8/chartex" xmlns:cx2="http://schemas.microsoft.com/office/drawing/2015/10/21/chartex" xmlns:cx3="http://schemas.microsoft.com/office/drawing/2016/5/9/chartex" xmlns:cx4="http://schemas.microsoft.com/office/drawing/2016/5/10/chartex" xmlns:cx5="http://schemas.microsoft.com/office/drawing/2016/5/11/chartex" xmlns:cx6="http://schemas.microsoft.com/office/drawing/2016/5/12/chartex" xmlns:cx7="http://schemas.microsoft.com/office/drawing/2016/5/13/chartex" xmlns:cx8="http://schemas.microsoft.com/office/drawing/2016/5/14/chartex" xmlns:mc="http://schemas.openxmlformats.org/markup-compatibility/2006" xmlns:aink="http://schemas.microsoft.com/office/drawing/2016/ink" xmlns:am3d="http://schemas.microsoft.com/office/drawing/2017/model3d" xmlns:o="urn:schemas-microsoft-com:office:office" xmlns:oel="http://schemas.microsoft.com/office/2019/extlst" xmlns:r="http://schemas.openxmlformats.org/officeDocument/2006/relationships" xmlns:m="http://schemas.openxmlformats.org/officeDocument/2006/math" xmlns:v="urn:schemas-microsoft-com:vml" xmlns:wp14="http://schemas.microsoft.com/office/word/2010/wordprocessingDrawing" xmlns:wp="http://schemas.openxmlformats.org/drawingml/2006/wordprocessingDrawing" xmlns:w10="urn:schemas-microsoft-com:office:word" xmlns:w="http://schemas.openxmlformats.org/wordprocessingml/2006/main" xmlns:w14="http://schemas.microsoft.com/office/word/2010/wordml" xmlns:w15="http://schemas.microsoft.com/office/word/2012/wordml" xmlns:w16cex="http://schemas.microsoft.com/office/word/2018/wordml/cex" xmlns:w16cid="http://schemas.microsoft.com/office/word/2016/wordml/cid" xmlns:w16="http://schemas.microsoft.com/office/word/2018/wordml" xmlns:w16du="http://schemas.microsoft.com/office/word/2023/wordml/word16du" xmlns:w16sdtdh="http://schemas.microsoft.com/office/word/2020/wordml/sdtdatahash" xmlns:w16sdtfl="http://schemas.microsoft.com/office/word/2024/wordml/sdtformatlock" xmlns:w16se="http://schemas.microsoft.com/office/word/2015/wordml/symex" xmlns:wpg="http://schemas.microsoft.com/office/word/2010/wordprocessingGroup" xmlns:wpi="http://schemas.microsoft.com/office/word/2010/wordprocessingInk" xmlns:wne="http://schemas.microsoft.com/office/word/2006/wordml" xmlns:wps="http://schemas.microsoft.com/office/word/2010/wordprocessingShape" mc:Ignorable="w14 w15 w16se w16cid w16 w16cex w16sdtdh w16sdtfl w16du wp14">
+<w:hdr xmlns:wpc="http://schemas.microsoft.com/office/word/2010/wordprocessingCanvas" xmlns:cx="http://schemas.microsoft.com/office/drawing/2014/chartex" xmlns:cx1="http://schemas.microsoft.com/office/drawing/2015/9/8/chartex" xmlns:cx2="http://schemas.microsoft.com/office/drawing/2015/10/21/chartex" xmlns:cx3="http://schemas.microsoft.com/office/drawing/2016/5/9/chartex" xmlns:cx4="http://schemas.microsoft.com/office/drawing/2016/5/10/chartex" xmlns:cx5="http://schemas.microsoft.com/office/drawing/2016/5/11/chartex" xmlns:cx6="http://schemas.microsoft.com/office/drawing/2016/5/12/chartex" xmlns:cx7="http://schemas.microsoft.com/office/drawing/2016/5/13/chartex" xmlns:cx8="http://schemas.microsoft.com/office/drawing/2016/5/14/chartex" xmlns:mc="http://schemas.openxmlformats.org/markup-compatibility/2006" xmlns:aink="http://schemas.microsoft.com/office/drawing/2016/ink" xmlns:am3d="http://schemas.microsoft.com/office/drawing/2017/model3d" xmlns:o="urn:schemas-microsoft-com:office:office" xmlns:oel="http://schemas.microsoft.com/office/2019/extlst" xmlns:r="http://schemas.openxmlformats.org/officeDocument/2006/relationships" xmlns:m="http://schemas.openxmlformats.org/officeDocument/2006/math" xmlns:v="urn:schemas-microsoft-com:vml" xmlns:wp14="http://schemas.microsoft.com/office/word/2010/wordprocessingDrawing" xmlns:wp="http://schemas.openxmlformats.org/drawingml/2006/wordprocessingDrawing" xmlns:w10="urn:schemas-microsoft-com:office:word" xmlns:w="http://schemas.openxmlformats.org/wordprocessingml/2006/main" xmlns:w14="http://schemas.microsoft.com/office/word/2010/wordml" xmlns:w15="http://schemas.microsoft.com/office/word/2012/wordml" xmlns:w16cei="http://schemas.microsoft.com/office/word/2026/wordml/cei" xmlns:w16cex="http://schemas.microsoft.com/office/word/2018/wordml/cex" xmlns:w16cid="http://schemas.microsoft.com/office/word/2016/wordml/cid" xmlns:w16="http://schemas.microsoft.com/office/word/2018/wordml" xmlns:w16du="http://schemas.microsoft.com/office/word/2023/wordml/word16du" xmlns:w16sdtdh="http://schemas.microsoft.com/office/word/2020/wordml/sdtdatahash" xmlns:w16sdtfl="http://schemas.microsoft.com/office/word/2024/wordml/sdtformatlock" xmlns:w16se="http://schemas.microsoft.com/office/word/2015/wordml/symex" xmlns:wpg="http://schemas.microsoft.com/office/word/2010/wordprocessingGroup" xmlns:wpi="http://schemas.microsoft.com/office/word/2010/wordprocessingInk" xmlns:wne="http://schemas.microsoft.com/office/word/2006/wordml" xmlns:wps="http://schemas.microsoft.com/office/word/2010/wordprocessingShape" mc:Ignorable="w14 w15 w16se w16cid w16 w16cex w16sdtdh w16sdtfl w16du wp14">
   <w:p>
     <w:pPr>
       <w:pStyle w:val="Header"/>
@@ -10783,6 +10944,29 @@
       <w:lang w:bidi="ar-SA"/>
     </w:rPr>
   </w:style>
+  <w:style w:type="character" w:styleId="Hyperlink">
+    <w:name w:val="Hyperlink"/>
+    <w:basedOn w:val="DefaultParagraphFont"/>
+    <w:uiPriority w:val="99"/>
+    <w:unhideWhenUsed/>
+    <w:rsid w:val="0084010F"/>
+    <w:rPr>
+      <w:color w:val="0563C1" w:themeColor="hyperlink"/>
+      <w:u w:val="single"/>
+    </w:rPr>
+  </w:style>
+  <w:style w:type="character" w:styleId="UnresolvedMention">
+    <w:name w:val="Unresolved Mention"/>
+    <w:basedOn w:val="DefaultParagraphFont"/>
+    <w:uiPriority w:val="99"/>
+    <w:semiHidden/>
+    <w:unhideWhenUsed/>
+    <w:rsid w:val="0084010F"/>
+    <w:rPr>
+      <w:color w:val="605E5C"/>
+      <w:shd w:val="clear" w:color="auto" w:fill="E1DFDD"/>
+    </w:rPr>
+  </w:style>
 </w:styles>
 </file>
 

--- a/TS-Kramam/TS-4.7/TS 4.7 Tamil Krama Paatam Corrections.docx
+++ b/TS-Kramam/TS-4.7/TS 4.7 Tamil Krama Paatam Corrections.docx
@@ -81,18 +81,7 @@
           <w:szCs w:val="32"/>
           <w:u w:val="single"/>
         </w:rPr>
-        <w:t xml:space="preserve">Observed </w:t>
-      </w:r>
-      <w:proofErr w:type="gramStart"/>
-      <w:r>
-        <w:rPr>
-          <w:b/>
-          <w:bCs/>
-          <w:sz w:val="32"/>
-          <w:szCs w:val="32"/>
-          <w:u w:val="single"/>
-        </w:rPr>
-        <w:t xml:space="preserve">till </w:t>
+        <w:t xml:space="preserve">Observed till </w:t>
       </w:r>
       <w:r>
         <w:rPr>
@@ -105,7 +94,6 @@
         </w:rPr>
         <w:t>?????</w:t>
       </w:r>
-      <w:proofErr w:type="gramEnd"/>
     </w:p>
     <w:p>
       <w:pPr>
@@ -295,6 +283,734 @@
                 <w:szCs w:val="28"/>
                 <w:lang w:bidi="ta-IN"/>
               </w:rPr>
+              <w:t>1</w:t>
+            </w:r>
+            <w:r>
+              <w:rPr>
+                <w:rFonts w:cs="Latha"/>
+                <w:b/>
+                <w:sz w:val="28"/>
+                <w:szCs w:val="28"/>
+                <w:lang w:bidi="ta-IN"/>
+              </w:rPr>
+              <w:t>0</w:t>
+            </w:r>
+            <w:r>
+              <w:rPr>
+                <w:rFonts w:cs="Latha"/>
+                <w:b/>
+                <w:sz w:val="28"/>
+                <w:szCs w:val="28"/>
+                <w:lang w:bidi="ta-IN"/>
+              </w:rPr>
+              <w:t>.1</w:t>
+            </w:r>
+            <w:r>
+              <w:rPr>
+                <w:rFonts w:cs="Latha"/>
+                <w:b/>
+                <w:sz w:val="28"/>
+                <w:szCs w:val="28"/>
+                <w:lang w:bidi="ta-IN"/>
+              </w:rPr>
+              <w:t xml:space="preserve"> - </w:t>
+            </w:r>
+            <w:r>
+              <w:rPr>
+                <w:rFonts w:cs="Arial"/>
+                <w:b/>
+                <w:sz w:val="28"/>
+                <w:szCs w:val="32"/>
+              </w:rPr>
+              <w:t>Kramam</w:t>
+            </w:r>
+          </w:p>
+          <w:p>
+            <w:pPr>
+              <w:spacing w:before="0" w:line="240" w:lineRule="auto"/>
+              <w:rPr>
+                <w:rFonts w:cs="Latha"/>
+                <w:b/>
+                <w:sz w:val="28"/>
+                <w:szCs w:val="28"/>
+                <w:lang w:val="en-IN" w:bidi="ta-IN"/>
+              </w:rPr>
+            </w:pPr>
+            <w:r>
+              <w:rPr>
+                <w:rFonts w:cs="Arial"/>
+                <w:b/>
+                <w:sz w:val="28"/>
+                <w:szCs w:val="32"/>
+                <w:lang w:val="en-IN"/>
+              </w:rPr>
+              <w:t>Krama Vaakyam</w:t>
+            </w:r>
+            <w:r>
+              <w:rPr>
+                <w:rFonts w:cs="Latha"/>
+                <w:b/>
+                <w:sz w:val="28"/>
+                <w:szCs w:val="28"/>
+                <w:lang w:val="en-IN" w:bidi="ta-IN"/>
+              </w:rPr>
+              <w:t xml:space="preserve"> No: -</w:t>
+            </w:r>
+            <w:r>
+              <w:rPr>
+                <w:rFonts w:cs="Latha"/>
+                <w:b/>
+                <w:sz w:val="28"/>
+                <w:szCs w:val="28"/>
+                <w:lang w:val="en-IN" w:bidi="ta-IN"/>
+              </w:rPr>
+              <w:t xml:space="preserve"> 48,49</w:t>
+            </w:r>
+          </w:p>
+          <w:p>
+            <w:pPr>
+              <w:widowControl w:val="0"/>
+              <w:tabs>
+                <w:tab w:val="left" w:pos="993"/>
+              </w:tabs>
+              <w:autoSpaceDE w:val="0"/>
+              <w:autoSpaceDN w:val="0"/>
+              <w:adjustRightInd w:val="0"/>
+              <w:spacing w:before="0" w:line="252" w:lineRule="auto"/>
+              <w:ind w:right="297"/>
+              <w:rPr>
+                <w:rFonts w:cs="Latha"/>
+                <w:b/>
+                <w:sz w:val="28"/>
+                <w:szCs w:val="28"/>
+                <w:lang w:bidi="ta-IN"/>
+              </w:rPr>
+            </w:pPr>
+            <w:r>
+              <w:rPr>
+                <w:rFonts w:cs="Latha"/>
+                <w:b/>
+                <w:sz w:val="28"/>
+                <w:szCs w:val="28"/>
+                <w:lang w:val="it-IT" w:bidi="ta-IN"/>
+              </w:rPr>
+              <w:t>Panchaati No. - 1</w:t>
+            </w:r>
+            <w:r>
+              <w:rPr>
+                <w:rFonts w:cs="Latha"/>
+                <w:b/>
+                <w:sz w:val="28"/>
+                <w:szCs w:val="28"/>
+                <w:lang w:val="it-IT" w:bidi="ta-IN"/>
+              </w:rPr>
+              <w:t>7</w:t>
+            </w:r>
+          </w:p>
+        </w:tc>
+        <w:tc>
+          <w:tcPr>
+            <w:tcW w:w="5103" w:type="dxa"/>
+            <w:tcBorders>
+              <w:top w:val="single" w:sz="4" w:space="0" w:color="000000"/>
+              <w:left w:val="single" w:sz="4" w:space="0" w:color="000000"/>
+              <w:bottom w:val="single" w:sz="4" w:space="0" w:color="000000"/>
+              <w:right w:val="single" w:sz="4" w:space="0" w:color="000000"/>
+            </w:tcBorders>
+          </w:tcPr>
+          <w:p>
+            <w:pPr>
+              <w:spacing w:before="0" w:line="240" w:lineRule="auto"/>
+              <w:rPr>
+                <w:rFonts w:ascii="Latha" w:hAnsi="Latha" w:cs="Latha"/>
+                <w:sz w:val="28"/>
+                <w:szCs w:val="28"/>
+                <w:cs/>
+                <w:lang w:bidi="ta-IN"/>
+              </w:rPr>
+            </w:pPr>
+            <w:r>
+              <w:rPr>
+                <w:rFonts w:ascii="Latha" w:hAnsi="Latha" w:cs="Latha"/>
+                <w:sz w:val="28"/>
+                <w:szCs w:val="28"/>
+                <w:cs/>
+                <w:lang w:bidi="ta-IN"/>
+              </w:rPr>
+              <w:t>மே</w:t>
+            </w:r>
+            <w:r>
+              <w:rPr>
+                <w:rFonts w:ascii="BRH Tamil Tab Extra" w:hAnsi="BRH Tamil Tab Extra" w:cs="Latha"/>
+                <w:b/>
+                <w:sz w:val="32"/>
+                <w:szCs w:val="28"/>
+                <w:lang w:bidi="ta-IN"/>
+              </w:rPr>
+              <w:t>…</w:t>
+            </w:r>
+            <w:r>
+              <w:rPr>
+                <w:rFonts w:ascii="Latha" w:hAnsi="Latha" w:cs="Latha"/>
+                <w:sz w:val="28"/>
+                <w:szCs w:val="28"/>
+                <w:lang w:bidi="ta-IN"/>
+              </w:rPr>
+              <w:t xml:space="preserve"> </w:t>
+            </w:r>
+            <w:r>
+              <w:rPr>
+                <w:rFonts w:ascii="Latha" w:hAnsi="Latha" w:cs="Latha"/>
+                <w:sz w:val="28"/>
+                <w:szCs w:val="28"/>
+                <w:cs/>
+                <w:lang w:bidi="ta-IN"/>
+              </w:rPr>
+              <w:t>ப</w:t>
+            </w:r>
+            <w:r>
+              <w:rPr>
+                <w:rFonts w:ascii="BRH Tamil Tab Extra" w:hAnsi="BRH Tamil Tab Extra" w:cs="Latha"/>
+                <w:b/>
+                <w:sz w:val="32"/>
+                <w:szCs w:val="28"/>
+                <w:lang w:bidi="ta-IN"/>
+              </w:rPr>
+              <w:t>…</w:t>
+            </w:r>
+            <w:r>
+              <w:rPr>
+                <w:rFonts w:ascii="Latha" w:hAnsi="Latha" w:cs="Latha"/>
+                <w:sz w:val="28"/>
+                <w:szCs w:val="28"/>
+                <w:cs/>
+                <w:lang w:bidi="ta-IN"/>
+              </w:rPr>
+              <w:t>ஷ்</w:t>
+            </w:r>
+            <w:r>
+              <w:rPr>
+                <w:rFonts w:ascii="Latha" w:hAnsi="Latha" w:cs="Latha"/>
+                <w:sz w:val="28"/>
+                <w:szCs w:val="28"/>
+                <w:highlight w:val="yellow"/>
+                <w:cs/>
+                <w:lang w:bidi="ta-IN"/>
+              </w:rPr>
+              <w:t>ட</w:t>
+            </w:r>
+            <w:r>
+              <w:rPr>
+                <w:rFonts w:ascii="Latha" w:hAnsi="Latha" w:cs="Latha"/>
+                <w:b/>
+                <w:bCs/>
+                <w:position w:val="-12"/>
+                <w:sz w:val="28"/>
+                <w:szCs w:val="28"/>
+                <w:highlight w:val="yellow"/>
+                <w:cs/>
+                <w:lang w:bidi="ta-IN"/>
+              </w:rPr>
+              <w:t>2</w:t>
+            </w:r>
+            <w:r>
+              <w:rPr>
+                <w:rFonts w:ascii="Latha" w:hAnsi="Latha" w:cs="Latha"/>
+                <w:sz w:val="28"/>
+                <w:szCs w:val="28"/>
+                <w:highlight w:val="yellow"/>
+                <w:cs/>
+                <w:lang w:bidi="ta-IN"/>
+              </w:rPr>
+              <w:t>உ</w:t>
+            </w:r>
+            <w:r>
+              <w:rPr>
+                <w:rFonts w:ascii="BRH Tamil Tab Extra" w:hAnsi="BRH Tamil Tab Extra" w:cs="Latha"/>
+                <w:b/>
+                <w:sz w:val="32"/>
+                <w:szCs w:val="28"/>
+                <w:lang w:bidi="ta-IN"/>
+              </w:rPr>
+              <w:t>…</w:t>
+            </w:r>
+            <w:r>
+              <w:rPr>
+                <w:rFonts w:ascii="Latha" w:hAnsi="Latha" w:cs="Latha"/>
+                <w:sz w:val="28"/>
+                <w:szCs w:val="28"/>
+                <w:cs/>
+                <w:lang w:bidi="ta-IN"/>
+              </w:rPr>
+              <w:t>ஹீ</w:t>
+            </w:r>
+            <w:r>
+              <w:rPr>
+                <w:rFonts w:ascii="Latha" w:hAnsi="Latha" w:cs="Latha"/>
+                <w:sz w:val="28"/>
+                <w:szCs w:val="28"/>
+                <w:lang w:bidi="ta-IN"/>
+              </w:rPr>
+              <w:t xml:space="preserve"> | </w:t>
+            </w:r>
+            <w:r>
+              <w:rPr>
+                <w:rFonts w:ascii="Latha" w:hAnsi="Latha" w:cs="Latha"/>
+                <w:sz w:val="28"/>
+                <w:szCs w:val="28"/>
+                <w:lang w:bidi="ta-IN"/>
+              </w:rPr>
+              <w:br/>
+            </w:r>
+            <w:r>
+              <w:rPr>
+                <w:rFonts w:ascii="Latha" w:hAnsi="Latha" w:cs="Latha"/>
+                <w:sz w:val="28"/>
+                <w:szCs w:val="28"/>
+                <w:cs/>
+                <w:lang w:bidi="ta-IN"/>
+              </w:rPr>
+              <w:t>ப</w:t>
+            </w:r>
+            <w:r>
+              <w:rPr>
+                <w:rFonts w:ascii="BRH Tamil Tab Extra" w:hAnsi="BRH Tamil Tab Extra" w:cs="Latha"/>
+                <w:b/>
+                <w:sz w:val="32"/>
+                <w:szCs w:val="28"/>
+                <w:lang w:bidi="ta-IN"/>
+              </w:rPr>
+              <w:t>…</w:t>
+            </w:r>
+            <w:r>
+              <w:rPr>
+                <w:rFonts w:ascii="Latha" w:hAnsi="Latha" w:cs="Latha"/>
+                <w:sz w:val="28"/>
+                <w:szCs w:val="28"/>
+                <w:cs/>
+                <w:lang w:bidi="ta-IN"/>
+              </w:rPr>
+              <w:t>ஷ்</w:t>
+            </w:r>
+            <w:r>
+              <w:rPr>
+                <w:rFonts w:ascii="Latha" w:hAnsi="Latha" w:cs="Latha"/>
+                <w:sz w:val="28"/>
+                <w:szCs w:val="28"/>
+                <w:highlight w:val="yellow"/>
+                <w:cs/>
+                <w:lang w:bidi="ta-IN"/>
+              </w:rPr>
+              <w:t>ட</w:t>
+            </w:r>
+            <w:r>
+              <w:rPr>
+                <w:rFonts w:ascii="Latha" w:hAnsi="Latha" w:cs="Latha"/>
+                <w:b/>
+                <w:bCs/>
+                <w:position w:val="-12"/>
+                <w:sz w:val="28"/>
+                <w:szCs w:val="28"/>
+                <w:highlight w:val="yellow"/>
+                <w:cs/>
+                <w:lang w:bidi="ta-IN"/>
+              </w:rPr>
+              <w:t>2</w:t>
+            </w:r>
+            <w:r>
+              <w:rPr>
+                <w:rFonts w:ascii="Latha" w:hAnsi="Latha" w:cs="Latha"/>
+                <w:sz w:val="28"/>
+                <w:szCs w:val="28"/>
+                <w:highlight w:val="yellow"/>
+                <w:cs/>
+                <w:lang w:bidi="ta-IN"/>
+              </w:rPr>
+              <w:t>உ</w:t>
+            </w:r>
+            <w:r>
+              <w:rPr>
+                <w:rFonts w:ascii="BRH Tamil Tab Extra" w:hAnsi="BRH Tamil Tab Extra" w:cs="Latha"/>
+                <w:b/>
+                <w:sz w:val="32"/>
+                <w:szCs w:val="28"/>
+                <w:highlight w:val="yellow"/>
+                <w:lang w:bidi="ta-IN"/>
+              </w:rPr>
+              <w:t>…</w:t>
+            </w:r>
+            <w:r>
+              <w:rPr>
+                <w:rFonts w:ascii="Latha" w:hAnsi="Latha" w:cs="Latha"/>
+                <w:sz w:val="28"/>
+                <w:szCs w:val="28"/>
+                <w:cs/>
+                <w:lang w:bidi="ta-IN"/>
+              </w:rPr>
+              <w:t>ஹீ</w:t>
+            </w:r>
+            <w:r>
+              <w:rPr>
+                <w:rFonts w:ascii="Latha" w:hAnsi="Latha" w:cs="Latha"/>
+                <w:sz w:val="28"/>
+                <w:szCs w:val="28"/>
+                <w:lang w:bidi="ta-IN"/>
+              </w:rPr>
+              <w:t xml:space="preserve"> </w:t>
+            </w:r>
+            <w:r>
+              <w:rPr>
+                <w:rFonts w:ascii="Latha" w:hAnsi="Latha" w:cs="Latha"/>
+                <w:sz w:val="28"/>
+                <w:szCs w:val="28"/>
+                <w:cs/>
+                <w:lang w:bidi="ta-IN"/>
+              </w:rPr>
+              <w:t>ச</w:t>
+            </w:r>
+            <w:r>
+              <w:rPr>
+                <w:rFonts w:ascii="BRH Tamil Tab Extra" w:hAnsi="BRH Tamil Tab Extra" w:cs="Latha"/>
+                <w:b/>
+                <w:sz w:val="36"/>
+                <w:szCs w:val="28"/>
+                <w:lang w:bidi="ta-IN"/>
+              </w:rPr>
+              <w:t>†</w:t>
+            </w:r>
+            <w:r>
+              <w:rPr>
+                <w:rFonts w:ascii="Latha" w:hAnsi="Latha" w:cs="Latha"/>
+                <w:sz w:val="28"/>
+                <w:szCs w:val="28"/>
+                <w:lang w:bidi="ta-IN"/>
+              </w:rPr>
+              <w:t xml:space="preserve"> |</w:t>
+            </w:r>
+          </w:p>
+        </w:tc>
+        <w:tc>
+          <w:tcPr>
+            <w:tcW w:w="5386" w:type="dxa"/>
+            <w:tcBorders>
+              <w:top w:val="single" w:sz="4" w:space="0" w:color="000000"/>
+              <w:left w:val="single" w:sz="4" w:space="0" w:color="000000"/>
+              <w:bottom w:val="single" w:sz="4" w:space="0" w:color="000000"/>
+              <w:right w:val="single" w:sz="4" w:space="0" w:color="000000"/>
+            </w:tcBorders>
+          </w:tcPr>
+          <w:p>
+            <w:pPr>
+              <w:spacing w:before="0" w:line="240" w:lineRule="auto"/>
+              <w:rPr>
+                <w:rFonts w:ascii="Latha" w:hAnsi="Latha" w:cs="Latha"/>
+                <w:sz w:val="28"/>
+                <w:szCs w:val="28"/>
+                <w:cs/>
+                <w:lang w:bidi="ta-IN"/>
+              </w:rPr>
+            </w:pPr>
+            <w:r>
+              <w:rPr>
+                <w:rFonts w:ascii="Latha" w:hAnsi="Latha" w:cs="Latha"/>
+                <w:sz w:val="28"/>
+                <w:szCs w:val="28"/>
+                <w:cs/>
+                <w:lang w:bidi="ta-IN"/>
+              </w:rPr>
+              <w:t>மே</w:t>
+            </w:r>
+            <w:r>
+              <w:rPr>
+                <w:rFonts w:ascii="BRH Tamil Tab Extra" w:hAnsi="BRH Tamil Tab Extra" w:cs="Latha"/>
+                <w:b/>
+                <w:sz w:val="32"/>
+                <w:szCs w:val="28"/>
+                <w:lang w:bidi="ta-IN"/>
+              </w:rPr>
+              <w:t>…</w:t>
+            </w:r>
+            <w:r>
+              <w:rPr>
+                <w:rFonts w:ascii="Latha" w:hAnsi="Latha" w:cs="Latha"/>
+                <w:sz w:val="28"/>
+                <w:szCs w:val="28"/>
+                <w:lang w:bidi="ta-IN"/>
+              </w:rPr>
+              <w:t xml:space="preserve"> </w:t>
+            </w:r>
+            <w:r>
+              <w:rPr>
+                <w:rFonts w:ascii="Latha" w:hAnsi="Latha" w:cs="Latha"/>
+                <w:sz w:val="28"/>
+                <w:szCs w:val="28"/>
+                <w:cs/>
+                <w:lang w:bidi="ta-IN"/>
+              </w:rPr>
+              <w:t>ப</w:t>
+            </w:r>
+            <w:r>
+              <w:rPr>
+                <w:rFonts w:ascii="BRH Tamil Tab Extra" w:hAnsi="BRH Tamil Tab Extra" w:cs="Latha"/>
+                <w:b/>
+                <w:sz w:val="32"/>
+                <w:szCs w:val="28"/>
+                <w:lang w:bidi="ta-IN"/>
+              </w:rPr>
+              <w:t>…</w:t>
+            </w:r>
+            <w:r>
+              <w:rPr>
+                <w:rFonts w:ascii="Latha" w:hAnsi="Latha" w:cs="Latha"/>
+                <w:sz w:val="28"/>
+                <w:szCs w:val="28"/>
+                <w:cs/>
+                <w:lang w:bidi="ta-IN"/>
+              </w:rPr>
+              <w:t>ஷ்</w:t>
+            </w:r>
+            <w:r>
+              <w:rPr>
+                <w:rFonts w:ascii="Latha" w:hAnsi="Latha" w:cs="Latha" w:hint="cs"/>
+                <w:sz w:val="28"/>
+                <w:szCs w:val="28"/>
+                <w:highlight w:val="green"/>
+                <w:cs/>
+                <w:lang w:bidi="ta-IN"/>
+              </w:rPr>
+              <w:t>டௌ</w:t>
+            </w:r>
+            <w:r>
+              <w:rPr>
+                <w:rFonts w:ascii="BRH Tamil Tab Extra" w:hAnsi="BRH Tamil Tab Extra" w:cs="Latha"/>
+                <w:b/>
+                <w:sz w:val="32"/>
+                <w:szCs w:val="28"/>
+                <w:highlight w:val="green"/>
+                <w:lang w:bidi="ta-IN"/>
+              </w:rPr>
+              <w:t>…</w:t>
+            </w:r>
+            <w:r>
+              <w:rPr>
+                <w:rFonts w:ascii="Latha" w:hAnsi="Latha" w:cs="Latha"/>
+                <w:b/>
+                <w:bCs/>
+                <w:position w:val="-12"/>
+                <w:sz w:val="28"/>
+                <w:szCs w:val="28"/>
+                <w:highlight w:val="green"/>
+                <w:cs/>
+                <w:lang w:bidi="ta-IN"/>
+              </w:rPr>
+              <w:t>2</w:t>
+            </w:r>
+            <w:r>
+              <w:rPr>
+                <w:rFonts w:ascii="Latha" w:hAnsi="Latha" w:cs="Latha"/>
+                <w:sz w:val="28"/>
+                <w:szCs w:val="28"/>
+                <w:cs/>
+                <w:lang w:bidi="ta-IN"/>
+              </w:rPr>
+              <w:t>ஹீ</w:t>
+            </w:r>
+            <w:r>
+              <w:rPr>
+                <w:rFonts w:ascii="Latha" w:hAnsi="Latha" w:cs="Latha"/>
+                <w:sz w:val="28"/>
+                <w:szCs w:val="28"/>
+                <w:lang w:bidi="ta-IN"/>
+              </w:rPr>
+              <w:t xml:space="preserve"> | </w:t>
+            </w:r>
+            <w:r>
+              <w:rPr>
+                <w:rFonts w:ascii="Latha" w:hAnsi="Latha" w:cs="Latha"/>
+                <w:sz w:val="28"/>
+                <w:szCs w:val="28"/>
+                <w:lang w:bidi="ta-IN"/>
+              </w:rPr>
+              <w:br/>
+            </w:r>
+            <w:r>
+              <w:rPr>
+                <w:rFonts w:ascii="Latha" w:hAnsi="Latha" w:cs="Latha"/>
+                <w:sz w:val="28"/>
+                <w:szCs w:val="28"/>
+                <w:cs/>
+                <w:lang w:bidi="ta-IN"/>
+              </w:rPr>
+              <w:t>ப</w:t>
+            </w:r>
+            <w:r>
+              <w:rPr>
+                <w:rFonts w:ascii="BRH Tamil Tab Extra" w:hAnsi="BRH Tamil Tab Extra" w:cs="Latha"/>
+                <w:b/>
+                <w:sz w:val="32"/>
+                <w:szCs w:val="28"/>
+                <w:lang w:bidi="ta-IN"/>
+              </w:rPr>
+              <w:t>…</w:t>
+            </w:r>
+            <w:r>
+              <w:rPr>
+                <w:rFonts w:ascii="Latha" w:hAnsi="Latha" w:cs="Latha"/>
+                <w:sz w:val="28"/>
+                <w:szCs w:val="28"/>
+                <w:cs/>
+                <w:lang w:bidi="ta-IN"/>
+              </w:rPr>
+              <w:t>ஷ்</w:t>
+            </w:r>
+            <w:r>
+              <w:rPr>
+                <w:rFonts w:ascii="Latha" w:hAnsi="Latha" w:cs="Latha" w:hint="cs"/>
+                <w:sz w:val="28"/>
+                <w:szCs w:val="28"/>
+                <w:highlight w:val="green"/>
+                <w:cs/>
+                <w:lang w:bidi="ta-IN"/>
+              </w:rPr>
+              <w:t>டௌ</w:t>
+            </w:r>
+            <w:r>
+              <w:rPr>
+                <w:rFonts w:ascii="BRH Tamil Tab Extra" w:hAnsi="BRH Tamil Tab Extra" w:cs="Latha"/>
+                <w:b/>
+                <w:sz w:val="32"/>
+                <w:szCs w:val="28"/>
+                <w:highlight w:val="green"/>
+                <w:lang w:bidi="ta-IN"/>
+              </w:rPr>
+              <w:t>…</w:t>
+            </w:r>
+            <w:r>
+              <w:rPr>
+                <w:rFonts w:ascii="BRH Tamil Tab Extra" w:hAnsi="BRH Tamil Tab Extra" w:cs="Latha"/>
+                <w:b/>
+                <w:sz w:val="32"/>
+                <w:szCs w:val="28"/>
+                <w:highlight w:val="yellow"/>
+                <w:lang w:bidi="ta-IN"/>
+              </w:rPr>
+              <w:t>…</w:t>
+            </w:r>
+            <w:r>
+              <w:rPr>
+                <w:rFonts w:ascii="Latha" w:hAnsi="Latha" w:cs="Latha"/>
+                <w:b/>
+                <w:bCs/>
+                <w:position w:val="-12"/>
+                <w:sz w:val="28"/>
+                <w:szCs w:val="28"/>
+                <w:highlight w:val="green"/>
+                <w:cs/>
+                <w:lang w:bidi="ta-IN"/>
+              </w:rPr>
+              <w:t>2</w:t>
+            </w:r>
+            <w:r>
+              <w:rPr>
+                <w:rFonts w:ascii="Latha" w:hAnsi="Latha" w:cs="Latha"/>
+                <w:sz w:val="28"/>
+                <w:szCs w:val="28"/>
+                <w:cs/>
+                <w:lang w:bidi="ta-IN"/>
+              </w:rPr>
+              <w:t>ஹீ</w:t>
+            </w:r>
+            <w:r>
+              <w:rPr>
+                <w:rFonts w:ascii="Latha" w:hAnsi="Latha" w:cs="Latha"/>
+                <w:sz w:val="28"/>
+                <w:szCs w:val="28"/>
+                <w:lang w:bidi="ta-IN"/>
+              </w:rPr>
+              <w:t xml:space="preserve"> </w:t>
+            </w:r>
+            <w:r>
+              <w:rPr>
+                <w:rFonts w:ascii="Latha" w:hAnsi="Latha" w:cs="Latha"/>
+                <w:sz w:val="28"/>
+                <w:szCs w:val="28"/>
+                <w:cs/>
+                <w:lang w:bidi="ta-IN"/>
+              </w:rPr>
+              <w:t>ச</w:t>
+            </w:r>
+            <w:r>
+              <w:rPr>
+                <w:rFonts w:ascii="BRH Tamil Tab Extra" w:hAnsi="BRH Tamil Tab Extra" w:cs="Latha"/>
+                <w:b/>
+                <w:sz w:val="36"/>
+                <w:szCs w:val="28"/>
+                <w:lang w:bidi="ta-IN"/>
+              </w:rPr>
+              <w:t>†</w:t>
+            </w:r>
+            <w:r>
+              <w:rPr>
+                <w:rFonts w:ascii="Latha" w:hAnsi="Latha" w:cs="Latha"/>
+                <w:sz w:val="28"/>
+                <w:szCs w:val="28"/>
+                <w:lang w:bidi="ta-IN"/>
+              </w:rPr>
+              <w:t xml:space="preserve"> |</w:t>
+            </w:r>
+          </w:p>
+        </w:tc>
+      </w:tr>
+      <w:tr>
+        <w:trPr>
+          <w:trHeight w:val="822"/>
+        </w:trPr>
+        <w:tc>
+          <w:tcPr>
+            <w:tcW w:w="3906" w:type="dxa"/>
+            <w:tcBorders>
+              <w:top w:val="single" w:sz="4" w:space="0" w:color="000000"/>
+              <w:left w:val="single" w:sz="4" w:space="0" w:color="000000"/>
+              <w:bottom w:val="single" w:sz="4" w:space="0" w:color="000000"/>
+              <w:right w:val="single" w:sz="4" w:space="0" w:color="000000"/>
+            </w:tcBorders>
+          </w:tcPr>
+          <w:p>
+            <w:pPr>
+              <w:widowControl w:val="0"/>
+              <w:tabs>
+                <w:tab w:val="left" w:pos="993"/>
+              </w:tabs>
+              <w:autoSpaceDE w:val="0"/>
+              <w:autoSpaceDN w:val="0"/>
+              <w:adjustRightInd w:val="0"/>
+              <w:spacing w:before="0" w:line="252" w:lineRule="auto"/>
+              <w:ind w:right="297"/>
+              <w:rPr>
+                <w:rFonts w:cs="Arial"/>
+                <w:b/>
+                <w:sz w:val="28"/>
+                <w:szCs w:val="32"/>
+              </w:rPr>
+            </w:pPr>
+            <w:r>
+              <w:rPr>
+                <w:rFonts w:cs="Latha"/>
+                <w:b/>
+                <w:sz w:val="28"/>
+                <w:szCs w:val="28"/>
+                <w:lang w:bidi="ta-IN"/>
+              </w:rPr>
+              <w:t>TS 4.7.</w:t>
+            </w:r>
+            <w:r>
+              <w:rPr>
+                <w:rFonts w:cs="Latha"/>
+                <w:b/>
+                <w:sz w:val="28"/>
+                <w:szCs w:val="28"/>
+                <w:lang w:bidi="ta-IN"/>
+              </w:rPr>
               <w:t>11.1</w:t>
             </w:r>
             <w:r>
@@ -731,6 +1447,641 @@
                 <w:szCs w:val="28"/>
                 <w:lang w:bidi="ta-IN"/>
               </w:rPr>
+              <w:t>3.</w:t>
+            </w:r>
+            <w:r>
+              <w:rPr>
+                <w:rFonts w:cs="Latha"/>
+                <w:b/>
+                <w:sz w:val="28"/>
+                <w:szCs w:val="28"/>
+                <w:lang w:bidi="ta-IN"/>
+              </w:rPr>
+              <w:t>2</w:t>
+            </w:r>
+            <w:r>
+              <w:rPr>
+                <w:rFonts w:cs="Latha"/>
+                <w:b/>
+                <w:sz w:val="28"/>
+                <w:szCs w:val="28"/>
+                <w:lang w:bidi="ta-IN"/>
+              </w:rPr>
+              <w:t xml:space="preserve">- </w:t>
+            </w:r>
+            <w:r>
+              <w:rPr>
+                <w:rFonts w:cs="Arial"/>
+                <w:b/>
+                <w:sz w:val="28"/>
+                <w:szCs w:val="32"/>
+              </w:rPr>
+              <w:t>Kramam</w:t>
+            </w:r>
+          </w:p>
+          <w:p>
+            <w:pPr>
+              <w:spacing w:before="0" w:line="240" w:lineRule="auto"/>
+              <w:rPr>
+                <w:rFonts w:cs="Latha"/>
+                <w:b/>
+                <w:sz w:val="28"/>
+                <w:szCs w:val="28"/>
+                <w:lang w:val="en-IN" w:bidi="ta-IN"/>
+              </w:rPr>
+            </w:pPr>
+            <w:r>
+              <w:rPr>
+                <w:rFonts w:cs="Arial"/>
+                <w:b/>
+                <w:sz w:val="28"/>
+                <w:szCs w:val="32"/>
+                <w:lang w:val="en-IN"/>
+              </w:rPr>
+              <w:t>Krama Vaakyam</w:t>
+            </w:r>
+            <w:r>
+              <w:rPr>
+                <w:rFonts w:cs="Latha"/>
+                <w:b/>
+                <w:sz w:val="28"/>
+                <w:szCs w:val="28"/>
+                <w:lang w:val="en-IN" w:bidi="ta-IN"/>
+              </w:rPr>
+              <w:t xml:space="preserve"> No: - 15</w:t>
+            </w:r>
+          </w:p>
+          <w:p>
+            <w:pPr>
+              <w:widowControl w:val="0"/>
+              <w:tabs>
+                <w:tab w:val="left" w:pos="993"/>
+              </w:tabs>
+              <w:autoSpaceDE w:val="0"/>
+              <w:autoSpaceDN w:val="0"/>
+              <w:adjustRightInd w:val="0"/>
+              <w:spacing w:before="0" w:line="240" w:lineRule="auto"/>
+              <w:ind w:right="297"/>
+              <w:rPr>
+                <w:rFonts w:cs="Latha"/>
+                <w:b/>
+                <w:sz w:val="28"/>
+                <w:szCs w:val="28"/>
+                <w:lang w:bidi="ta-IN"/>
+              </w:rPr>
+            </w:pPr>
+            <w:r>
+              <w:rPr>
+                <w:rFonts w:cs="Latha"/>
+                <w:b/>
+                <w:sz w:val="28"/>
+                <w:szCs w:val="28"/>
+                <w:lang w:val="it-IT" w:bidi="ta-IN"/>
+              </w:rPr>
+              <w:t xml:space="preserve">Panchaati No. - </w:t>
+            </w:r>
+            <w:r>
+              <w:rPr>
+                <w:rFonts w:cs="Latha"/>
+                <w:b/>
+                <w:sz w:val="28"/>
+                <w:szCs w:val="28"/>
+                <w:lang w:val="it-IT" w:bidi="ta-IN"/>
+              </w:rPr>
+              <w:t>2</w:t>
+            </w:r>
+            <w:r>
+              <w:rPr>
+                <w:rFonts w:cs="Latha"/>
+                <w:b/>
+                <w:sz w:val="28"/>
+                <w:szCs w:val="28"/>
+                <w:lang w:val="it-IT" w:bidi="ta-IN"/>
+              </w:rPr>
+              <w:t>5</w:t>
+            </w:r>
+          </w:p>
+        </w:tc>
+        <w:tc>
+          <w:tcPr>
+            <w:tcW w:w="5103" w:type="dxa"/>
+            <w:tcBorders>
+              <w:top w:val="single" w:sz="4" w:space="0" w:color="000000"/>
+              <w:left w:val="single" w:sz="4" w:space="0" w:color="000000"/>
+              <w:bottom w:val="single" w:sz="4" w:space="0" w:color="000000"/>
+              <w:right w:val="single" w:sz="4" w:space="0" w:color="000000"/>
+            </w:tcBorders>
+          </w:tcPr>
+          <w:p>
+            <w:pPr>
+              <w:spacing w:before="0" w:line="240" w:lineRule="auto"/>
+              <w:rPr>
+                <w:rFonts w:ascii="Latha" w:hAnsi="Latha" w:cs="Latha"/>
+                <w:sz w:val="28"/>
+                <w:szCs w:val="28"/>
+                <w:cs/>
+                <w:lang w:bidi="ta-IN"/>
+              </w:rPr>
+            </w:pPr>
+            <w:r>
+              <w:rPr>
+                <w:rFonts w:ascii="Latha" w:hAnsi="Latha" w:cs="Latha"/>
+                <w:sz w:val="28"/>
+                <w:szCs w:val="28"/>
+                <w:cs/>
+                <w:lang w:bidi="ta-IN"/>
+              </w:rPr>
+              <w:t>நம</w:t>
+            </w:r>
+            <w:r>
+              <w:rPr>
+                <w:rFonts w:ascii="BRH Tamil Tab Extra" w:hAnsi="BRH Tamil Tab Extra" w:cs="Latha"/>
+                <w:b/>
+                <w:sz w:val="36"/>
+                <w:szCs w:val="28"/>
+                <w:lang w:bidi="ta-IN"/>
+              </w:rPr>
+              <w:t>†</w:t>
+            </w:r>
+            <w:r>
+              <w:rPr>
+                <w:rFonts w:ascii="Latha" w:hAnsi="Latha" w:cs="Latha"/>
+                <w:sz w:val="28"/>
+                <w:szCs w:val="28"/>
+                <w:cs/>
+                <w:lang w:bidi="ta-IN"/>
+              </w:rPr>
+              <w:t>ஸ்ப</w:t>
+            </w:r>
+            <w:r>
+              <w:rPr>
+                <w:rFonts w:ascii="BRH Tamil Tab Extra" w:hAnsi="BRH Tamil Tab Extra" w:cs="Latha"/>
+                <w:b/>
+                <w:sz w:val="32"/>
+                <w:szCs w:val="28"/>
+                <w:lang w:bidi="ta-IN"/>
+              </w:rPr>
+              <w:t>…</w:t>
+            </w:r>
+            <w:r>
+              <w:rPr>
+                <w:rFonts w:ascii="Latha" w:hAnsi="Latha" w:cs="Latha"/>
+                <w:sz w:val="28"/>
+                <w:szCs w:val="28"/>
+                <w:cs/>
+                <w:lang w:bidi="ta-IN"/>
+              </w:rPr>
+              <w:t>தே</w:t>
+            </w:r>
+            <w:r>
+              <w:rPr>
+                <w:rFonts w:ascii="Latha" w:hAnsi="Latha" w:cs="Latha"/>
+                <w:b/>
+                <w:bCs/>
+                <w:position w:val="-12"/>
+                <w:sz w:val="28"/>
+                <w:szCs w:val="28"/>
+                <w:cs/>
+                <w:lang w:bidi="ta-IN"/>
+              </w:rPr>
+              <w:t>2</w:t>
+            </w:r>
+            <w:r>
+              <w:rPr>
+                <w:rFonts w:ascii="Latha" w:hAnsi="Latha" w:cs="Latha"/>
+                <w:sz w:val="28"/>
+                <w:szCs w:val="28"/>
+                <w:lang w:bidi="ta-IN"/>
+              </w:rPr>
+              <w:t xml:space="preserve"> | </w:t>
+            </w:r>
+            <w:r>
+              <w:rPr>
+                <w:rFonts w:ascii="Latha" w:hAnsi="Latha" w:cs="Latha" w:hint="cs"/>
+                <w:sz w:val="28"/>
+                <w:szCs w:val="28"/>
+                <w:cs/>
+                <w:lang w:bidi="ta-IN"/>
+              </w:rPr>
+              <w:br/>
+            </w:r>
+            <w:r>
+              <w:rPr>
+                <w:rFonts w:ascii="Latha" w:hAnsi="Latha" w:cs="Latha"/>
+                <w:sz w:val="28"/>
+                <w:szCs w:val="28"/>
+                <w:cs/>
+                <w:lang w:bidi="ta-IN"/>
+              </w:rPr>
+              <w:t>ப</w:t>
+            </w:r>
+            <w:r>
+              <w:rPr>
+                <w:rFonts w:ascii="BRH Tamil Tab Extra" w:hAnsi="BRH Tamil Tab Extra" w:cs="Latha"/>
+                <w:b/>
+                <w:sz w:val="32"/>
+                <w:szCs w:val="28"/>
+                <w:lang w:bidi="ta-IN"/>
+              </w:rPr>
+              <w:t>…</w:t>
+            </w:r>
+            <w:r>
+              <w:rPr>
+                <w:rFonts w:ascii="Latha" w:hAnsi="Latha" w:cs="Latha"/>
+                <w:sz w:val="28"/>
+                <w:szCs w:val="28"/>
+                <w:cs/>
+                <w:lang w:bidi="ta-IN"/>
+              </w:rPr>
+              <w:t>த</w:t>
+            </w:r>
+            <w:r>
+              <w:rPr>
+                <w:rFonts w:ascii="Latha" w:hAnsi="Latha" w:cs="Latha"/>
+                <w:b/>
+                <w:bCs/>
+                <w:position w:val="-12"/>
+                <w:sz w:val="28"/>
+                <w:szCs w:val="28"/>
+                <w:cs/>
+                <w:lang w:bidi="ta-IN"/>
+              </w:rPr>
+              <w:t>2</w:t>
+            </w:r>
+            <w:r>
+              <w:rPr>
+                <w:rFonts w:ascii="Latha" w:hAnsi="Latha" w:cs="Latha"/>
+                <w:sz w:val="28"/>
+                <w:szCs w:val="28"/>
+                <w:lang w:bidi="ta-IN"/>
+              </w:rPr>
+              <w:t xml:space="preserve"> </w:t>
+            </w:r>
+            <w:r>
+              <w:rPr>
+                <w:rFonts w:ascii="Latha" w:hAnsi="Latha" w:cs="Latha"/>
+                <w:sz w:val="28"/>
+                <w:szCs w:val="28"/>
+                <w:cs/>
+                <w:lang w:bidi="ta-IN"/>
+              </w:rPr>
+              <w:t>இதி</w:t>
+            </w:r>
+            <w:r>
+              <w:rPr>
+                <w:rFonts w:ascii="BRH Tamil Tab Extra" w:hAnsi="BRH Tamil Tab Extra" w:cs="Latha"/>
+                <w:b/>
+                <w:sz w:val="36"/>
+                <w:szCs w:val="28"/>
+                <w:lang w:bidi="ta-IN"/>
+              </w:rPr>
+              <w:t>†</w:t>
+            </w:r>
+            <w:r>
+              <w:rPr>
+                <w:rFonts w:ascii="Latha" w:hAnsi="Latha" w:cs="Latha"/>
+                <w:sz w:val="28"/>
+                <w:szCs w:val="28"/>
+                <w:lang w:bidi="ta-IN"/>
+              </w:rPr>
+              <w:t xml:space="preserve"> </w:t>
+            </w:r>
+            <w:r>
+              <w:rPr>
+                <w:rFonts w:ascii="Latha" w:hAnsi="Latha" w:cs="Latha"/>
+                <w:sz w:val="28"/>
+                <w:szCs w:val="28"/>
+                <w:highlight w:val="yellow"/>
+                <w:cs/>
+                <w:lang w:bidi="ta-IN"/>
+              </w:rPr>
+              <w:t>ப</w:t>
+            </w:r>
+            <w:r>
+              <w:rPr>
+                <w:rFonts w:ascii="Latha" w:hAnsi="Latha" w:cs="Latha"/>
+                <w:sz w:val="28"/>
+                <w:szCs w:val="28"/>
+                <w:cs/>
+                <w:lang w:bidi="ta-IN"/>
+              </w:rPr>
+              <w:t>தே</w:t>
+            </w:r>
+            <w:r>
+              <w:rPr>
+                <w:rFonts w:ascii="Latha" w:hAnsi="Latha" w:cs="Latha"/>
+                <w:b/>
+                <w:bCs/>
+                <w:position w:val="-12"/>
+                <w:sz w:val="28"/>
+                <w:szCs w:val="28"/>
+                <w:cs/>
+                <w:lang w:bidi="ta-IN"/>
+              </w:rPr>
+              <w:t>2</w:t>
+            </w:r>
+            <w:r>
+              <w:rPr>
+                <w:rFonts w:ascii="Latha" w:hAnsi="Latha" w:cs="Latha"/>
+                <w:sz w:val="28"/>
+                <w:szCs w:val="28"/>
+                <w:lang w:bidi="ta-IN"/>
+              </w:rPr>
+              <w:t xml:space="preserve"> ||</w:t>
+            </w:r>
+          </w:p>
+        </w:tc>
+        <w:tc>
+          <w:tcPr>
+            <w:tcW w:w="5386" w:type="dxa"/>
+            <w:tcBorders>
+              <w:top w:val="single" w:sz="4" w:space="0" w:color="000000"/>
+              <w:left w:val="single" w:sz="4" w:space="0" w:color="000000"/>
+              <w:bottom w:val="single" w:sz="4" w:space="0" w:color="000000"/>
+              <w:right w:val="single" w:sz="4" w:space="0" w:color="000000"/>
+            </w:tcBorders>
+          </w:tcPr>
+          <w:p>
+            <w:pPr>
+              <w:spacing w:before="0" w:line="240" w:lineRule="auto"/>
+              <w:rPr>
+                <w:rFonts w:ascii="Latha" w:hAnsi="Latha" w:cs="Latha"/>
+                <w:sz w:val="28"/>
+                <w:szCs w:val="28"/>
+                <w:cs/>
+                <w:lang w:bidi="ta-IN"/>
+              </w:rPr>
+            </w:pPr>
+            <w:r>
+              <w:rPr>
+                <w:rFonts w:ascii="Latha" w:hAnsi="Latha" w:cs="Latha"/>
+                <w:sz w:val="28"/>
+                <w:szCs w:val="28"/>
+                <w:cs/>
+                <w:lang w:bidi="ta-IN"/>
+              </w:rPr>
+              <w:t>நம</w:t>
+            </w:r>
+            <w:r>
+              <w:rPr>
+                <w:rFonts w:ascii="BRH Tamil Tab Extra" w:hAnsi="BRH Tamil Tab Extra" w:cs="Latha"/>
+                <w:b/>
+                <w:sz w:val="36"/>
+                <w:szCs w:val="28"/>
+                <w:lang w:bidi="ta-IN"/>
+              </w:rPr>
+              <w:t>†</w:t>
+            </w:r>
+            <w:r>
+              <w:rPr>
+                <w:rFonts w:ascii="Latha" w:hAnsi="Latha" w:cs="Latha"/>
+                <w:sz w:val="28"/>
+                <w:szCs w:val="28"/>
+                <w:cs/>
+                <w:lang w:bidi="ta-IN"/>
+              </w:rPr>
+              <w:t>ஸ்ப</w:t>
+            </w:r>
+            <w:r>
+              <w:rPr>
+                <w:rFonts w:ascii="BRH Tamil Tab Extra" w:hAnsi="BRH Tamil Tab Extra" w:cs="Latha"/>
+                <w:b/>
+                <w:sz w:val="32"/>
+                <w:szCs w:val="28"/>
+                <w:lang w:bidi="ta-IN"/>
+              </w:rPr>
+              <w:t>…</w:t>
+            </w:r>
+            <w:r>
+              <w:rPr>
+                <w:rFonts w:ascii="Latha" w:hAnsi="Latha" w:cs="Latha"/>
+                <w:sz w:val="28"/>
+                <w:szCs w:val="28"/>
+                <w:cs/>
+                <w:lang w:bidi="ta-IN"/>
+              </w:rPr>
+              <w:t>தே</w:t>
+            </w:r>
+            <w:r>
+              <w:rPr>
+                <w:rFonts w:ascii="Latha" w:hAnsi="Latha" w:cs="Latha"/>
+                <w:b/>
+                <w:bCs/>
+                <w:position w:val="-12"/>
+                <w:sz w:val="28"/>
+                <w:szCs w:val="28"/>
+                <w:cs/>
+                <w:lang w:bidi="ta-IN"/>
+              </w:rPr>
+              <w:t>2</w:t>
+            </w:r>
+            <w:r>
+              <w:rPr>
+                <w:rFonts w:ascii="Latha" w:hAnsi="Latha" w:cs="Latha"/>
+                <w:sz w:val="28"/>
+                <w:szCs w:val="28"/>
+                <w:lang w:bidi="ta-IN"/>
+              </w:rPr>
+              <w:t xml:space="preserve"> | </w:t>
+            </w:r>
+            <w:r>
+              <w:rPr>
+                <w:rFonts w:ascii="Latha" w:hAnsi="Latha" w:cs="Latha" w:hint="cs"/>
+                <w:sz w:val="28"/>
+                <w:szCs w:val="28"/>
+                <w:cs/>
+                <w:lang w:bidi="ta-IN"/>
+              </w:rPr>
+              <w:br/>
+            </w:r>
+            <w:r>
+              <w:rPr>
+                <w:rFonts w:ascii="Latha" w:hAnsi="Latha" w:cs="Latha"/>
+                <w:sz w:val="28"/>
+                <w:szCs w:val="28"/>
+                <w:cs/>
+                <w:lang w:bidi="ta-IN"/>
+              </w:rPr>
+              <w:t>ப</w:t>
+            </w:r>
+            <w:r>
+              <w:rPr>
+                <w:rFonts w:ascii="BRH Tamil Tab Extra" w:hAnsi="BRH Tamil Tab Extra" w:cs="Latha"/>
+                <w:b/>
+                <w:sz w:val="32"/>
+                <w:szCs w:val="28"/>
+                <w:lang w:bidi="ta-IN"/>
+              </w:rPr>
+              <w:t>…</w:t>
+            </w:r>
+            <w:r>
+              <w:rPr>
+                <w:rFonts w:ascii="Latha" w:hAnsi="Latha" w:cs="Latha"/>
+                <w:sz w:val="28"/>
+                <w:szCs w:val="28"/>
+                <w:cs/>
+                <w:lang w:bidi="ta-IN"/>
+              </w:rPr>
+              <w:t>த</w:t>
+            </w:r>
+            <w:r>
+              <w:rPr>
+                <w:rFonts w:ascii="Latha" w:hAnsi="Latha" w:cs="Latha"/>
+                <w:b/>
+                <w:bCs/>
+                <w:position w:val="-12"/>
+                <w:sz w:val="28"/>
+                <w:szCs w:val="28"/>
+                <w:cs/>
+                <w:lang w:bidi="ta-IN"/>
+              </w:rPr>
+              <w:t>2</w:t>
+            </w:r>
+            <w:r>
+              <w:rPr>
+                <w:rFonts w:ascii="Latha" w:hAnsi="Latha" w:cs="Latha"/>
+                <w:sz w:val="28"/>
+                <w:szCs w:val="28"/>
+                <w:lang w:bidi="ta-IN"/>
+              </w:rPr>
+              <w:t xml:space="preserve"> </w:t>
+            </w:r>
+            <w:r>
+              <w:rPr>
+                <w:rFonts w:ascii="Latha" w:hAnsi="Latha" w:cs="Latha"/>
+                <w:sz w:val="28"/>
+                <w:szCs w:val="28"/>
+                <w:cs/>
+                <w:lang w:bidi="ta-IN"/>
+              </w:rPr>
+              <w:t>இதி</w:t>
+            </w:r>
+            <w:r>
+              <w:rPr>
+                <w:rFonts w:ascii="BRH Tamil Tab Extra" w:hAnsi="BRH Tamil Tab Extra" w:cs="Latha"/>
+                <w:b/>
+                <w:sz w:val="36"/>
+                <w:szCs w:val="28"/>
+                <w:lang w:bidi="ta-IN"/>
+              </w:rPr>
+              <w:t>†</w:t>
+            </w:r>
+            <w:r>
+              <w:rPr>
+                <w:rFonts w:ascii="Latha" w:hAnsi="Latha" w:cs="Latha"/>
+                <w:sz w:val="28"/>
+                <w:szCs w:val="28"/>
+                <w:lang w:bidi="ta-IN"/>
+              </w:rPr>
+              <w:t xml:space="preserve"> </w:t>
+            </w:r>
+            <w:r>
+              <w:rPr>
+                <w:rFonts w:ascii="Latha" w:hAnsi="Latha" w:cs="Latha"/>
+                <w:sz w:val="28"/>
+                <w:szCs w:val="28"/>
+                <w:highlight w:val="green"/>
+                <w:cs/>
+                <w:lang w:bidi="ta-IN"/>
+              </w:rPr>
+              <w:t>ப</w:t>
+            </w:r>
+            <w:r>
+              <w:rPr>
+                <w:rFonts w:ascii="BRH Tamil Tab Extra" w:hAnsi="BRH Tamil Tab Extra" w:cs="Latha"/>
+                <w:b/>
+                <w:sz w:val="32"/>
+                <w:szCs w:val="28"/>
+                <w:highlight w:val="green"/>
+                <w:lang w:bidi="ta-IN"/>
+              </w:rPr>
+              <w:t>…</w:t>
+            </w:r>
+            <w:r>
+              <w:rPr>
+                <w:rFonts w:ascii="Latha" w:hAnsi="Latha" w:cs="Latha"/>
+                <w:sz w:val="28"/>
+                <w:szCs w:val="28"/>
+                <w:cs/>
+                <w:lang w:bidi="ta-IN"/>
+              </w:rPr>
+              <w:t>தே</w:t>
+            </w:r>
+            <w:r>
+              <w:rPr>
+                <w:rFonts w:ascii="Latha" w:hAnsi="Latha" w:cs="Latha"/>
+                <w:b/>
+                <w:bCs/>
+                <w:position w:val="-12"/>
+                <w:sz w:val="28"/>
+                <w:szCs w:val="28"/>
+                <w:cs/>
+                <w:lang w:bidi="ta-IN"/>
+              </w:rPr>
+              <w:t>2</w:t>
+            </w:r>
+            <w:r>
+              <w:rPr>
+                <w:rFonts w:ascii="Latha" w:hAnsi="Latha" w:cs="Latha"/>
+                <w:sz w:val="28"/>
+                <w:szCs w:val="28"/>
+                <w:lang w:bidi="ta-IN"/>
+              </w:rPr>
+              <w:t xml:space="preserve"> ||</w:t>
+            </w:r>
+          </w:p>
+        </w:tc>
+      </w:tr>
+      <w:tr>
+        <w:trPr>
+          <w:trHeight w:val="1400"/>
+        </w:trPr>
+        <w:tc>
+          <w:tcPr>
+            <w:tcW w:w="3906" w:type="dxa"/>
+            <w:tcBorders>
+              <w:top w:val="single" w:sz="4" w:space="0" w:color="000000"/>
+              <w:left w:val="single" w:sz="4" w:space="0" w:color="000000"/>
+              <w:bottom w:val="single" w:sz="4" w:space="0" w:color="000000"/>
+              <w:right w:val="single" w:sz="4" w:space="0" w:color="000000"/>
+            </w:tcBorders>
+          </w:tcPr>
+          <w:p>
+            <w:pPr>
+              <w:widowControl w:val="0"/>
+              <w:tabs>
+                <w:tab w:val="left" w:pos="993"/>
+              </w:tabs>
+              <w:autoSpaceDE w:val="0"/>
+              <w:autoSpaceDN w:val="0"/>
+              <w:adjustRightInd w:val="0"/>
+              <w:spacing w:before="0" w:line="240" w:lineRule="auto"/>
+              <w:ind w:right="297"/>
+              <w:rPr>
+                <w:rFonts w:cs="Arial"/>
+                <w:b/>
+                <w:sz w:val="28"/>
+                <w:szCs w:val="32"/>
+              </w:rPr>
+            </w:pPr>
+            <w:r>
+              <w:rPr>
+                <w:rFonts w:cs="Latha"/>
+                <w:b/>
+                <w:sz w:val="28"/>
+                <w:szCs w:val="28"/>
+                <w:lang w:bidi="ta-IN"/>
+              </w:rPr>
+              <w:t>TS 4.7.1</w:t>
+            </w:r>
+            <w:r>
+              <w:rPr>
+                <w:rFonts w:cs="Latha"/>
+                <w:b/>
+                <w:sz w:val="28"/>
+                <w:szCs w:val="28"/>
+                <w:lang w:bidi="ta-IN"/>
+              </w:rPr>
               <w:t>3.3</w:t>
             </w:r>
             <w:r>
@@ -1849,6 +3200,538 @@
                 <w:sz w:val="28"/>
                 <w:szCs w:val="28"/>
                 <w:lang w:val="it-IT" w:bidi="ta-IN"/>
+              </w:rPr>
+              <w:t xml:space="preserve"> ||</w:t>
+            </w:r>
+          </w:p>
+        </w:tc>
+      </w:tr>
+      <w:tr>
+        <w:trPr>
+          <w:trHeight w:val="822"/>
+        </w:trPr>
+        <w:tc>
+          <w:tcPr>
+            <w:tcW w:w="3906" w:type="dxa"/>
+            <w:tcBorders>
+              <w:top w:val="single" w:sz="4" w:space="0" w:color="000000"/>
+              <w:left w:val="single" w:sz="4" w:space="0" w:color="000000"/>
+              <w:bottom w:val="single" w:sz="4" w:space="0" w:color="000000"/>
+              <w:right w:val="single" w:sz="4" w:space="0" w:color="000000"/>
+            </w:tcBorders>
+          </w:tcPr>
+          <w:p>
+            <w:pPr>
+              <w:widowControl w:val="0"/>
+              <w:tabs>
+                <w:tab w:val="left" w:pos="993"/>
+              </w:tabs>
+              <w:autoSpaceDE w:val="0"/>
+              <w:autoSpaceDN w:val="0"/>
+              <w:adjustRightInd w:val="0"/>
+              <w:spacing w:before="0" w:line="252" w:lineRule="auto"/>
+              <w:ind w:right="297"/>
+              <w:rPr>
+                <w:rFonts w:cs="Arial"/>
+                <w:b/>
+                <w:sz w:val="28"/>
+                <w:szCs w:val="32"/>
+              </w:rPr>
+            </w:pPr>
+            <w:r>
+              <w:rPr>
+                <w:rFonts w:cs="Latha"/>
+                <w:b/>
+                <w:sz w:val="28"/>
+                <w:szCs w:val="28"/>
+                <w:lang w:bidi="ta-IN"/>
+              </w:rPr>
+              <w:t>TS 4.7.1</w:t>
+            </w:r>
+            <w:r>
+              <w:rPr>
+                <w:rFonts w:cs="Latha"/>
+                <w:b/>
+                <w:sz w:val="28"/>
+                <w:szCs w:val="28"/>
+                <w:lang w:bidi="ta-IN"/>
+              </w:rPr>
+              <w:t>5</w:t>
+            </w:r>
+            <w:r>
+              <w:rPr>
+                <w:rFonts w:cs="Latha"/>
+                <w:b/>
+                <w:sz w:val="28"/>
+                <w:szCs w:val="28"/>
+                <w:lang w:bidi="ta-IN"/>
+              </w:rPr>
+              <w:t>.</w:t>
+            </w:r>
+            <w:r>
+              <w:rPr>
+                <w:rFonts w:cs="Latha"/>
+                <w:b/>
+                <w:sz w:val="28"/>
+                <w:szCs w:val="28"/>
+                <w:lang w:bidi="ta-IN"/>
+              </w:rPr>
+              <w:t>2</w:t>
+            </w:r>
+            <w:r>
+              <w:rPr>
+                <w:rFonts w:cs="Latha"/>
+                <w:b/>
+                <w:sz w:val="28"/>
+                <w:szCs w:val="28"/>
+                <w:lang w:bidi="ta-IN"/>
+              </w:rPr>
+              <w:t xml:space="preserve">- </w:t>
+            </w:r>
+            <w:r>
+              <w:rPr>
+                <w:rFonts w:cs="Arial"/>
+                <w:b/>
+                <w:sz w:val="28"/>
+                <w:szCs w:val="32"/>
+              </w:rPr>
+              <w:t>Kramam</w:t>
+            </w:r>
+          </w:p>
+          <w:p>
+            <w:pPr>
+              <w:spacing w:before="0" w:line="240" w:lineRule="auto"/>
+              <w:rPr>
+                <w:rFonts w:cs="Latha"/>
+                <w:b/>
+                <w:sz w:val="28"/>
+                <w:szCs w:val="28"/>
+                <w:lang w:val="en-IN" w:bidi="ta-IN"/>
+              </w:rPr>
+            </w:pPr>
+            <w:r>
+              <w:rPr>
+                <w:rFonts w:cs="Arial"/>
+                <w:b/>
+                <w:sz w:val="28"/>
+                <w:szCs w:val="32"/>
+                <w:lang w:val="en-IN"/>
+              </w:rPr>
+              <w:t>Krama Vaakyam</w:t>
+            </w:r>
+            <w:r>
+              <w:rPr>
+                <w:rFonts w:cs="Latha"/>
+                <w:b/>
+                <w:sz w:val="28"/>
+                <w:szCs w:val="28"/>
+                <w:lang w:val="en-IN" w:bidi="ta-IN"/>
+              </w:rPr>
+              <w:t xml:space="preserve"> No: - </w:t>
+            </w:r>
+            <w:r>
+              <w:rPr>
+                <w:rFonts w:cs="Latha"/>
+                <w:b/>
+                <w:sz w:val="28"/>
+                <w:szCs w:val="28"/>
+                <w:lang w:val="en-IN" w:bidi="ta-IN"/>
+              </w:rPr>
+              <w:t>5</w:t>
+            </w:r>
+            <w:r>
+              <w:rPr>
+                <w:rFonts w:cs="Latha"/>
+                <w:b/>
+                <w:sz w:val="28"/>
+                <w:szCs w:val="28"/>
+                <w:lang w:val="en-IN" w:bidi="ta-IN"/>
+              </w:rPr>
+              <w:t>7</w:t>
+            </w:r>
+          </w:p>
+          <w:p>
+            <w:pPr>
+              <w:widowControl w:val="0"/>
+              <w:tabs>
+                <w:tab w:val="left" w:pos="993"/>
+              </w:tabs>
+              <w:autoSpaceDE w:val="0"/>
+              <w:autoSpaceDN w:val="0"/>
+              <w:adjustRightInd w:val="0"/>
+              <w:spacing w:before="0" w:line="252" w:lineRule="auto"/>
+              <w:ind w:right="297"/>
+              <w:rPr>
+                <w:rFonts w:cs="Latha"/>
+                <w:b/>
+                <w:sz w:val="28"/>
+                <w:szCs w:val="28"/>
+                <w:lang w:bidi="ta-IN"/>
+              </w:rPr>
+            </w:pPr>
+            <w:r>
+              <w:rPr>
+                <w:rFonts w:cs="Latha"/>
+                <w:b/>
+                <w:sz w:val="28"/>
+                <w:szCs w:val="28"/>
+                <w:lang w:val="it-IT" w:bidi="ta-IN"/>
+              </w:rPr>
+              <w:t xml:space="preserve">Panchaati No. - </w:t>
+            </w:r>
+            <w:r>
+              <w:rPr>
+                <w:rFonts w:cs="Latha"/>
+                <w:b/>
+                <w:sz w:val="28"/>
+                <w:szCs w:val="28"/>
+                <w:lang w:val="it-IT" w:bidi="ta-IN"/>
+              </w:rPr>
+              <w:t>34</w:t>
+            </w:r>
+          </w:p>
+        </w:tc>
+        <w:tc>
+          <w:tcPr>
+            <w:tcW w:w="5103" w:type="dxa"/>
+            <w:tcBorders>
+              <w:top w:val="single" w:sz="4" w:space="0" w:color="000000"/>
+              <w:left w:val="single" w:sz="4" w:space="0" w:color="000000"/>
+              <w:bottom w:val="single" w:sz="4" w:space="0" w:color="000000"/>
+              <w:right w:val="single" w:sz="4" w:space="0" w:color="000000"/>
+            </w:tcBorders>
+          </w:tcPr>
+          <w:p>
+            <w:pPr>
+              <w:spacing w:before="0" w:line="240" w:lineRule="auto"/>
+              <w:rPr>
+                <w:rFonts w:ascii="Latha" w:hAnsi="Latha" w:cs="Latha"/>
+                <w:sz w:val="28"/>
+                <w:szCs w:val="28"/>
+                <w:cs/>
+                <w:lang w:bidi="ta-IN"/>
+              </w:rPr>
+            </w:pPr>
+            <w:r>
+              <w:rPr>
+                <w:rFonts w:ascii="Latha" w:hAnsi="Latha" w:cs="Latha"/>
+                <w:sz w:val="28"/>
+                <w:szCs w:val="28"/>
+                <w:cs/>
+                <w:lang w:bidi="ta-IN"/>
+              </w:rPr>
+              <w:t>தூ</w:t>
+            </w:r>
+            <w:r>
+              <w:rPr>
+                <w:rFonts w:ascii="BRH Tamil Tab Extra" w:hAnsi="BRH Tamil Tab Extra" w:cs="Latha"/>
+                <w:b/>
+                <w:sz w:val="32"/>
+                <w:szCs w:val="28"/>
+                <w:lang w:bidi="ta-IN"/>
+              </w:rPr>
+              <w:t>…</w:t>
+            </w:r>
+            <w:r>
+              <w:rPr>
+                <w:rFonts w:ascii="Latha" w:hAnsi="Latha" w:cs="Latha"/>
+                <w:b/>
+                <w:bCs/>
+                <w:position w:val="-12"/>
+                <w:sz w:val="28"/>
+                <w:szCs w:val="28"/>
+                <w:cs/>
+                <w:lang w:bidi="ta-IN"/>
+              </w:rPr>
+              <w:t>3</w:t>
+            </w:r>
+            <w:r>
+              <w:rPr>
+                <w:rFonts w:ascii="Latha" w:hAnsi="Latha" w:cs="Latha"/>
+                <w:sz w:val="28"/>
+                <w:szCs w:val="28"/>
+                <w:cs/>
+                <w:lang w:bidi="ta-IN"/>
+              </w:rPr>
+              <w:t>ஷ</w:t>
+            </w:r>
+            <w:r>
+              <w:rPr>
+                <w:rFonts w:ascii="Latha" w:hAnsi="Latha" w:cs="Latha"/>
+                <w:sz w:val="28"/>
+                <w:szCs w:val="28"/>
+                <w:highlight w:val="yellow"/>
+                <w:cs/>
+                <w:lang w:bidi="ta-IN"/>
+              </w:rPr>
+              <w:t>ய</w:t>
+            </w:r>
+            <w:r>
+              <w:rPr>
+                <w:rFonts w:ascii="Latha" w:hAnsi="Latha" w:cs="Latha"/>
+                <w:sz w:val="28"/>
+                <w:szCs w:val="28"/>
+                <w:cs/>
+                <w:lang w:bidi="ta-IN"/>
+              </w:rPr>
+              <w:t>ன்னிதி</w:t>
+            </w:r>
+            <w:r>
+              <w:rPr>
+                <w:rFonts w:ascii="BRH Tamil Tab Extra" w:hAnsi="BRH Tamil Tab Extra" w:cs="Latha"/>
+                <w:b/>
+                <w:sz w:val="36"/>
+                <w:szCs w:val="28"/>
+                <w:lang w:bidi="ta-IN"/>
+              </w:rPr>
+              <w:t>†</w:t>
+            </w:r>
+            <w:r>
+              <w:rPr>
+                <w:rFonts w:ascii="Latha" w:hAnsi="Latha" w:cs="Latha"/>
+                <w:sz w:val="28"/>
+                <w:szCs w:val="28"/>
+                <w:lang w:bidi="ta-IN"/>
+              </w:rPr>
+              <w:t xml:space="preserve"> </w:t>
+            </w:r>
+            <w:r>
+              <w:rPr>
+                <w:rFonts w:ascii="Latha" w:hAnsi="Latha" w:cs="Latha"/>
+                <w:sz w:val="28"/>
+                <w:szCs w:val="28"/>
+                <w:cs/>
+                <w:lang w:bidi="ta-IN"/>
+              </w:rPr>
+              <w:t>தூ</w:t>
+            </w:r>
+            <w:r>
+              <w:rPr>
+                <w:rFonts w:ascii="BRH Tamil Tab Extra" w:hAnsi="BRH Tamil Tab Extra" w:cs="Latha"/>
+                <w:b/>
+                <w:sz w:val="32"/>
+                <w:szCs w:val="28"/>
+                <w:lang w:bidi="ta-IN"/>
+              </w:rPr>
+              <w:t>…</w:t>
+            </w:r>
+            <w:r>
+              <w:rPr>
+                <w:rFonts w:ascii="Latha" w:hAnsi="Latha" w:cs="Latha"/>
+                <w:b/>
+                <w:bCs/>
+                <w:position w:val="-12"/>
+                <w:sz w:val="28"/>
+                <w:szCs w:val="28"/>
+                <w:cs/>
+                <w:lang w:bidi="ta-IN"/>
+              </w:rPr>
+              <w:t>3</w:t>
+            </w:r>
+            <w:r>
+              <w:rPr>
+                <w:rFonts w:ascii="Latha" w:hAnsi="Latha" w:cs="Latha"/>
+                <w:sz w:val="28"/>
+                <w:szCs w:val="28"/>
+                <w:cs/>
+                <w:lang w:bidi="ta-IN"/>
+              </w:rPr>
+              <w:t>ஷயன்ன்</w:t>
+            </w:r>
+            <w:r>
+              <w:rPr>
+                <w:rFonts w:ascii="BRH Tamil Tab Extra" w:hAnsi="BRH Tamil Tab Extra" w:cs="Latha"/>
+                <w:b/>
+                <w:sz w:val="36"/>
+                <w:szCs w:val="28"/>
+                <w:lang w:bidi="ta-IN"/>
+              </w:rPr>
+              <w:t>†</w:t>
+            </w:r>
+            <w:r>
+              <w:rPr>
+                <w:rFonts w:ascii="Latha" w:hAnsi="Latha" w:cs="Latha"/>
+                <w:sz w:val="28"/>
+                <w:szCs w:val="28"/>
+                <w:lang w:bidi="ta-IN"/>
+              </w:rPr>
+              <w:t xml:space="preserve"> ||</w:t>
+            </w:r>
+          </w:p>
+        </w:tc>
+        <w:tc>
+          <w:tcPr>
+            <w:tcW w:w="5386" w:type="dxa"/>
+            <w:tcBorders>
+              <w:top w:val="single" w:sz="4" w:space="0" w:color="000000"/>
+              <w:left w:val="single" w:sz="4" w:space="0" w:color="000000"/>
+              <w:bottom w:val="single" w:sz="4" w:space="0" w:color="000000"/>
+              <w:right w:val="single" w:sz="4" w:space="0" w:color="000000"/>
+            </w:tcBorders>
+          </w:tcPr>
+          <w:p>
+            <w:pPr>
+              <w:spacing w:before="0" w:line="240" w:lineRule="auto"/>
+              <w:rPr>
+                <w:rFonts w:ascii="Latha" w:hAnsi="Latha" w:cs="Latha"/>
+                <w:sz w:val="28"/>
+                <w:szCs w:val="28"/>
+                <w:cs/>
+                <w:lang w:bidi="ta-IN"/>
+              </w:rPr>
+            </w:pPr>
+            <w:r>
+              <w:rPr>
+                <w:rFonts w:ascii="Latha" w:hAnsi="Latha" w:cs="Latha"/>
+                <w:sz w:val="28"/>
+                <w:szCs w:val="28"/>
+                <w:cs/>
+                <w:lang w:bidi="ta-IN"/>
+              </w:rPr>
+              <w:t>தூ</w:t>
+            </w:r>
+            <w:r>
+              <w:rPr>
+                <w:rFonts w:ascii="BRH Tamil Tab Extra" w:hAnsi="BRH Tamil Tab Extra" w:cs="Latha"/>
+                <w:b/>
+                <w:sz w:val="32"/>
+                <w:szCs w:val="28"/>
+                <w:lang w:bidi="ta-IN"/>
+              </w:rPr>
+              <w:t>…</w:t>
+            </w:r>
+            <w:r>
+              <w:rPr>
+                <w:rFonts w:ascii="Latha" w:hAnsi="Latha" w:cs="Latha"/>
+                <w:b/>
+                <w:bCs/>
+                <w:position w:val="-12"/>
+                <w:sz w:val="28"/>
+                <w:szCs w:val="28"/>
+                <w:cs/>
+                <w:lang w:bidi="ta-IN"/>
+              </w:rPr>
+              <w:t>3</w:t>
+            </w:r>
+            <w:r>
+              <w:rPr>
+                <w:rFonts w:ascii="Latha" w:hAnsi="Latha" w:cs="Latha"/>
+                <w:sz w:val="28"/>
+                <w:szCs w:val="28"/>
+                <w:cs/>
+                <w:lang w:bidi="ta-IN"/>
+              </w:rPr>
+              <w:t>ஷ</w:t>
+            </w:r>
+            <w:r>
+              <w:rPr>
+                <w:rFonts w:ascii="Latha" w:hAnsi="Latha" w:cs="Latha"/>
+                <w:sz w:val="28"/>
+                <w:szCs w:val="28"/>
+                <w:highlight w:val="green"/>
+                <w:cs/>
+                <w:lang w:bidi="ta-IN"/>
+              </w:rPr>
+              <w:t>ய</w:t>
+            </w:r>
+            <w:r>
+              <w:rPr>
+                <w:rFonts w:ascii="BRH Tamil Tab Extra" w:hAnsi="BRH Tamil Tab Extra" w:cs="Latha"/>
+                <w:b/>
+                <w:sz w:val="32"/>
+                <w:szCs w:val="28"/>
+                <w:lang w:bidi="ta-IN"/>
+              </w:rPr>
+              <w:t>…</w:t>
+            </w:r>
+            <w:r>
+              <w:rPr>
+                <w:rFonts w:ascii="Latha" w:hAnsi="Latha" w:cs="Latha"/>
+                <w:sz w:val="28"/>
+                <w:szCs w:val="28"/>
+                <w:cs/>
+                <w:lang w:bidi="ta-IN"/>
+              </w:rPr>
+              <w:t>ன்னிதி</w:t>
+            </w:r>
+            <w:r>
+              <w:rPr>
+                <w:rFonts w:ascii="BRH Tamil Tab Extra" w:hAnsi="BRH Tamil Tab Extra" w:cs="Latha"/>
+                <w:b/>
+                <w:sz w:val="36"/>
+                <w:szCs w:val="28"/>
+                <w:lang w:bidi="ta-IN"/>
+              </w:rPr>
+              <w:t>†</w:t>
+            </w:r>
+            <w:r>
+              <w:rPr>
+                <w:rFonts w:ascii="Latha" w:hAnsi="Latha" w:cs="Latha"/>
+                <w:sz w:val="28"/>
+                <w:szCs w:val="28"/>
+                <w:lang w:bidi="ta-IN"/>
+              </w:rPr>
+              <w:t xml:space="preserve"> </w:t>
+            </w:r>
+            <w:r>
+              <w:rPr>
+                <w:rFonts w:ascii="Latha" w:hAnsi="Latha" w:cs="Latha"/>
+                <w:sz w:val="28"/>
+                <w:szCs w:val="28"/>
+                <w:cs/>
+                <w:lang w:bidi="ta-IN"/>
+              </w:rPr>
+              <w:t>தூ</w:t>
+            </w:r>
+            <w:r>
+              <w:rPr>
+                <w:rFonts w:ascii="BRH Tamil Tab Extra" w:hAnsi="BRH Tamil Tab Extra" w:cs="Latha"/>
+                <w:b/>
+                <w:sz w:val="32"/>
+                <w:szCs w:val="28"/>
+                <w:lang w:bidi="ta-IN"/>
+              </w:rPr>
+              <w:t>…</w:t>
+            </w:r>
+            <w:r>
+              <w:rPr>
+                <w:rFonts w:ascii="Latha" w:hAnsi="Latha" w:cs="Latha"/>
+                <w:b/>
+                <w:bCs/>
+                <w:position w:val="-12"/>
+                <w:sz w:val="28"/>
+                <w:szCs w:val="28"/>
+                <w:cs/>
+                <w:lang w:bidi="ta-IN"/>
+              </w:rPr>
+              <w:t>3</w:t>
+            </w:r>
+            <w:r>
+              <w:rPr>
+                <w:rFonts w:ascii="Latha" w:hAnsi="Latha" w:cs="Latha"/>
+                <w:sz w:val="28"/>
+                <w:szCs w:val="28"/>
+                <w:cs/>
+                <w:lang w:bidi="ta-IN"/>
+              </w:rPr>
+              <w:t>ஷயன்ன்</w:t>
+            </w:r>
+            <w:r>
+              <w:rPr>
+                <w:rFonts w:ascii="BRH Tamil Tab Extra" w:hAnsi="BRH Tamil Tab Extra" w:cs="Latha"/>
+                <w:b/>
+                <w:sz w:val="36"/>
+                <w:szCs w:val="28"/>
+                <w:lang w:bidi="ta-IN"/>
+              </w:rPr>
+              <w:t>†</w:t>
+            </w:r>
+            <w:r>
+              <w:rPr>
+                <w:rFonts w:ascii="Latha" w:hAnsi="Latha" w:cs="Latha"/>
+                <w:sz w:val="28"/>
+                <w:szCs w:val="28"/>
+                <w:lang w:bidi="ta-IN"/>
               </w:rPr>
               <w:t xml:space="preserve"> ||</w:t>
             </w:r>
@@ -1969,7 +3852,6 @@
           <w:szCs w:val="32"/>
           <w:u w:val="single"/>
         </w:rPr>
-        <w:lastRenderedPageBreak/>
         <w:t xml:space="preserve">TS </w:t>
       </w:r>
       <w:r>
@@ -3227,6 +5109,7 @@
                 <w:sz w:val="32"/>
                 <w:szCs w:val="32"/>
               </w:rPr>
+              <w:lastRenderedPageBreak/>
               <w:t>Reference</w:t>
             </w:r>
           </w:p>
@@ -3253,6 +5136,7 @@
                 <w:sz w:val="32"/>
                 <w:szCs w:val="32"/>
               </w:rPr>
+              <w:lastRenderedPageBreak/>
               <w:t>As Printed</w:t>
             </w:r>
           </w:p>
@@ -5130,17 +7014,8 @@
                 <w:b/>
                 <w:bCs/>
               </w:rPr>
-              <w:t>(</w:t>
-            </w:r>
-            <w:proofErr w:type="spellStart"/>
-            <w:r>
-              <w:rPr>
-                <w:b/>
-                <w:bCs/>
-              </w:rPr>
-              <w:t>visargam</w:t>
-            </w:r>
-            <w:proofErr w:type="spellEnd"/>
+              <w:t>(visargam</w:t>
+            </w:r>
             <w:r>
               <w:rPr>
                 <w:rFonts w:ascii="Cambria" w:eastAsia="Times New Roman" w:hAnsi="Cambria" w:cs="BRH Malayalam Extra"/>
@@ -5196,7 +7071,6 @@
                 <w:sz w:val="28"/>
                 <w:szCs w:val="32"/>
               </w:rPr>
-              <w:lastRenderedPageBreak/>
               <w:t>T.S.4.7.12.3 – Kramam</w:t>
             </w:r>
           </w:p>
@@ -7684,6 +9558,7 @@
                 <w:cs/>
                 <w:lang w:bidi="ta-IN"/>
               </w:rPr>
+              <w:lastRenderedPageBreak/>
               <w:t>அதி</w:t>
             </w:r>
             <w:r>
@@ -7762,17 +9637,8 @@
                 <w:b/>
                 <w:bCs/>
               </w:rPr>
-              <w:t>(</w:t>
-            </w:r>
-            <w:proofErr w:type="spellStart"/>
-            <w:r>
-              <w:rPr>
-                <w:b/>
-                <w:bCs/>
-              </w:rPr>
-              <w:t>visaram</w:t>
-            </w:r>
-            <w:proofErr w:type="spellEnd"/>
+              <w:t>(visaram</w:t>
+            </w:r>
             <w:r>
               <w:rPr>
                 <w:rFonts w:ascii="Cambria" w:eastAsia="Times New Roman" w:hAnsi="Cambria" w:cs="BRH Malayalam Extra"/>
@@ -7828,6 +9694,7 @@
                 <w:sz w:val="28"/>
                 <w:szCs w:val="32"/>
               </w:rPr>
+              <w:lastRenderedPageBreak/>
               <w:t>T.S.4.7.15.4 – Kramam</w:t>
             </w:r>
           </w:p>
@@ -8353,21 +10220,12 @@
               </w:rPr>
               <w:t xml:space="preserve"> </w:t>
             </w:r>
-            <w:proofErr w:type="spellStart"/>
             <w:r>
               <w:rPr>
                 <w:b/>
                 <w:bCs/>
               </w:rPr>
-              <w:t>hraswam</w:t>
-            </w:r>
-            <w:proofErr w:type="spellEnd"/>
-            <w:r>
-              <w:rPr>
-                <w:b/>
-                <w:bCs/>
-              </w:rPr>
-              <w:t>)</w:t>
+              <w:t>hraswam)</w:t>
             </w:r>
           </w:p>
         </w:tc>
@@ -9426,7 +11284,6 @@
           <w:szCs w:val="40"/>
           <w:lang w:val="en-IN" w:eastAsia="en-IN"/>
         </w:rPr>
-        <w:lastRenderedPageBreak/>
         <w:t>"</w:t>
       </w:r>
       <w:r>
@@ -9471,16 +11328,7 @@
           <w:bCs/>
           <w:sz w:val="32"/>
         </w:rPr>
-        <w:t xml:space="preserve">replaced </w:t>
-      </w:r>
-      <w:proofErr w:type="gramStart"/>
-      <w:r>
-        <w:rPr>
-          <w:b/>
-          <w:bCs/>
-          <w:sz w:val="32"/>
-        </w:rPr>
-        <w:t>with</w:t>
+        <w:t>replaced with</w:t>
       </w:r>
       <w:r>
         <w:rPr>
@@ -9502,7 +11350,6 @@
         </w:rPr>
         <w:t>"</w:t>
       </w:r>
-      <w:proofErr w:type="gramEnd"/>
       <w:r>
         <w:rPr>
           <w:rFonts w:ascii="Latha" w:hAnsi="Latha" w:cs="Latha"/>
@@ -10832,7 +12679,7 @@
   <w:style w:type="paragraph" w:default="1" w:styleId="Normal">
     <w:name w:val="Normal"/>
     <w:qFormat/>
-    <w:rsid w:val="00076C05"/>
+    <w:rsid w:val="0000191D"/>
     <w:pPr>
       <w:spacing w:before="120" w:line="276" w:lineRule="auto"/>
     </w:pPr>

--- a/TS-Kramam/TS-4.7/TS 4.7 Tamil Krama Paatam Corrections.docx
+++ b/TS-Kramam/TS-4.7/TS 4.7 Tamil Krama Paatam Corrections.docx
@@ -1,6 +1,6 @@
 
 <file path=word/document.xml><?xml version="1.0" encoding="utf-8"?>
-<w:document xmlns:wpc="http://schemas.microsoft.com/office/word/2010/wordprocessingCanvas" xmlns:cx="http://schemas.microsoft.com/office/drawing/2014/chartex" xmlns:cx1="http://schemas.microsoft.com/office/drawing/2015/9/8/chartex" xmlns:cx2="http://schemas.microsoft.com/office/drawing/2015/10/21/chartex" xmlns:cx3="http://schemas.microsoft.com/office/drawing/2016/5/9/chartex" xmlns:cx4="http://schemas.microsoft.com/office/drawing/2016/5/10/chartex" xmlns:cx5="http://schemas.microsoft.com/office/drawing/2016/5/11/chartex" xmlns:cx6="http://schemas.microsoft.com/office/drawing/2016/5/12/chartex" xmlns:cx7="http://schemas.microsoft.com/office/drawing/2016/5/13/chartex" xmlns:cx8="http://schemas.microsoft.com/office/drawing/2016/5/14/chartex" xmlns:mc="http://schemas.openxmlformats.org/markup-compatibility/2006" xmlns:aink="http://schemas.microsoft.com/office/drawing/2016/ink" xmlns:am3d="http://schemas.microsoft.com/office/drawing/2017/model3d" xmlns:o="urn:schemas-microsoft-com:office:office" xmlns:oel="http://schemas.microsoft.com/office/2019/extlst" xmlns:r="http://schemas.openxmlformats.org/officeDocument/2006/relationships" xmlns:m="http://schemas.openxmlformats.org/officeDocument/2006/math" xmlns:v="urn:schemas-microsoft-com:vml" xmlns:wp14="http://schemas.microsoft.com/office/word/2010/wordprocessingDrawing" xmlns:wp="http://schemas.openxmlformats.org/drawingml/2006/wordprocessingDrawing" xmlns:w10="urn:schemas-microsoft-com:office:word" xmlns:w="http://schemas.openxmlformats.org/wordprocessingml/2006/main" xmlns:w14="http://schemas.microsoft.com/office/word/2010/wordml" xmlns:w15="http://schemas.microsoft.com/office/word/2012/wordml" xmlns:w16cei="http://schemas.microsoft.com/office/word/2026/wordml/cei" xmlns:w16cex="http://schemas.microsoft.com/office/word/2018/wordml/cex" xmlns:w16cid="http://schemas.microsoft.com/office/word/2016/wordml/cid" xmlns:w16="http://schemas.microsoft.com/office/word/2018/wordml" xmlns:w16du="http://schemas.microsoft.com/office/word/2023/wordml/word16du" xmlns:w16sdtdh="http://schemas.microsoft.com/office/word/2020/wordml/sdtdatahash" xmlns:w16sdtfl="http://schemas.microsoft.com/office/word/2024/wordml/sdtformatlock" xmlns:w16se="http://schemas.microsoft.com/office/word/2015/wordml/symex" xmlns:wpg="http://schemas.microsoft.com/office/word/2010/wordprocessingGroup" xmlns:wpi="http://schemas.microsoft.com/office/word/2010/wordprocessingInk" xmlns:wne="http://schemas.microsoft.com/office/word/2006/wordml" xmlns:wps="http://schemas.microsoft.com/office/word/2010/wordprocessingShape" mc:Ignorable="w14 w15 w16se w16cid w16 w16cex w16sdtdh w16sdtfl w16du wp14">
+<w:document xmlns:wpc="http://schemas.microsoft.com/office/word/2010/wordprocessingCanvas" xmlns:cx="http://schemas.microsoft.com/office/drawing/2014/chartex" xmlns:cx1="http://schemas.microsoft.com/office/drawing/2015/9/8/chartex" xmlns:cx2="http://schemas.microsoft.com/office/drawing/2015/10/21/chartex" xmlns:cx3="http://schemas.microsoft.com/office/drawing/2016/5/9/chartex" xmlns:cx4="http://schemas.microsoft.com/office/drawing/2016/5/10/chartex" xmlns:cx5="http://schemas.microsoft.com/office/drawing/2016/5/11/chartex" xmlns:cx6="http://schemas.microsoft.com/office/drawing/2016/5/12/chartex" xmlns:cx7="http://schemas.microsoft.com/office/drawing/2016/5/13/chartex" xmlns:cx8="http://schemas.microsoft.com/office/drawing/2016/5/14/chartex" xmlns:mc="http://schemas.openxmlformats.org/markup-compatibility/2006" xmlns:aink="http://schemas.microsoft.com/office/drawing/2016/ink" xmlns:am3d="http://schemas.microsoft.com/office/drawing/2017/model3d" xmlns:o="urn:schemas-microsoft-com:office:office" xmlns:oel="http://schemas.microsoft.com/office/2019/extlst" xmlns:r="http://schemas.openxmlformats.org/officeDocument/2006/relationships" xmlns:m="http://schemas.openxmlformats.org/officeDocument/2006/math" xmlns:v="urn:schemas-microsoft-com:vml" xmlns:wp14="http://schemas.microsoft.com/office/word/2010/wordprocessingDrawing" xmlns:wp="http://schemas.openxmlformats.org/drawingml/2006/wordprocessingDrawing" xmlns:w10="urn:schemas-microsoft-com:office:word" xmlns:w="http://schemas.openxmlformats.org/wordprocessingml/2006/main" xmlns:w14="http://schemas.microsoft.com/office/word/2010/wordml" xmlns:w15="http://schemas.microsoft.com/office/word/2012/wordml" xmlns:w16cex="http://schemas.microsoft.com/office/word/2018/wordml/cex" xmlns:w16cid="http://schemas.microsoft.com/office/word/2016/wordml/cid" xmlns:w16="http://schemas.microsoft.com/office/word/2018/wordml" xmlns:w16du="http://schemas.microsoft.com/office/word/2023/wordml/word16du" xmlns:w16sdtdh="http://schemas.microsoft.com/office/word/2020/wordml/sdtdatahash" xmlns:w16sdtfl="http://schemas.microsoft.com/office/word/2024/wordml/sdtformatlock" xmlns:w16se="http://schemas.microsoft.com/office/word/2015/wordml/symex" xmlns:wpg="http://schemas.microsoft.com/office/word/2010/wordprocessingGroup" xmlns:wpi="http://schemas.microsoft.com/office/word/2010/wordprocessingInk" xmlns:wne="http://schemas.microsoft.com/office/word/2006/wordml" xmlns:wps="http://schemas.microsoft.com/office/word/2010/wordprocessingShape" mc:Ignorable="w14 w15 w16se w16cid w16 w16cex w16sdtdh w16sdtfl w16du wp14">
   <w:body>
     <w:p>
       <w:pPr>
@@ -81,7 +81,18 @@
           <w:szCs w:val="32"/>
           <w:u w:val="single"/>
         </w:rPr>
-        <w:t xml:space="preserve">Observed till </w:t>
+        <w:t xml:space="preserve">Observed </w:t>
+      </w:r>
+      <w:proofErr w:type="gramStart"/>
+      <w:r>
+        <w:rPr>
+          <w:b/>
+          <w:bCs/>
+          <w:sz w:val="32"/>
+          <w:szCs w:val="32"/>
+          <w:u w:val="single"/>
+        </w:rPr>
+        <w:t xml:space="preserve">till </w:t>
       </w:r>
       <w:r>
         <w:rPr>
@@ -94,6 +105,7 @@
         </w:rPr>
         <w:t>?????</w:t>
       </w:r>
+      <w:proofErr w:type="gramEnd"/>
     </w:p>
     <w:p>
       <w:pPr>
@@ -283,27 +295,7 @@
                 <w:szCs w:val="28"/>
                 <w:lang w:bidi="ta-IN"/>
               </w:rPr>
-              <w:t>1</w:t>
-            </w:r>
-            <w:r>
-              <w:rPr>
-                <w:rFonts w:cs="Latha"/>
-                <w:b/>
-                <w:sz w:val="28"/>
-                <w:szCs w:val="28"/>
-                <w:lang w:bidi="ta-IN"/>
-              </w:rPr>
-              <w:t>0</w:t>
-            </w:r>
-            <w:r>
-              <w:rPr>
-                <w:rFonts w:cs="Latha"/>
-                <w:b/>
-                <w:sz w:val="28"/>
-                <w:szCs w:val="28"/>
-                <w:lang w:bidi="ta-IN"/>
-              </w:rPr>
-              <w:t>.1</w:t>
+              <w:t>10.1</w:t>
             </w:r>
             <w:r>
               <w:rPr>
@@ -1447,17 +1439,7 @@
                 <w:szCs w:val="28"/>
                 <w:lang w:bidi="ta-IN"/>
               </w:rPr>
-              <w:t>3.</w:t>
-            </w:r>
-            <w:r>
-              <w:rPr>
-                <w:rFonts w:cs="Latha"/>
-                <w:b/>
-                <w:sz w:val="28"/>
-                <w:szCs w:val="28"/>
-                <w:lang w:bidi="ta-IN"/>
-              </w:rPr>
-              <w:t>2</w:t>
+              <w:t>3.2</w:t>
             </w:r>
             <w:r>
               <w:rPr>
@@ -1548,17 +1530,7 @@
                 <w:szCs w:val="28"/>
                 <w:lang w:val="it-IT" w:bidi="ta-IN"/>
               </w:rPr>
-              <w:t>2</w:t>
-            </w:r>
-            <w:r>
-              <w:rPr>
-                <w:rFonts w:cs="Latha"/>
-                <w:b/>
-                <w:sz w:val="28"/>
-                <w:szCs w:val="28"/>
-                <w:lang w:val="it-IT" w:bidi="ta-IN"/>
-              </w:rPr>
-              <w:t>5</w:t>
+              <w:t>25</w:t>
             </w:r>
           </w:p>
         </w:tc>
@@ -3256,17 +3228,7 @@
                 <w:szCs w:val="28"/>
                 <w:lang w:bidi="ta-IN"/>
               </w:rPr>
-              <w:t>5</w:t>
-            </w:r>
-            <w:r>
-              <w:rPr>
-                <w:rFonts w:cs="Latha"/>
-                <w:b/>
-                <w:sz w:val="28"/>
-                <w:szCs w:val="28"/>
-                <w:lang w:bidi="ta-IN"/>
-              </w:rPr>
-              <w:t>.</w:t>
+              <w:t>5.</w:t>
             </w:r>
             <w:r>
               <w:rPr>
@@ -3744,84 +3706,6 @@
         <w:pBdr>
           <w:bottom w:val="single" w:sz="6" w:space="1" w:color="auto"/>
         </w:pBdr>
-        <w:jc w:val="center"/>
-        <w:rPr>
-          <w:b/>
-          <w:bCs/>
-          <w:sz w:val="32"/>
-          <w:szCs w:val="32"/>
-          <w:u w:val="single"/>
-          <w:lang w:val="it-IT"/>
-        </w:rPr>
-      </w:pPr>
-    </w:p>
-    <w:p>
-      <w:pPr>
-        <w:jc w:val="center"/>
-        <w:rPr>
-          <w:b/>
-          <w:bCs/>
-          <w:sz w:val="32"/>
-          <w:szCs w:val="32"/>
-          <w:u w:val="single"/>
-          <w:lang w:val="it-IT"/>
-        </w:rPr>
-      </w:pPr>
-    </w:p>
-    <w:p>
-      <w:pPr>
-        <w:jc w:val="center"/>
-        <w:rPr>
-          <w:b/>
-          <w:bCs/>
-          <w:sz w:val="32"/>
-          <w:szCs w:val="32"/>
-          <w:u w:val="single"/>
-          <w:lang w:val="it-IT"/>
-        </w:rPr>
-      </w:pPr>
-    </w:p>
-    <w:p>
-      <w:pPr>
-        <w:jc w:val="center"/>
-        <w:rPr>
-          <w:b/>
-          <w:bCs/>
-          <w:sz w:val="32"/>
-          <w:szCs w:val="32"/>
-          <w:u w:val="single"/>
-          <w:lang w:val="it-IT"/>
-        </w:rPr>
-      </w:pPr>
-    </w:p>
-    <w:p>
-      <w:pPr>
-        <w:jc w:val="center"/>
-        <w:rPr>
-          <w:b/>
-          <w:bCs/>
-          <w:sz w:val="32"/>
-          <w:szCs w:val="32"/>
-          <w:u w:val="single"/>
-          <w:lang w:val="it-IT"/>
-        </w:rPr>
-      </w:pPr>
-    </w:p>
-    <w:p>
-      <w:pPr>
-        <w:jc w:val="center"/>
-        <w:rPr>
-          <w:b/>
-          <w:bCs/>
-          <w:sz w:val="32"/>
-          <w:szCs w:val="32"/>
-          <w:u w:val="single"/>
-          <w:lang w:val="it-IT"/>
-        </w:rPr>
-      </w:pPr>
-    </w:p>
-    <w:p>
-      <w:pPr>
         <w:jc w:val="center"/>
         <w:rPr>
           <w:b/>
@@ -5109,7 +4993,6 @@
                 <w:sz w:val="32"/>
                 <w:szCs w:val="32"/>
               </w:rPr>
-              <w:lastRenderedPageBreak/>
               <w:t>Reference</w:t>
             </w:r>
           </w:p>
@@ -5136,7 +5019,6 @@
                 <w:sz w:val="32"/>
                 <w:szCs w:val="32"/>
               </w:rPr>
-              <w:lastRenderedPageBreak/>
               <w:t>As Printed</w:t>
             </w:r>
           </w:p>
@@ -6540,6 +6422,7 @@
                 <w:szCs w:val="28"/>
                 <w:lang w:bidi="ta-IN"/>
               </w:rPr>
+              <w:lastRenderedPageBreak/>
               <w:t xml:space="preserve">TS 4.7.12.2 - </w:t>
             </w:r>
             <w:r>
@@ -7014,8 +6897,17 @@
                 <w:b/>
                 <w:bCs/>
               </w:rPr>
-              <w:t>(visargam</w:t>
-            </w:r>
+              <w:t>(</w:t>
+            </w:r>
+            <w:proofErr w:type="spellStart"/>
+            <w:r>
+              <w:rPr>
+                <w:b/>
+                <w:bCs/>
+              </w:rPr>
+              <w:t>visargam</w:t>
+            </w:r>
+            <w:proofErr w:type="spellEnd"/>
             <w:r>
               <w:rPr>
                 <w:rFonts w:ascii="Cambria" w:eastAsia="Times New Roman" w:hAnsi="Cambria" w:cs="BRH Malayalam Extra"/>
@@ -9558,7 +9450,6 @@
                 <w:cs/>
                 <w:lang w:bidi="ta-IN"/>
               </w:rPr>
-              <w:lastRenderedPageBreak/>
               <w:t>அதி</w:t>
             </w:r>
             <w:r>
@@ -9637,8 +9528,17 @@
                 <w:b/>
                 <w:bCs/>
               </w:rPr>
-              <w:t>(visaram</w:t>
-            </w:r>
+              <w:t>(</w:t>
+            </w:r>
+            <w:proofErr w:type="spellStart"/>
+            <w:r>
+              <w:rPr>
+                <w:b/>
+                <w:bCs/>
+              </w:rPr>
+              <w:t>visaram</w:t>
+            </w:r>
+            <w:proofErr w:type="spellEnd"/>
             <w:r>
               <w:rPr>
                 <w:rFonts w:ascii="Cambria" w:eastAsia="Times New Roman" w:hAnsi="Cambria" w:cs="BRH Malayalam Extra"/>
@@ -9694,7 +9594,6 @@
                 <w:sz w:val="28"/>
                 <w:szCs w:val="32"/>
               </w:rPr>
-              <w:lastRenderedPageBreak/>
               <w:t>T.S.4.7.15.4 – Kramam</w:t>
             </w:r>
           </w:p>
@@ -10220,12 +10119,21 @@
               </w:rPr>
               <w:t xml:space="preserve"> </w:t>
             </w:r>
-            <w:r>
-              <w:rPr>
-                <w:b/>
-                <w:bCs/>
-              </w:rPr>
-              <w:t>hraswam)</w:t>
+            <w:proofErr w:type="spellStart"/>
+            <w:r>
+              <w:rPr>
+                <w:b/>
+                <w:bCs/>
+              </w:rPr>
+              <w:t>hraswam</w:t>
+            </w:r>
+            <w:proofErr w:type="spellEnd"/>
+            <w:r>
+              <w:rPr>
+                <w:b/>
+                <w:bCs/>
+              </w:rPr>
+              <w:t>)</w:t>
             </w:r>
           </w:p>
         </w:tc>
@@ -10672,6 +10580,7 @@
                 <w:sz w:val="28"/>
                 <w:szCs w:val="32"/>
               </w:rPr>
+              <w:lastRenderedPageBreak/>
               <w:t>T.S.4.7.15.7 – Kramam</w:t>
             </w:r>
           </w:p>
@@ -11328,7 +11237,16 @@
           <w:bCs/>
           <w:sz w:val="32"/>
         </w:rPr>
-        <w:t>replaced with</w:t>
+        <w:t xml:space="preserve">replaced </w:t>
+      </w:r>
+      <w:proofErr w:type="gramStart"/>
+      <w:r>
+        <w:rPr>
+          <w:b/>
+          <w:bCs/>
+          <w:sz w:val="32"/>
+        </w:rPr>
+        <w:t>with</w:t>
       </w:r>
       <w:r>
         <w:rPr>
@@ -11350,6 +11268,7 @@
         </w:rPr>
         <w:t>"</w:t>
       </w:r>
+      <w:proofErr w:type="gramEnd"/>
       <w:r>
         <w:rPr>
           <w:rFonts w:ascii="Latha" w:hAnsi="Latha" w:cs="Latha"/>
@@ -11818,7 +11737,7 @@
 </file>
 
 <file path=word/endnotes.xml><?xml version="1.0" encoding="utf-8"?>
-<w:endnotes xmlns:wpc="http://schemas.microsoft.com/office/word/2010/wordprocessingCanvas" xmlns:cx="http://schemas.microsoft.com/office/drawing/2014/chartex" xmlns:cx1="http://schemas.microsoft.com/office/drawing/2015/9/8/chartex" xmlns:cx2="http://schemas.microsoft.com/office/drawing/2015/10/21/chartex" xmlns:cx3="http://schemas.microsoft.com/office/drawing/2016/5/9/chartex" xmlns:cx4="http://schemas.microsoft.com/office/drawing/2016/5/10/chartex" xmlns:cx5="http://schemas.microsoft.com/office/drawing/2016/5/11/chartex" xmlns:cx6="http://schemas.microsoft.com/office/drawing/2016/5/12/chartex" xmlns:cx7="http://schemas.microsoft.com/office/drawing/2016/5/13/chartex" xmlns:cx8="http://schemas.microsoft.com/office/drawing/2016/5/14/chartex" xmlns:mc="http://schemas.openxmlformats.org/markup-compatibility/2006" xmlns:aink="http://schemas.microsoft.com/office/drawing/2016/ink" xmlns:am3d="http://schemas.microsoft.com/office/drawing/2017/model3d" xmlns:o="urn:schemas-microsoft-com:office:office" xmlns:oel="http://schemas.microsoft.com/office/2019/extlst" xmlns:r="http://schemas.openxmlformats.org/officeDocument/2006/relationships" xmlns:m="http://schemas.openxmlformats.org/officeDocument/2006/math" xmlns:v="urn:schemas-microsoft-com:vml" xmlns:wp14="http://schemas.microsoft.com/office/word/2010/wordprocessingDrawing" xmlns:wp="http://schemas.openxmlformats.org/drawingml/2006/wordprocessingDrawing" xmlns:w10="urn:schemas-microsoft-com:office:word" xmlns:w="http://schemas.openxmlformats.org/wordprocessingml/2006/main" xmlns:w14="http://schemas.microsoft.com/office/word/2010/wordml" xmlns:w15="http://schemas.microsoft.com/office/word/2012/wordml" xmlns:w16cei="http://schemas.microsoft.com/office/word/2026/wordml/cei" xmlns:w16cex="http://schemas.microsoft.com/office/word/2018/wordml/cex" xmlns:w16cid="http://schemas.microsoft.com/office/word/2016/wordml/cid" xmlns:w16="http://schemas.microsoft.com/office/word/2018/wordml" xmlns:w16du="http://schemas.microsoft.com/office/word/2023/wordml/word16du" xmlns:w16sdtdh="http://schemas.microsoft.com/office/word/2020/wordml/sdtdatahash" xmlns:w16sdtfl="http://schemas.microsoft.com/office/word/2024/wordml/sdtformatlock" xmlns:w16se="http://schemas.microsoft.com/office/word/2015/wordml/symex" xmlns:wpg="http://schemas.microsoft.com/office/word/2010/wordprocessingGroup" xmlns:wpi="http://schemas.microsoft.com/office/word/2010/wordprocessingInk" xmlns:wne="http://schemas.microsoft.com/office/word/2006/wordml" xmlns:wps="http://schemas.microsoft.com/office/word/2010/wordprocessingShape" mc:Ignorable="w14 w15 w16se w16cid w16 w16cex w16sdtdh w16sdtfl w16du wp14">
+<w:endnotes xmlns:wpc="http://schemas.microsoft.com/office/word/2010/wordprocessingCanvas" xmlns:cx="http://schemas.microsoft.com/office/drawing/2014/chartex" xmlns:cx1="http://schemas.microsoft.com/office/drawing/2015/9/8/chartex" xmlns:cx2="http://schemas.microsoft.com/office/drawing/2015/10/21/chartex" xmlns:cx3="http://schemas.microsoft.com/office/drawing/2016/5/9/chartex" xmlns:cx4="http://schemas.microsoft.com/office/drawing/2016/5/10/chartex" xmlns:cx5="http://schemas.microsoft.com/office/drawing/2016/5/11/chartex" xmlns:cx6="http://schemas.microsoft.com/office/drawing/2016/5/12/chartex" xmlns:cx7="http://schemas.microsoft.com/office/drawing/2016/5/13/chartex" xmlns:cx8="http://schemas.microsoft.com/office/drawing/2016/5/14/chartex" xmlns:mc="http://schemas.openxmlformats.org/markup-compatibility/2006" xmlns:aink="http://schemas.microsoft.com/office/drawing/2016/ink" xmlns:am3d="http://schemas.microsoft.com/office/drawing/2017/model3d" xmlns:o="urn:schemas-microsoft-com:office:office" xmlns:oel="http://schemas.microsoft.com/office/2019/extlst" xmlns:r="http://schemas.openxmlformats.org/officeDocument/2006/relationships" xmlns:m="http://schemas.openxmlformats.org/officeDocument/2006/math" xmlns:v="urn:schemas-microsoft-com:vml" xmlns:wp14="http://schemas.microsoft.com/office/word/2010/wordprocessingDrawing" xmlns:wp="http://schemas.openxmlformats.org/drawingml/2006/wordprocessingDrawing" xmlns:w10="urn:schemas-microsoft-com:office:word" xmlns:w="http://schemas.openxmlformats.org/wordprocessingml/2006/main" xmlns:w14="http://schemas.microsoft.com/office/word/2010/wordml" xmlns:w15="http://schemas.microsoft.com/office/word/2012/wordml" xmlns:w16cex="http://schemas.microsoft.com/office/word/2018/wordml/cex" xmlns:w16cid="http://schemas.microsoft.com/office/word/2016/wordml/cid" xmlns:w16="http://schemas.microsoft.com/office/word/2018/wordml" xmlns:w16du="http://schemas.microsoft.com/office/word/2023/wordml/word16du" xmlns:w16sdtdh="http://schemas.microsoft.com/office/word/2020/wordml/sdtdatahash" xmlns:w16sdtfl="http://schemas.microsoft.com/office/word/2024/wordml/sdtformatlock" xmlns:w16se="http://schemas.microsoft.com/office/word/2015/wordml/symex" xmlns:wpg="http://schemas.microsoft.com/office/word/2010/wordprocessingGroup" xmlns:wpi="http://schemas.microsoft.com/office/word/2010/wordprocessingInk" xmlns:wne="http://schemas.microsoft.com/office/word/2006/wordml" xmlns:wps="http://schemas.microsoft.com/office/word/2010/wordprocessingShape" mc:Ignorable="w14 w15 w16se w16cid w16 w16cex w16sdtdh w16sdtfl w16du wp14">
   <w:endnote w:type="separator" w:id="-1">
     <w:p>
       <w:pPr>
@@ -11843,7 +11762,7 @@
 </file>
 
 <file path=word/footer1.xml><?xml version="1.0" encoding="utf-8"?>
-<w:ftr xmlns:wpc="http://schemas.microsoft.com/office/word/2010/wordprocessingCanvas" xmlns:cx="http://schemas.microsoft.com/office/drawing/2014/chartex" xmlns:cx1="http://schemas.microsoft.com/office/drawing/2015/9/8/chartex" xmlns:cx2="http://schemas.microsoft.com/office/drawing/2015/10/21/chartex" xmlns:cx3="http://schemas.microsoft.com/office/drawing/2016/5/9/chartex" xmlns:cx4="http://schemas.microsoft.com/office/drawing/2016/5/10/chartex" xmlns:cx5="http://schemas.microsoft.com/office/drawing/2016/5/11/chartex" xmlns:cx6="http://schemas.microsoft.com/office/drawing/2016/5/12/chartex" xmlns:cx7="http://schemas.microsoft.com/office/drawing/2016/5/13/chartex" xmlns:cx8="http://schemas.microsoft.com/office/drawing/2016/5/14/chartex" xmlns:mc="http://schemas.openxmlformats.org/markup-compatibility/2006" xmlns:aink="http://schemas.microsoft.com/office/drawing/2016/ink" xmlns:am3d="http://schemas.microsoft.com/office/drawing/2017/model3d" xmlns:o="urn:schemas-microsoft-com:office:office" xmlns:oel="http://schemas.microsoft.com/office/2019/extlst" xmlns:r="http://schemas.openxmlformats.org/officeDocument/2006/relationships" xmlns:m="http://schemas.openxmlformats.org/officeDocument/2006/math" xmlns:v="urn:schemas-microsoft-com:vml" xmlns:wp14="http://schemas.microsoft.com/office/word/2010/wordprocessingDrawing" xmlns:wp="http://schemas.openxmlformats.org/drawingml/2006/wordprocessingDrawing" xmlns:w10="urn:schemas-microsoft-com:office:word" xmlns:w="http://schemas.openxmlformats.org/wordprocessingml/2006/main" xmlns:w14="http://schemas.microsoft.com/office/word/2010/wordml" xmlns:w15="http://schemas.microsoft.com/office/word/2012/wordml" xmlns:w16cei="http://schemas.microsoft.com/office/word/2026/wordml/cei" xmlns:w16cex="http://schemas.microsoft.com/office/word/2018/wordml/cex" xmlns:w16cid="http://schemas.microsoft.com/office/word/2016/wordml/cid" xmlns:w16="http://schemas.microsoft.com/office/word/2018/wordml" xmlns:w16du="http://schemas.microsoft.com/office/word/2023/wordml/word16du" xmlns:w16sdtdh="http://schemas.microsoft.com/office/word/2020/wordml/sdtdatahash" xmlns:w16sdtfl="http://schemas.microsoft.com/office/word/2024/wordml/sdtformatlock" xmlns:w16se="http://schemas.microsoft.com/office/word/2015/wordml/symex" xmlns:wpg="http://schemas.microsoft.com/office/word/2010/wordprocessingGroup" xmlns:wpi="http://schemas.microsoft.com/office/word/2010/wordprocessingInk" xmlns:wne="http://schemas.microsoft.com/office/word/2006/wordml" xmlns:wps="http://schemas.microsoft.com/office/word/2010/wordprocessingShape" mc:Ignorable="w14 w15 w16se w16cid w16 w16cex w16sdtdh w16sdtfl w16du wp14">
+<w:ftr xmlns:wpc="http://schemas.microsoft.com/office/word/2010/wordprocessingCanvas" xmlns:cx="http://schemas.microsoft.com/office/drawing/2014/chartex" xmlns:cx1="http://schemas.microsoft.com/office/drawing/2015/9/8/chartex" xmlns:cx2="http://schemas.microsoft.com/office/drawing/2015/10/21/chartex" xmlns:cx3="http://schemas.microsoft.com/office/drawing/2016/5/9/chartex" xmlns:cx4="http://schemas.microsoft.com/office/drawing/2016/5/10/chartex" xmlns:cx5="http://schemas.microsoft.com/office/drawing/2016/5/11/chartex" xmlns:cx6="http://schemas.microsoft.com/office/drawing/2016/5/12/chartex" xmlns:cx7="http://schemas.microsoft.com/office/drawing/2016/5/13/chartex" xmlns:cx8="http://schemas.microsoft.com/office/drawing/2016/5/14/chartex" xmlns:mc="http://schemas.openxmlformats.org/markup-compatibility/2006" xmlns:aink="http://schemas.microsoft.com/office/drawing/2016/ink" xmlns:am3d="http://schemas.microsoft.com/office/drawing/2017/model3d" xmlns:o="urn:schemas-microsoft-com:office:office" xmlns:oel="http://schemas.microsoft.com/office/2019/extlst" xmlns:r="http://schemas.openxmlformats.org/officeDocument/2006/relationships" xmlns:m="http://schemas.openxmlformats.org/officeDocument/2006/math" xmlns:v="urn:schemas-microsoft-com:vml" xmlns:wp14="http://schemas.microsoft.com/office/word/2010/wordprocessingDrawing" xmlns:wp="http://schemas.openxmlformats.org/drawingml/2006/wordprocessingDrawing" xmlns:w10="urn:schemas-microsoft-com:office:word" xmlns:w="http://schemas.openxmlformats.org/wordprocessingml/2006/main" xmlns:w14="http://schemas.microsoft.com/office/word/2010/wordml" xmlns:w15="http://schemas.microsoft.com/office/word/2012/wordml" xmlns:w16cex="http://schemas.microsoft.com/office/word/2018/wordml/cex" xmlns:w16cid="http://schemas.microsoft.com/office/word/2016/wordml/cid" xmlns:w16="http://schemas.microsoft.com/office/word/2018/wordml" xmlns:w16du="http://schemas.microsoft.com/office/word/2023/wordml/word16du" xmlns:w16sdtdh="http://schemas.microsoft.com/office/word/2020/wordml/sdtdatahash" xmlns:w16sdtfl="http://schemas.microsoft.com/office/word/2024/wordml/sdtformatlock" xmlns:w16se="http://schemas.microsoft.com/office/word/2015/wordml/symex" xmlns:wpg="http://schemas.microsoft.com/office/word/2010/wordprocessingGroup" xmlns:wpi="http://schemas.microsoft.com/office/word/2010/wordprocessingInk" xmlns:wne="http://schemas.microsoft.com/office/word/2006/wordml" xmlns:wps="http://schemas.microsoft.com/office/word/2010/wordprocessingShape" mc:Ignorable="w14 w15 w16se w16cid w16 w16cex w16sdtdh w16sdtfl w16du wp14">
   <w:p>
     <w:pPr>
       <w:pBdr>
@@ -12035,12 +11954,13 @@
 </file>
 
 <file path=word/footer2.xml><?xml version="1.0" encoding="utf-8"?>
-<w:ftr xmlns:wpc="http://schemas.microsoft.com/office/word/2010/wordprocessingCanvas" xmlns:cx="http://schemas.microsoft.com/office/drawing/2014/chartex" xmlns:cx1="http://schemas.microsoft.com/office/drawing/2015/9/8/chartex" xmlns:cx2="http://schemas.microsoft.com/office/drawing/2015/10/21/chartex" xmlns:cx3="http://schemas.microsoft.com/office/drawing/2016/5/9/chartex" xmlns:cx4="http://schemas.microsoft.com/office/drawing/2016/5/10/chartex" xmlns:cx5="http://schemas.microsoft.com/office/drawing/2016/5/11/chartex" xmlns:cx6="http://schemas.microsoft.com/office/drawing/2016/5/12/chartex" xmlns:cx7="http://schemas.microsoft.com/office/drawing/2016/5/13/chartex" xmlns:cx8="http://schemas.microsoft.com/office/drawing/2016/5/14/chartex" xmlns:mc="http://schemas.openxmlformats.org/markup-compatibility/2006" xmlns:aink="http://schemas.microsoft.com/office/drawing/2016/ink" xmlns:am3d="http://schemas.microsoft.com/office/drawing/2017/model3d" xmlns:o="urn:schemas-microsoft-com:office:office" xmlns:oel="http://schemas.microsoft.com/office/2019/extlst" xmlns:r="http://schemas.openxmlformats.org/officeDocument/2006/relationships" xmlns:m="http://schemas.openxmlformats.org/officeDocument/2006/math" xmlns:v="urn:schemas-microsoft-com:vml" xmlns:wp14="http://schemas.microsoft.com/office/word/2010/wordprocessingDrawing" xmlns:wp="http://schemas.openxmlformats.org/drawingml/2006/wordprocessingDrawing" xmlns:w10="urn:schemas-microsoft-com:office:word" xmlns:w="http://schemas.openxmlformats.org/wordprocessingml/2006/main" xmlns:w14="http://schemas.microsoft.com/office/word/2010/wordml" xmlns:w15="http://schemas.microsoft.com/office/word/2012/wordml" xmlns:w16cei="http://schemas.microsoft.com/office/word/2026/wordml/cei" xmlns:w16cex="http://schemas.microsoft.com/office/word/2018/wordml/cex" xmlns:w16cid="http://schemas.microsoft.com/office/word/2016/wordml/cid" xmlns:w16="http://schemas.microsoft.com/office/word/2018/wordml" xmlns:w16du="http://schemas.microsoft.com/office/word/2023/wordml/word16du" xmlns:w16sdtdh="http://schemas.microsoft.com/office/word/2020/wordml/sdtdatahash" xmlns:w16sdtfl="http://schemas.microsoft.com/office/word/2024/wordml/sdtformatlock" xmlns:w16se="http://schemas.microsoft.com/office/word/2015/wordml/symex" xmlns:wpg="http://schemas.microsoft.com/office/word/2010/wordprocessingGroup" xmlns:wpi="http://schemas.microsoft.com/office/word/2010/wordprocessingInk" xmlns:wne="http://schemas.microsoft.com/office/word/2006/wordml" xmlns:wps="http://schemas.microsoft.com/office/word/2010/wordprocessingShape" mc:Ignorable="w14 w15 w16se w16cid w16 w16cex w16sdtdh w16sdtfl w16du wp14">
+<w:ftr xmlns:wpc="http://schemas.microsoft.com/office/word/2010/wordprocessingCanvas" xmlns:cx="http://schemas.microsoft.com/office/drawing/2014/chartex" xmlns:cx1="http://schemas.microsoft.com/office/drawing/2015/9/8/chartex" xmlns:cx2="http://schemas.microsoft.com/office/drawing/2015/10/21/chartex" xmlns:cx3="http://schemas.microsoft.com/office/drawing/2016/5/9/chartex" xmlns:cx4="http://schemas.microsoft.com/office/drawing/2016/5/10/chartex" xmlns:cx5="http://schemas.microsoft.com/office/drawing/2016/5/11/chartex" xmlns:cx6="http://schemas.microsoft.com/office/drawing/2016/5/12/chartex" xmlns:cx7="http://schemas.microsoft.com/office/drawing/2016/5/13/chartex" xmlns:cx8="http://schemas.microsoft.com/office/drawing/2016/5/14/chartex" xmlns:mc="http://schemas.openxmlformats.org/markup-compatibility/2006" xmlns:aink="http://schemas.microsoft.com/office/drawing/2016/ink" xmlns:am3d="http://schemas.microsoft.com/office/drawing/2017/model3d" xmlns:o="urn:schemas-microsoft-com:office:office" xmlns:oel="http://schemas.microsoft.com/office/2019/extlst" xmlns:r="http://schemas.openxmlformats.org/officeDocument/2006/relationships" xmlns:m="http://schemas.openxmlformats.org/officeDocument/2006/math" xmlns:v="urn:schemas-microsoft-com:vml" xmlns:wp14="http://schemas.microsoft.com/office/word/2010/wordprocessingDrawing" xmlns:wp="http://schemas.openxmlformats.org/drawingml/2006/wordprocessingDrawing" xmlns:w10="urn:schemas-microsoft-com:office:word" xmlns:w="http://schemas.openxmlformats.org/wordprocessingml/2006/main" xmlns:w14="http://schemas.microsoft.com/office/word/2010/wordml" xmlns:w15="http://schemas.microsoft.com/office/word/2012/wordml" xmlns:w16cex="http://schemas.microsoft.com/office/word/2018/wordml/cex" xmlns:w16cid="http://schemas.microsoft.com/office/word/2016/wordml/cid" xmlns:w16="http://schemas.microsoft.com/office/word/2018/wordml" xmlns:w16du="http://schemas.microsoft.com/office/word/2023/wordml/word16du" xmlns:w16sdtdh="http://schemas.microsoft.com/office/word/2020/wordml/sdtdatahash" xmlns:w16sdtfl="http://schemas.microsoft.com/office/word/2024/wordml/sdtformatlock" xmlns:w16se="http://schemas.microsoft.com/office/word/2015/wordml/symex" xmlns:wpg="http://schemas.microsoft.com/office/word/2010/wordprocessingGroup" xmlns:wpi="http://schemas.microsoft.com/office/word/2010/wordprocessingInk" xmlns:wne="http://schemas.microsoft.com/office/word/2006/wordml" xmlns:wps="http://schemas.microsoft.com/office/word/2010/wordprocessingShape" mc:Ignorable="w14 w15 w16se w16cid w16 w16cex w16sdtdh w16sdtfl w16du wp14">
   <w:p>
     <w:pPr>
       <w:pBdr>
         <w:top w:val="single" w:sz="4" w:space="1" w:color="auto"/>
       </w:pBdr>
+      <w:jc w:val="right"/>
       <w:rPr>
         <w:b/>
         <w:bCs/>
@@ -12125,7 +12045,11 @@
       <w:t xml:space="preserve"> </w:t>
     </w:r>
     <w:r>
-      <w:tab/>
+      <w:rPr>
+        <w:b/>
+        <w:bCs/>
+      </w:rPr>
+      <w:t xml:space="preserve">                      </w:t>
     </w:r>
     <w:r>
       <w:tab/>
@@ -12237,7 +12161,7 @@
 </file>
 
 <file path=word/footnotes.xml><?xml version="1.0" encoding="utf-8"?>
-<w:footnotes xmlns:wpc="http://schemas.microsoft.com/office/word/2010/wordprocessingCanvas" xmlns:cx="http://schemas.microsoft.com/office/drawing/2014/chartex" xmlns:cx1="http://schemas.microsoft.com/office/drawing/2015/9/8/chartex" xmlns:cx2="http://schemas.microsoft.com/office/drawing/2015/10/21/chartex" xmlns:cx3="http://schemas.microsoft.com/office/drawing/2016/5/9/chartex" xmlns:cx4="http://schemas.microsoft.com/office/drawing/2016/5/10/chartex" xmlns:cx5="http://schemas.microsoft.com/office/drawing/2016/5/11/chartex" xmlns:cx6="http://schemas.microsoft.com/office/drawing/2016/5/12/chartex" xmlns:cx7="http://schemas.microsoft.com/office/drawing/2016/5/13/chartex" xmlns:cx8="http://schemas.microsoft.com/office/drawing/2016/5/14/chartex" xmlns:mc="http://schemas.openxmlformats.org/markup-compatibility/2006" xmlns:aink="http://schemas.microsoft.com/office/drawing/2016/ink" xmlns:am3d="http://schemas.microsoft.com/office/drawing/2017/model3d" xmlns:o="urn:schemas-microsoft-com:office:office" xmlns:oel="http://schemas.microsoft.com/office/2019/extlst" xmlns:r="http://schemas.openxmlformats.org/officeDocument/2006/relationships" xmlns:m="http://schemas.openxmlformats.org/officeDocument/2006/math" xmlns:v="urn:schemas-microsoft-com:vml" xmlns:wp14="http://schemas.microsoft.com/office/word/2010/wordprocessingDrawing" xmlns:wp="http://schemas.openxmlformats.org/drawingml/2006/wordprocessingDrawing" xmlns:w10="urn:schemas-microsoft-com:office:word" xmlns:w="http://schemas.openxmlformats.org/wordprocessingml/2006/main" xmlns:w14="http://schemas.microsoft.com/office/word/2010/wordml" xmlns:w15="http://schemas.microsoft.com/office/word/2012/wordml" xmlns:w16cei="http://schemas.microsoft.com/office/word/2026/wordml/cei" xmlns:w16cex="http://schemas.microsoft.com/office/word/2018/wordml/cex" xmlns:w16cid="http://schemas.microsoft.com/office/word/2016/wordml/cid" xmlns:w16="http://schemas.microsoft.com/office/word/2018/wordml" xmlns:w16du="http://schemas.microsoft.com/office/word/2023/wordml/word16du" xmlns:w16sdtdh="http://schemas.microsoft.com/office/word/2020/wordml/sdtdatahash" xmlns:w16sdtfl="http://schemas.microsoft.com/office/word/2024/wordml/sdtformatlock" xmlns:w16se="http://schemas.microsoft.com/office/word/2015/wordml/symex" xmlns:wpg="http://schemas.microsoft.com/office/word/2010/wordprocessingGroup" xmlns:wpi="http://schemas.microsoft.com/office/word/2010/wordprocessingInk" xmlns:wne="http://schemas.microsoft.com/office/word/2006/wordml" xmlns:wps="http://schemas.microsoft.com/office/word/2010/wordprocessingShape" mc:Ignorable="w14 w15 w16se w16cid w16 w16cex w16sdtdh w16sdtfl w16du wp14">
+<w:footnotes xmlns:wpc="http://schemas.microsoft.com/office/word/2010/wordprocessingCanvas" xmlns:cx="http://schemas.microsoft.com/office/drawing/2014/chartex" xmlns:cx1="http://schemas.microsoft.com/office/drawing/2015/9/8/chartex" xmlns:cx2="http://schemas.microsoft.com/office/drawing/2015/10/21/chartex" xmlns:cx3="http://schemas.microsoft.com/office/drawing/2016/5/9/chartex" xmlns:cx4="http://schemas.microsoft.com/office/drawing/2016/5/10/chartex" xmlns:cx5="http://schemas.microsoft.com/office/drawing/2016/5/11/chartex" xmlns:cx6="http://schemas.microsoft.com/office/drawing/2016/5/12/chartex" xmlns:cx7="http://schemas.microsoft.com/office/drawing/2016/5/13/chartex" xmlns:cx8="http://schemas.microsoft.com/office/drawing/2016/5/14/chartex" xmlns:mc="http://schemas.openxmlformats.org/markup-compatibility/2006" xmlns:aink="http://schemas.microsoft.com/office/drawing/2016/ink" xmlns:am3d="http://schemas.microsoft.com/office/drawing/2017/model3d" xmlns:o="urn:schemas-microsoft-com:office:office" xmlns:oel="http://schemas.microsoft.com/office/2019/extlst" xmlns:r="http://schemas.openxmlformats.org/officeDocument/2006/relationships" xmlns:m="http://schemas.openxmlformats.org/officeDocument/2006/math" xmlns:v="urn:schemas-microsoft-com:vml" xmlns:wp14="http://schemas.microsoft.com/office/word/2010/wordprocessingDrawing" xmlns:wp="http://schemas.openxmlformats.org/drawingml/2006/wordprocessingDrawing" xmlns:w10="urn:schemas-microsoft-com:office:word" xmlns:w="http://schemas.openxmlformats.org/wordprocessingml/2006/main" xmlns:w14="http://schemas.microsoft.com/office/word/2010/wordml" xmlns:w15="http://schemas.microsoft.com/office/word/2012/wordml" xmlns:w16cex="http://schemas.microsoft.com/office/word/2018/wordml/cex" xmlns:w16cid="http://schemas.microsoft.com/office/word/2016/wordml/cid" xmlns:w16="http://schemas.microsoft.com/office/word/2018/wordml" xmlns:w16du="http://schemas.microsoft.com/office/word/2023/wordml/word16du" xmlns:w16sdtdh="http://schemas.microsoft.com/office/word/2020/wordml/sdtdatahash" xmlns:w16sdtfl="http://schemas.microsoft.com/office/word/2024/wordml/sdtformatlock" xmlns:w16se="http://schemas.microsoft.com/office/word/2015/wordml/symex" xmlns:wpg="http://schemas.microsoft.com/office/word/2010/wordprocessingGroup" xmlns:wpi="http://schemas.microsoft.com/office/word/2010/wordprocessingInk" xmlns:wne="http://schemas.microsoft.com/office/word/2006/wordml" xmlns:wps="http://schemas.microsoft.com/office/word/2010/wordprocessingShape" mc:Ignorable="w14 w15 w16se w16cid w16 w16cex w16sdtdh w16sdtfl w16du wp14">
   <w:footnote w:type="separator" w:id="-1">
     <w:p>
       <w:pPr>
@@ -12262,7 +12186,7 @@
 </file>
 
 <file path=word/header1.xml><?xml version="1.0" encoding="utf-8"?>
-<w:hdr xmlns:wpc="http://schemas.microsoft.com/office/word/2010/wordprocessingCanvas" xmlns:cx="http://schemas.microsoft.com/office/drawing/2014/chartex" xmlns:cx1="http://schemas.microsoft.com/office/drawing/2015/9/8/chartex" xmlns:cx2="http://schemas.microsoft.com/office/drawing/2015/10/21/chartex" xmlns:cx3="http://schemas.microsoft.com/office/drawing/2016/5/9/chartex" xmlns:cx4="http://schemas.microsoft.com/office/drawing/2016/5/10/chartex" xmlns:cx5="http://schemas.microsoft.com/office/drawing/2016/5/11/chartex" xmlns:cx6="http://schemas.microsoft.com/office/drawing/2016/5/12/chartex" xmlns:cx7="http://schemas.microsoft.com/office/drawing/2016/5/13/chartex" xmlns:cx8="http://schemas.microsoft.com/office/drawing/2016/5/14/chartex" xmlns:mc="http://schemas.openxmlformats.org/markup-compatibility/2006" xmlns:aink="http://schemas.microsoft.com/office/drawing/2016/ink" xmlns:am3d="http://schemas.microsoft.com/office/drawing/2017/model3d" xmlns:o="urn:schemas-microsoft-com:office:office" xmlns:oel="http://schemas.microsoft.com/office/2019/extlst" xmlns:r="http://schemas.openxmlformats.org/officeDocument/2006/relationships" xmlns:m="http://schemas.openxmlformats.org/officeDocument/2006/math" xmlns:v="urn:schemas-microsoft-com:vml" xmlns:wp14="http://schemas.microsoft.com/office/word/2010/wordprocessingDrawing" xmlns:wp="http://schemas.openxmlformats.org/drawingml/2006/wordprocessingDrawing" xmlns:w10="urn:schemas-microsoft-com:office:word" xmlns:w="http://schemas.openxmlformats.org/wordprocessingml/2006/main" xmlns:w14="http://schemas.microsoft.com/office/word/2010/wordml" xmlns:w15="http://schemas.microsoft.com/office/word/2012/wordml" xmlns:w16cei="http://schemas.microsoft.com/office/word/2026/wordml/cei" xmlns:w16cex="http://schemas.microsoft.com/office/word/2018/wordml/cex" xmlns:w16cid="http://schemas.microsoft.com/office/word/2016/wordml/cid" xmlns:w16="http://schemas.microsoft.com/office/word/2018/wordml" xmlns:w16du="http://schemas.microsoft.com/office/word/2023/wordml/word16du" xmlns:w16sdtdh="http://schemas.microsoft.com/office/word/2020/wordml/sdtdatahash" xmlns:w16sdtfl="http://schemas.microsoft.com/office/word/2024/wordml/sdtformatlock" xmlns:w16se="http://schemas.microsoft.com/office/word/2015/wordml/symex" xmlns:wpg="http://schemas.microsoft.com/office/word/2010/wordprocessingGroup" xmlns:wpi="http://schemas.microsoft.com/office/word/2010/wordprocessingInk" xmlns:wne="http://schemas.microsoft.com/office/word/2006/wordml" xmlns:wps="http://schemas.microsoft.com/office/word/2010/wordprocessingShape" mc:Ignorable="w14 w15 w16se w16cid w16 w16cex w16sdtdh w16sdtfl w16du wp14">
+<w:hdr xmlns:wpc="http://schemas.microsoft.com/office/word/2010/wordprocessingCanvas" xmlns:cx="http://schemas.microsoft.com/office/drawing/2014/chartex" xmlns:cx1="http://schemas.microsoft.com/office/drawing/2015/9/8/chartex" xmlns:cx2="http://schemas.microsoft.com/office/drawing/2015/10/21/chartex" xmlns:cx3="http://schemas.microsoft.com/office/drawing/2016/5/9/chartex" xmlns:cx4="http://schemas.microsoft.com/office/drawing/2016/5/10/chartex" xmlns:cx5="http://schemas.microsoft.com/office/drawing/2016/5/11/chartex" xmlns:cx6="http://schemas.microsoft.com/office/drawing/2016/5/12/chartex" xmlns:cx7="http://schemas.microsoft.com/office/drawing/2016/5/13/chartex" xmlns:cx8="http://schemas.microsoft.com/office/drawing/2016/5/14/chartex" xmlns:mc="http://schemas.openxmlformats.org/markup-compatibility/2006" xmlns:aink="http://schemas.microsoft.com/office/drawing/2016/ink" xmlns:am3d="http://schemas.microsoft.com/office/drawing/2017/model3d" xmlns:o="urn:schemas-microsoft-com:office:office" xmlns:oel="http://schemas.microsoft.com/office/2019/extlst" xmlns:r="http://schemas.openxmlformats.org/officeDocument/2006/relationships" xmlns:m="http://schemas.openxmlformats.org/officeDocument/2006/math" xmlns:v="urn:schemas-microsoft-com:vml" xmlns:wp14="http://schemas.microsoft.com/office/word/2010/wordprocessingDrawing" xmlns:wp="http://schemas.openxmlformats.org/drawingml/2006/wordprocessingDrawing" xmlns:w10="urn:schemas-microsoft-com:office:word" xmlns:w="http://schemas.openxmlformats.org/wordprocessingml/2006/main" xmlns:w14="http://schemas.microsoft.com/office/word/2010/wordml" xmlns:w15="http://schemas.microsoft.com/office/word/2012/wordml" xmlns:w16cex="http://schemas.microsoft.com/office/word/2018/wordml/cex" xmlns:w16cid="http://schemas.microsoft.com/office/word/2016/wordml/cid" xmlns:w16="http://schemas.microsoft.com/office/word/2018/wordml" xmlns:w16du="http://schemas.microsoft.com/office/word/2023/wordml/word16du" xmlns:w16sdtdh="http://schemas.microsoft.com/office/word/2020/wordml/sdtdatahash" xmlns:w16sdtfl="http://schemas.microsoft.com/office/word/2024/wordml/sdtformatlock" xmlns:w16se="http://schemas.microsoft.com/office/word/2015/wordml/symex" xmlns:wpg="http://schemas.microsoft.com/office/word/2010/wordprocessingGroup" xmlns:wpi="http://schemas.microsoft.com/office/word/2010/wordprocessingInk" xmlns:wne="http://schemas.microsoft.com/office/word/2006/wordml" xmlns:wps="http://schemas.microsoft.com/office/word/2010/wordprocessingShape" mc:Ignorable="w14 w15 w16se w16cid w16 w16cex w16sdtdh w16sdtfl w16du wp14">
   <w:p>
     <w:pPr>
       <w:pStyle w:val="Header"/>
@@ -12275,7 +12199,7 @@
 </file>
 
 <file path=word/header2.xml><?xml version="1.0" encoding="utf-8"?>
-<w:hdr xmlns:wpc="http://schemas.microsoft.com/office/word/2010/wordprocessingCanvas" xmlns:cx="http://schemas.microsoft.com/office/drawing/2014/chartex" xmlns:cx1="http://schemas.microsoft.com/office/drawing/2015/9/8/chartex" xmlns:cx2="http://schemas.microsoft.com/office/drawing/2015/10/21/chartex" xmlns:cx3="http://schemas.microsoft.com/office/drawing/2016/5/9/chartex" xmlns:cx4="http://schemas.microsoft.com/office/drawing/2016/5/10/chartex" xmlns:cx5="http://schemas.microsoft.com/office/drawing/2016/5/11/chartex" xmlns:cx6="http://schemas.microsoft.com/office/drawing/2016/5/12/chartex" xmlns:cx7="http://schemas.microsoft.com/office/drawing/2016/5/13/chartex" xmlns:cx8="http://schemas.microsoft.com/office/drawing/2016/5/14/chartex" xmlns:mc="http://schemas.openxmlformats.org/markup-compatibility/2006" xmlns:aink="http://schemas.microsoft.com/office/drawing/2016/ink" xmlns:am3d="http://schemas.microsoft.com/office/drawing/2017/model3d" xmlns:o="urn:schemas-microsoft-com:office:office" xmlns:oel="http://schemas.microsoft.com/office/2019/extlst" xmlns:r="http://schemas.openxmlformats.org/officeDocument/2006/relationships" xmlns:m="http://schemas.openxmlformats.org/officeDocument/2006/math" xmlns:v="urn:schemas-microsoft-com:vml" xmlns:wp14="http://schemas.microsoft.com/office/word/2010/wordprocessingDrawing" xmlns:wp="http://schemas.openxmlformats.org/drawingml/2006/wordprocessingDrawing" xmlns:w10="urn:schemas-microsoft-com:office:word" xmlns:w="http://schemas.openxmlformats.org/wordprocessingml/2006/main" xmlns:w14="http://schemas.microsoft.com/office/word/2010/wordml" xmlns:w15="http://schemas.microsoft.com/office/word/2012/wordml" xmlns:w16cei="http://schemas.microsoft.com/office/word/2026/wordml/cei" xmlns:w16cex="http://schemas.microsoft.com/office/word/2018/wordml/cex" xmlns:w16cid="http://schemas.microsoft.com/office/word/2016/wordml/cid" xmlns:w16="http://schemas.microsoft.com/office/word/2018/wordml" xmlns:w16du="http://schemas.microsoft.com/office/word/2023/wordml/word16du" xmlns:w16sdtdh="http://schemas.microsoft.com/office/word/2020/wordml/sdtdatahash" xmlns:w16sdtfl="http://schemas.microsoft.com/office/word/2024/wordml/sdtformatlock" xmlns:w16se="http://schemas.microsoft.com/office/word/2015/wordml/symex" xmlns:wpg="http://schemas.microsoft.com/office/word/2010/wordprocessingGroup" xmlns:wpi="http://schemas.microsoft.com/office/word/2010/wordprocessingInk" xmlns:wne="http://schemas.microsoft.com/office/word/2006/wordml" xmlns:wps="http://schemas.microsoft.com/office/word/2010/wordprocessingShape" mc:Ignorable="w14 w15 w16se w16cid w16 w16cex w16sdtdh w16sdtfl w16du wp14">
+<w:hdr xmlns:wpc="http://schemas.microsoft.com/office/word/2010/wordprocessingCanvas" xmlns:cx="http://schemas.microsoft.com/office/drawing/2014/chartex" xmlns:cx1="http://schemas.microsoft.com/office/drawing/2015/9/8/chartex" xmlns:cx2="http://schemas.microsoft.com/office/drawing/2015/10/21/chartex" xmlns:cx3="http://schemas.microsoft.com/office/drawing/2016/5/9/chartex" xmlns:cx4="http://schemas.microsoft.com/office/drawing/2016/5/10/chartex" xmlns:cx5="http://schemas.microsoft.com/office/drawing/2016/5/11/chartex" xmlns:cx6="http://schemas.microsoft.com/office/drawing/2016/5/12/chartex" xmlns:cx7="http://schemas.microsoft.com/office/drawing/2016/5/13/chartex" xmlns:cx8="http://schemas.microsoft.com/office/drawing/2016/5/14/chartex" xmlns:mc="http://schemas.openxmlformats.org/markup-compatibility/2006" xmlns:aink="http://schemas.microsoft.com/office/drawing/2016/ink" xmlns:am3d="http://schemas.microsoft.com/office/drawing/2017/model3d" xmlns:o="urn:schemas-microsoft-com:office:office" xmlns:oel="http://schemas.microsoft.com/office/2019/extlst" xmlns:r="http://schemas.openxmlformats.org/officeDocument/2006/relationships" xmlns:m="http://schemas.openxmlformats.org/officeDocument/2006/math" xmlns:v="urn:schemas-microsoft-com:vml" xmlns:wp14="http://schemas.microsoft.com/office/word/2010/wordprocessingDrawing" xmlns:wp="http://schemas.openxmlformats.org/drawingml/2006/wordprocessingDrawing" xmlns:w10="urn:schemas-microsoft-com:office:word" xmlns:w="http://schemas.openxmlformats.org/wordprocessingml/2006/main" xmlns:w14="http://schemas.microsoft.com/office/word/2010/wordml" xmlns:w15="http://schemas.microsoft.com/office/word/2012/wordml" xmlns:w16cex="http://schemas.microsoft.com/office/word/2018/wordml/cex" xmlns:w16cid="http://schemas.microsoft.com/office/word/2016/wordml/cid" xmlns:w16="http://schemas.microsoft.com/office/word/2018/wordml" xmlns:w16du="http://schemas.microsoft.com/office/word/2023/wordml/word16du" xmlns:w16sdtdh="http://schemas.microsoft.com/office/word/2020/wordml/sdtdatahash" xmlns:w16sdtfl="http://schemas.microsoft.com/office/word/2024/wordml/sdtformatlock" xmlns:w16se="http://schemas.microsoft.com/office/word/2015/wordml/symex" xmlns:wpg="http://schemas.microsoft.com/office/word/2010/wordprocessingGroup" xmlns:wpi="http://schemas.microsoft.com/office/word/2010/wordprocessingInk" xmlns:wne="http://schemas.microsoft.com/office/word/2006/wordml" xmlns:wps="http://schemas.microsoft.com/office/word/2010/wordprocessingShape" mc:Ignorable="w14 w15 w16se w16cid w16 w16cex w16sdtdh w16sdtfl w16du wp14">
   <w:p>
     <w:pPr>
       <w:pStyle w:val="Header"/>

--- a/TS-Kramam/TS-4.7/TS 4.7 Tamil Krama Paatam Corrections.docx
+++ b/TS-Kramam/TS-4.7/TS 4.7 Tamil Krama Paatam Corrections.docx
@@ -81,18 +81,7 @@
           <w:szCs w:val="32"/>
           <w:u w:val="single"/>
         </w:rPr>
-        <w:t xml:space="preserve">Observed </w:t>
-      </w:r>
-      <w:proofErr w:type="gramStart"/>
-      <w:r>
-        <w:rPr>
-          <w:b/>
-          <w:bCs/>
-          <w:sz w:val="32"/>
-          <w:szCs w:val="32"/>
-          <w:u w:val="single"/>
-        </w:rPr>
-        <w:t xml:space="preserve">till </w:t>
+        <w:t xml:space="preserve">Observed till </w:t>
       </w:r>
       <w:r>
         <w:rPr>
@@ -105,7 +94,6 @@
         </w:rPr>
         <w:t>?????</w:t>
       </w:r>
-      <w:proofErr w:type="gramEnd"/>
     </w:p>
     <w:p>
       <w:pPr>
@@ -295,7 +283,7 @@
                 <w:szCs w:val="28"/>
                 <w:lang w:bidi="ta-IN"/>
               </w:rPr>
-              <w:t>10.1</w:t>
+              <w:t>1.2</w:t>
             </w:r>
             <w:r>
               <w:rPr>
@@ -346,7 +334,7 @@
                 <w:szCs w:val="28"/>
                 <w:lang w:val="en-IN" w:bidi="ta-IN"/>
               </w:rPr>
-              <w:t xml:space="preserve"> No: -</w:t>
+              <w:t xml:space="preserve"> No: - </w:t>
             </w:r>
             <w:r>
               <w:rPr>
@@ -356,7 +344,7 @@
                 <w:szCs w:val="28"/>
                 <w:lang w:val="en-IN" w:bidi="ta-IN"/>
               </w:rPr>
-              <w:t xml:space="preserve"> 48,49</w:t>
+              <w:t>2</w:t>
             </w:r>
           </w:p>
           <w:p>
@@ -386,7 +374,7 @@
                 <w:szCs w:val="28"/>
                 <w:lang w:val="it-IT" w:bidi="ta-IN"/>
               </w:rPr>
-              <w:t>Panchaati No. - 1</w:t>
+              <w:t xml:space="preserve">Panchaati No. - </w:t>
             </w:r>
             <w:r>
               <w:rPr>
@@ -396,7 +384,7 @@
                 <w:szCs w:val="28"/>
                 <w:lang w:val="it-IT" w:bidi="ta-IN"/>
               </w:rPr>
-              <w:t>7</w:t>
+              <w:t>2</w:t>
             </w:r>
           </w:p>
         </w:tc>
@@ -414,11 +402,11 @@
             <w:pPr>
               <w:spacing w:before="0" w:line="240" w:lineRule="auto"/>
               <w:rPr>
-                <w:rFonts w:ascii="Latha" w:hAnsi="Latha" w:cs="Latha"/>
-                <w:sz w:val="28"/>
-                <w:szCs w:val="28"/>
-                <w:cs/>
-                <w:lang w:bidi="ta-IN"/>
+                <w:rFonts w:ascii="BRH Devanagari Extra" w:hAnsi="BRH Devanagari Extra" w:cs="BRH Devanagari Extra"/>
+                <w:color w:val="000000"/>
+                <w:sz w:val="40"/>
+                <w:szCs w:val="40"/>
+                <w:lang w:bidi="ml-IN"/>
               </w:rPr>
             </w:pPr>
             <w:r>
@@ -429,6 +417,35 @@
                 <w:cs/>
                 <w:lang w:bidi="ta-IN"/>
               </w:rPr>
+              <w:t>ச</w:t>
+            </w:r>
+            <w:r>
+              <w:rPr>
+                <w:rFonts w:ascii="BRH Tamil Tab Extra" w:hAnsi="BRH Tamil Tab Extra" w:cs="Latha"/>
+                <w:b/>
+                <w:sz w:val="32"/>
+                <w:szCs w:val="28"/>
+                <w:lang w:bidi="ta-IN"/>
+              </w:rPr>
+              <w:t>…</w:t>
+            </w:r>
+            <w:r>
+              <w:rPr>
+                <w:rFonts w:ascii="Latha" w:hAnsi="Latha" w:cs="Latha"/>
+                <w:sz w:val="28"/>
+                <w:szCs w:val="28"/>
+                <w:lang w:bidi="ta-IN"/>
+              </w:rPr>
+              <w:t xml:space="preserve"> </w:t>
+            </w:r>
+            <w:r>
+              <w:rPr>
+                <w:rFonts w:ascii="Latha" w:hAnsi="Latha" w:cs="Latha"/>
+                <w:sz w:val="28"/>
+                <w:szCs w:val="28"/>
+                <w:cs/>
+                <w:lang w:bidi="ta-IN"/>
+              </w:rPr>
               <w:t>மே</w:t>
             </w:r>
             <w:r>
@@ -448,6 +465,36 @@
                 <w:szCs w:val="28"/>
                 <w:lang w:bidi="ta-IN"/>
               </w:rPr>
+              <w:t xml:space="preserve"> | </w:t>
+            </w:r>
+            <w:r>
+              <w:rPr>
+                <w:rFonts w:ascii="Latha" w:hAnsi="Latha" w:cs="Latha"/>
+                <w:sz w:val="28"/>
+                <w:szCs w:val="28"/>
+                <w:highlight w:val="yellow"/>
+                <w:cs/>
+                <w:lang w:bidi="ta-IN"/>
+              </w:rPr>
+              <w:t>ம</w:t>
+            </w:r>
+            <w:r>
+              <w:rPr>
+                <w:rFonts w:ascii="BRH Tamil Tab Extra" w:hAnsi="BRH Tamil Tab Extra" w:cs="Latha"/>
+                <w:b/>
+                <w:sz w:val="32"/>
+                <w:szCs w:val="28"/>
+                <w:lang w:bidi="ta-IN"/>
+              </w:rPr>
+              <w:t>…</w:t>
+            </w:r>
+            <w:r>
+              <w:rPr>
+                <w:rFonts w:ascii="Latha" w:hAnsi="Latha" w:cs="Latha"/>
+                <w:sz w:val="28"/>
+                <w:szCs w:val="28"/>
+                <w:lang w:bidi="ta-IN"/>
+              </w:rPr>
               <w:t xml:space="preserve"> </w:t>
             </w:r>
             <w:r>
@@ -458,7 +505,7 @@
                 <w:cs/>
                 <w:lang w:bidi="ta-IN"/>
               </w:rPr>
-              <w:t>ப</w:t>
+              <w:t>வ்யா</w:t>
             </w:r>
             <w:r>
               <w:rPr>
@@ -478,197 +525,19 @@
                 <w:cs/>
                 <w:lang w:bidi="ta-IN"/>
               </w:rPr>
-              <w:t>ஷ்</w:t>
-            </w:r>
-            <w:r>
-              <w:rPr>
-                <w:rFonts w:ascii="Latha" w:hAnsi="Latha" w:cs="Latha"/>
-                <w:sz w:val="28"/>
-                <w:szCs w:val="28"/>
-                <w:highlight w:val="yellow"/>
-                <w:cs/>
-                <w:lang w:bidi="ta-IN"/>
-              </w:rPr>
-              <w:t>ட</w:t>
+              <w:t>ன</w:t>
             </w:r>
             <w:r>
               <w:rPr>
                 <w:rFonts w:ascii="Latha" w:hAnsi="Latha" w:cs="Latha"/>
                 <w:b/>
                 <w:bCs/>
-                <w:position w:val="-12"/>
-                <w:sz w:val="28"/>
-                <w:szCs w:val="28"/>
-                <w:highlight w:val="yellow"/>
-                <w:cs/>
-                <w:lang w:bidi="ta-IN"/>
-              </w:rPr>
-              <w:t>2</w:t>
-            </w:r>
-            <w:r>
-              <w:rPr>
-                <w:rFonts w:ascii="Latha" w:hAnsi="Latha" w:cs="Latha"/>
-                <w:sz w:val="28"/>
-                <w:szCs w:val="28"/>
-                <w:highlight w:val="yellow"/>
-                <w:cs/>
-                <w:lang w:bidi="ta-IN"/>
-              </w:rPr>
-              <w:t>உ</w:t>
-            </w:r>
-            <w:r>
-              <w:rPr>
-                <w:rFonts w:ascii="BRH Tamil Tab Extra" w:hAnsi="BRH Tamil Tab Extra" w:cs="Latha"/>
-                <w:b/>
-                <w:sz w:val="32"/>
-                <w:szCs w:val="28"/>
-                <w:lang w:bidi="ta-IN"/>
-              </w:rPr>
-              <w:t>…</w:t>
-            </w:r>
-            <w:r>
-              <w:rPr>
-                <w:rFonts w:ascii="Latha" w:hAnsi="Latha" w:cs="Latha"/>
-                <w:sz w:val="28"/>
-                <w:szCs w:val="28"/>
-                <w:cs/>
-                <w:lang w:bidi="ta-IN"/>
-              </w:rPr>
-              <w:t>ஹீ</w:t>
-            </w:r>
-            <w:r>
-              <w:rPr>
-                <w:rFonts w:ascii="Latha" w:hAnsi="Latha" w:cs="Latha"/>
-                <w:sz w:val="28"/>
-                <w:szCs w:val="28"/>
-                <w:lang w:bidi="ta-IN"/>
-              </w:rPr>
-              <w:t xml:space="preserve"> | </w:t>
-            </w:r>
-            <w:r>
-              <w:rPr>
-                <w:rFonts w:ascii="Latha" w:hAnsi="Latha" w:cs="Latha"/>
-                <w:sz w:val="28"/>
-                <w:szCs w:val="28"/>
-                <w:lang w:bidi="ta-IN"/>
-              </w:rPr>
-              <w:br/>
-            </w:r>
-            <w:r>
-              <w:rPr>
-                <w:rFonts w:ascii="Latha" w:hAnsi="Latha" w:cs="Latha"/>
-                <w:sz w:val="28"/>
-                <w:szCs w:val="28"/>
-                <w:cs/>
-                <w:lang w:bidi="ta-IN"/>
-              </w:rPr>
-              <w:t>ப</w:t>
-            </w:r>
-            <w:r>
-              <w:rPr>
-                <w:rFonts w:ascii="BRH Tamil Tab Extra" w:hAnsi="BRH Tamil Tab Extra" w:cs="Latha"/>
-                <w:b/>
-                <w:sz w:val="32"/>
-                <w:szCs w:val="28"/>
-                <w:lang w:bidi="ta-IN"/>
-              </w:rPr>
-              <w:t>…</w:t>
-            </w:r>
-            <w:r>
-              <w:rPr>
-                <w:rFonts w:ascii="Latha" w:hAnsi="Latha" w:cs="Latha"/>
-                <w:sz w:val="28"/>
-                <w:szCs w:val="28"/>
-                <w:cs/>
-                <w:lang w:bidi="ta-IN"/>
-              </w:rPr>
-              <w:t>ஷ்</w:t>
-            </w:r>
-            <w:r>
-              <w:rPr>
-                <w:rFonts w:ascii="Latha" w:hAnsi="Latha" w:cs="Latha"/>
-                <w:sz w:val="28"/>
-                <w:szCs w:val="28"/>
-                <w:highlight w:val="yellow"/>
-                <w:cs/>
-                <w:lang w:bidi="ta-IN"/>
-              </w:rPr>
-              <w:t>ட</w:t>
-            </w:r>
-            <w:r>
-              <w:rPr>
-                <w:rFonts w:ascii="Latha" w:hAnsi="Latha" w:cs="Latha"/>
-                <w:b/>
-                <w:bCs/>
-                <w:position w:val="-12"/>
-                <w:sz w:val="28"/>
-                <w:szCs w:val="28"/>
-                <w:highlight w:val="yellow"/>
-                <w:cs/>
-                <w:lang w:bidi="ta-IN"/>
-              </w:rPr>
-              <w:t>2</w:t>
-            </w:r>
-            <w:r>
-              <w:rPr>
-                <w:rFonts w:ascii="Latha" w:hAnsi="Latha" w:cs="Latha"/>
-                <w:sz w:val="28"/>
-                <w:szCs w:val="28"/>
-                <w:highlight w:val="yellow"/>
-                <w:cs/>
-                <w:lang w:bidi="ta-IN"/>
-              </w:rPr>
-              <w:t>உ</w:t>
-            </w:r>
-            <w:r>
-              <w:rPr>
-                <w:rFonts w:ascii="BRH Tamil Tab Extra" w:hAnsi="BRH Tamil Tab Extra" w:cs="Latha"/>
-                <w:b/>
-                <w:sz w:val="32"/>
-                <w:szCs w:val="28"/>
-                <w:highlight w:val="yellow"/>
-                <w:lang w:bidi="ta-IN"/>
-              </w:rPr>
-              <w:t>…</w:t>
-            </w:r>
-            <w:r>
-              <w:rPr>
-                <w:rFonts w:ascii="Latha" w:hAnsi="Latha" w:cs="Latha"/>
-                <w:sz w:val="28"/>
-                <w:szCs w:val="28"/>
-                <w:cs/>
-                <w:lang w:bidi="ta-IN"/>
-              </w:rPr>
-              <w:t>ஹீ</w:t>
-            </w:r>
-            <w:r>
-              <w:rPr>
-                <w:rFonts w:ascii="Latha" w:hAnsi="Latha" w:cs="Latha"/>
-                <w:sz w:val="28"/>
-                <w:szCs w:val="28"/>
-                <w:lang w:bidi="ta-IN"/>
-              </w:rPr>
-              <w:t xml:space="preserve"> </w:t>
-            </w:r>
-            <w:r>
-              <w:rPr>
-                <w:rFonts w:ascii="Latha" w:hAnsi="Latha" w:cs="Latha"/>
-                <w:sz w:val="28"/>
-                <w:szCs w:val="28"/>
-                <w:cs/>
-                <w:lang w:bidi="ta-IN"/>
-              </w:rPr>
-              <w:t>ச</w:t>
-            </w:r>
-            <w:r>
-              <w:rPr>
-                <w:rFonts w:ascii="BRH Tamil Tab Extra" w:hAnsi="BRH Tamil Tab Extra" w:cs="Latha"/>
-                <w:b/>
-                <w:sz w:val="36"/>
-                <w:szCs w:val="28"/>
-                <w:lang w:bidi="ta-IN"/>
-              </w:rPr>
-              <w:t>†</w:t>
+                <w:sz w:val="32"/>
+                <w:szCs w:val="32"/>
+                <w:cs/>
+                <w:lang w:bidi="ta-IN"/>
+              </w:rPr>
+              <w:t>:</w:t>
             </w:r>
             <w:r>
               <w:rPr>
@@ -695,11 +564,11 @@
             <w:pPr>
               <w:spacing w:before="0" w:line="240" w:lineRule="auto"/>
               <w:rPr>
-                <w:rFonts w:ascii="Latha" w:hAnsi="Latha" w:cs="Latha"/>
-                <w:sz w:val="28"/>
-                <w:szCs w:val="28"/>
-                <w:cs/>
-                <w:lang w:bidi="ta-IN"/>
+                <w:rFonts w:ascii="BRH Devanagari Extra" w:hAnsi="BRH Devanagari Extra" w:cs="BRH Devanagari Extra"/>
+                <w:color w:val="000000"/>
+                <w:sz w:val="40"/>
+                <w:szCs w:val="40"/>
+                <w:lang w:bidi="ml-IN"/>
               </w:rPr>
             </w:pPr>
             <w:r>
@@ -710,6 +579,35 @@
                 <w:cs/>
                 <w:lang w:bidi="ta-IN"/>
               </w:rPr>
+              <w:t>ச</w:t>
+            </w:r>
+            <w:r>
+              <w:rPr>
+                <w:rFonts w:ascii="BRH Tamil Tab Extra" w:hAnsi="BRH Tamil Tab Extra" w:cs="Latha"/>
+                <w:b/>
+                <w:sz w:val="32"/>
+                <w:szCs w:val="28"/>
+                <w:lang w:bidi="ta-IN"/>
+              </w:rPr>
+              <w:t>…</w:t>
+            </w:r>
+            <w:r>
+              <w:rPr>
+                <w:rFonts w:ascii="Latha" w:hAnsi="Latha" w:cs="Latha"/>
+                <w:sz w:val="28"/>
+                <w:szCs w:val="28"/>
+                <w:lang w:bidi="ta-IN"/>
+              </w:rPr>
+              <w:t xml:space="preserve"> </w:t>
+            </w:r>
+            <w:r>
+              <w:rPr>
+                <w:rFonts w:ascii="Latha" w:hAnsi="Latha" w:cs="Latha"/>
+                <w:sz w:val="28"/>
+                <w:szCs w:val="28"/>
+                <w:cs/>
+                <w:lang w:bidi="ta-IN"/>
+              </w:rPr>
               <w:t>மே</w:t>
             </w:r>
             <w:r>
@@ -729,6 +627,36 @@
                 <w:szCs w:val="28"/>
                 <w:lang w:bidi="ta-IN"/>
               </w:rPr>
+              <w:t xml:space="preserve"> | </w:t>
+            </w:r>
+            <w:r>
+              <w:rPr>
+                <w:rFonts w:ascii="Latha" w:hAnsi="Latha" w:cs="Latha"/>
+                <w:sz w:val="28"/>
+                <w:szCs w:val="28"/>
+                <w:highlight w:val="green"/>
+                <w:cs/>
+                <w:lang w:bidi="ta-IN"/>
+              </w:rPr>
+              <w:t>மே</w:t>
+            </w:r>
+            <w:r>
+              <w:rPr>
+                <w:rFonts w:ascii="BRH Tamil Tab Extra" w:hAnsi="BRH Tamil Tab Extra" w:cs="Latha"/>
+                <w:b/>
+                <w:sz w:val="32"/>
+                <w:szCs w:val="28"/>
+                <w:lang w:bidi="ta-IN"/>
+              </w:rPr>
+              <w:t>…</w:t>
+            </w:r>
+            <w:r>
+              <w:rPr>
+                <w:rFonts w:ascii="Latha" w:hAnsi="Latha" w:cs="Latha"/>
+                <w:sz w:val="28"/>
+                <w:szCs w:val="28"/>
+                <w:lang w:bidi="ta-IN"/>
+              </w:rPr>
               <w:t xml:space="preserve"> </w:t>
             </w:r>
             <w:r>
@@ -739,7 +667,7 @@
                 <w:cs/>
                 <w:lang w:bidi="ta-IN"/>
               </w:rPr>
-              <w:t>ப</w:t>
+              <w:t>வ்யா</w:t>
             </w:r>
             <w:r>
               <w:rPr>
@@ -759,187 +687,19 @@
                 <w:cs/>
                 <w:lang w:bidi="ta-IN"/>
               </w:rPr>
-              <w:t>ஷ்</w:t>
-            </w:r>
-            <w:r>
-              <w:rPr>
-                <w:rFonts w:ascii="Latha" w:hAnsi="Latha" w:cs="Latha" w:hint="cs"/>
-                <w:sz w:val="28"/>
-                <w:szCs w:val="28"/>
-                <w:highlight w:val="green"/>
-                <w:cs/>
-                <w:lang w:bidi="ta-IN"/>
-              </w:rPr>
-              <w:t>டௌ</w:t>
-            </w:r>
-            <w:r>
-              <w:rPr>
-                <w:rFonts w:ascii="BRH Tamil Tab Extra" w:hAnsi="BRH Tamil Tab Extra" w:cs="Latha"/>
-                <w:b/>
-                <w:sz w:val="32"/>
-                <w:szCs w:val="28"/>
-                <w:highlight w:val="green"/>
-                <w:lang w:bidi="ta-IN"/>
-              </w:rPr>
-              <w:t>…</w:t>
+              <w:t>ன</w:t>
             </w:r>
             <w:r>
               <w:rPr>
                 <w:rFonts w:ascii="Latha" w:hAnsi="Latha" w:cs="Latha"/>
                 <w:b/>
                 <w:bCs/>
-                <w:position w:val="-12"/>
-                <w:sz w:val="28"/>
-                <w:szCs w:val="28"/>
-                <w:highlight w:val="green"/>
-                <w:cs/>
-                <w:lang w:bidi="ta-IN"/>
-              </w:rPr>
-              <w:t>2</w:t>
-            </w:r>
-            <w:r>
-              <w:rPr>
-                <w:rFonts w:ascii="Latha" w:hAnsi="Latha" w:cs="Latha"/>
-                <w:sz w:val="28"/>
-                <w:szCs w:val="28"/>
-                <w:cs/>
-                <w:lang w:bidi="ta-IN"/>
-              </w:rPr>
-              <w:t>ஹீ</w:t>
-            </w:r>
-            <w:r>
-              <w:rPr>
-                <w:rFonts w:ascii="Latha" w:hAnsi="Latha" w:cs="Latha"/>
-                <w:sz w:val="28"/>
-                <w:szCs w:val="28"/>
-                <w:lang w:bidi="ta-IN"/>
-              </w:rPr>
-              <w:t xml:space="preserve"> | </w:t>
-            </w:r>
-            <w:r>
-              <w:rPr>
-                <w:rFonts w:ascii="Latha" w:hAnsi="Latha" w:cs="Latha"/>
-                <w:sz w:val="28"/>
-                <w:szCs w:val="28"/>
-                <w:lang w:bidi="ta-IN"/>
-              </w:rPr>
-              <w:br/>
-            </w:r>
-            <w:r>
-              <w:rPr>
-                <w:rFonts w:ascii="Latha" w:hAnsi="Latha" w:cs="Latha"/>
-                <w:sz w:val="28"/>
-                <w:szCs w:val="28"/>
-                <w:cs/>
-                <w:lang w:bidi="ta-IN"/>
-              </w:rPr>
-              <w:t>ப</w:t>
-            </w:r>
-            <w:r>
-              <w:rPr>
-                <w:rFonts w:ascii="BRH Tamil Tab Extra" w:hAnsi="BRH Tamil Tab Extra" w:cs="Latha"/>
-                <w:b/>
-                <w:sz w:val="32"/>
-                <w:szCs w:val="28"/>
-                <w:lang w:bidi="ta-IN"/>
-              </w:rPr>
-              <w:t>…</w:t>
-            </w:r>
-            <w:r>
-              <w:rPr>
-                <w:rFonts w:ascii="Latha" w:hAnsi="Latha" w:cs="Latha"/>
-                <w:sz w:val="28"/>
-                <w:szCs w:val="28"/>
-                <w:cs/>
-                <w:lang w:bidi="ta-IN"/>
-              </w:rPr>
-              <w:t>ஷ்</w:t>
-            </w:r>
-            <w:r>
-              <w:rPr>
-                <w:rFonts w:ascii="Latha" w:hAnsi="Latha" w:cs="Latha" w:hint="cs"/>
-                <w:sz w:val="28"/>
-                <w:szCs w:val="28"/>
-                <w:highlight w:val="green"/>
-                <w:cs/>
-                <w:lang w:bidi="ta-IN"/>
-              </w:rPr>
-              <w:t>டௌ</w:t>
-            </w:r>
-            <w:r>
-              <w:rPr>
-                <w:rFonts w:ascii="BRH Tamil Tab Extra" w:hAnsi="BRH Tamil Tab Extra" w:cs="Latha"/>
-                <w:b/>
-                <w:sz w:val="32"/>
-                <w:szCs w:val="28"/>
-                <w:highlight w:val="green"/>
-                <w:lang w:bidi="ta-IN"/>
-              </w:rPr>
-              <w:t>…</w:t>
-            </w:r>
-            <w:r>
-              <w:rPr>
-                <w:rFonts w:ascii="BRH Tamil Tab Extra" w:hAnsi="BRH Tamil Tab Extra" w:cs="Latha"/>
-                <w:b/>
-                <w:sz w:val="32"/>
-                <w:szCs w:val="28"/>
-                <w:highlight w:val="yellow"/>
-                <w:lang w:bidi="ta-IN"/>
-              </w:rPr>
-              <w:t>…</w:t>
-            </w:r>
-            <w:r>
-              <w:rPr>
-                <w:rFonts w:ascii="Latha" w:hAnsi="Latha" w:cs="Latha"/>
-                <w:b/>
-                <w:bCs/>
-                <w:position w:val="-12"/>
-                <w:sz w:val="28"/>
-                <w:szCs w:val="28"/>
-                <w:highlight w:val="green"/>
-                <w:cs/>
-                <w:lang w:bidi="ta-IN"/>
-              </w:rPr>
-              <w:t>2</w:t>
-            </w:r>
-            <w:r>
-              <w:rPr>
-                <w:rFonts w:ascii="Latha" w:hAnsi="Latha" w:cs="Latha"/>
-                <w:sz w:val="28"/>
-                <w:szCs w:val="28"/>
-                <w:cs/>
-                <w:lang w:bidi="ta-IN"/>
-              </w:rPr>
-              <w:t>ஹீ</w:t>
-            </w:r>
-            <w:r>
-              <w:rPr>
-                <w:rFonts w:ascii="Latha" w:hAnsi="Latha" w:cs="Latha"/>
-                <w:sz w:val="28"/>
-                <w:szCs w:val="28"/>
-                <w:lang w:bidi="ta-IN"/>
-              </w:rPr>
-              <w:t xml:space="preserve"> </w:t>
-            </w:r>
-            <w:r>
-              <w:rPr>
-                <w:rFonts w:ascii="Latha" w:hAnsi="Latha" w:cs="Latha"/>
-                <w:sz w:val="28"/>
-                <w:szCs w:val="28"/>
-                <w:cs/>
-                <w:lang w:bidi="ta-IN"/>
-              </w:rPr>
-              <w:t>ச</w:t>
-            </w:r>
-            <w:r>
-              <w:rPr>
-                <w:rFonts w:ascii="BRH Tamil Tab Extra" w:hAnsi="BRH Tamil Tab Extra" w:cs="Latha"/>
-                <w:b/>
-                <w:sz w:val="36"/>
-                <w:szCs w:val="28"/>
-                <w:lang w:bidi="ta-IN"/>
-              </w:rPr>
-              <w:t>†</w:t>
+                <w:sz w:val="32"/>
+                <w:szCs w:val="32"/>
+                <w:cs/>
+                <w:lang w:bidi="ta-IN"/>
+              </w:rPr>
+              <w:t>:</w:t>
             </w:r>
             <w:r>
               <w:rPr>
@@ -1003,6 +763,1164 @@
                 <w:szCs w:val="28"/>
                 <w:lang w:bidi="ta-IN"/>
               </w:rPr>
+              <w:t>2.2</w:t>
+            </w:r>
+            <w:r>
+              <w:rPr>
+                <w:rFonts w:cs="Latha"/>
+                <w:b/>
+                <w:sz w:val="28"/>
+                <w:szCs w:val="28"/>
+                <w:lang w:bidi="ta-IN"/>
+              </w:rPr>
+              <w:t xml:space="preserve"> - </w:t>
+            </w:r>
+            <w:r>
+              <w:rPr>
+                <w:rFonts w:cs="Arial"/>
+                <w:b/>
+                <w:sz w:val="28"/>
+                <w:szCs w:val="32"/>
+              </w:rPr>
+              <w:t>Kramam</w:t>
+            </w:r>
+          </w:p>
+          <w:p>
+            <w:pPr>
+              <w:spacing w:before="0" w:line="240" w:lineRule="auto"/>
+              <w:rPr>
+                <w:rFonts w:cs="Latha"/>
+                <w:b/>
+                <w:sz w:val="28"/>
+                <w:szCs w:val="28"/>
+                <w:lang w:val="en-IN" w:bidi="ta-IN"/>
+              </w:rPr>
+            </w:pPr>
+            <w:r>
+              <w:rPr>
+                <w:rFonts w:cs="Arial"/>
+                <w:b/>
+                <w:sz w:val="28"/>
+                <w:szCs w:val="32"/>
+                <w:lang w:val="en-IN"/>
+              </w:rPr>
+              <w:t>Krama Vaakyam</w:t>
+            </w:r>
+            <w:r>
+              <w:rPr>
+                <w:rFonts w:cs="Latha"/>
+                <w:b/>
+                <w:sz w:val="28"/>
+                <w:szCs w:val="28"/>
+                <w:lang w:val="en-IN" w:bidi="ta-IN"/>
+              </w:rPr>
+              <w:t xml:space="preserve"> No: - 30</w:t>
+            </w:r>
+          </w:p>
+          <w:p>
+            <w:pPr>
+              <w:widowControl w:val="0"/>
+              <w:tabs>
+                <w:tab w:val="left" w:pos="993"/>
+              </w:tabs>
+              <w:autoSpaceDE w:val="0"/>
+              <w:autoSpaceDN w:val="0"/>
+              <w:adjustRightInd w:val="0"/>
+              <w:spacing w:before="0" w:line="252" w:lineRule="auto"/>
+              <w:ind w:right="297"/>
+              <w:rPr>
+                <w:rFonts w:cs="Latha"/>
+                <w:b/>
+                <w:sz w:val="28"/>
+                <w:szCs w:val="28"/>
+                <w:lang w:val="it-IT" w:bidi="ta-IN"/>
+              </w:rPr>
+            </w:pPr>
+            <w:r>
+              <w:rPr>
+                <w:rFonts w:cs="Latha"/>
+                <w:b/>
+                <w:sz w:val="28"/>
+                <w:szCs w:val="28"/>
+                <w:lang w:val="it-IT" w:bidi="ta-IN"/>
+              </w:rPr>
+              <w:t xml:space="preserve">Panchaati No. - </w:t>
+            </w:r>
+            <w:r>
+              <w:rPr>
+                <w:rFonts w:cs="Latha"/>
+                <w:b/>
+                <w:sz w:val="28"/>
+                <w:szCs w:val="28"/>
+                <w:lang w:val="it-IT" w:bidi="ta-IN"/>
+              </w:rPr>
+              <w:t>4</w:t>
+            </w:r>
+          </w:p>
+        </w:tc>
+        <w:tc>
+          <w:tcPr>
+            <w:tcW w:w="5103" w:type="dxa"/>
+            <w:tcBorders>
+              <w:top w:val="single" w:sz="4" w:space="0" w:color="000000"/>
+              <w:left w:val="single" w:sz="4" w:space="0" w:color="000000"/>
+              <w:bottom w:val="single" w:sz="4" w:space="0" w:color="000000"/>
+              <w:right w:val="single" w:sz="4" w:space="0" w:color="000000"/>
+            </w:tcBorders>
+          </w:tcPr>
+          <w:p>
+            <w:pPr>
+              <w:spacing w:before="0" w:line="240" w:lineRule="auto"/>
+              <w:rPr>
+                <w:rFonts w:ascii="BRH Devanagari Extra" w:hAnsi="BRH Devanagari Extra" w:cs="BRH Devanagari Extra"/>
+                <w:color w:val="000000"/>
+                <w:sz w:val="40"/>
+                <w:szCs w:val="40"/>
+                <w:lang w:val="it-IT" w:bidi="ml-IN"/>
+              </w:rPr>
+            </w:pPr>
+            <w:r>
+              <w:rPr>
+                <w:rFonts w:ascii="Latha" w:hAnsi="Latha" w:cs="Latha"/>
+                <w:sz w:val="28"/>
+                <w:szCs w:val="28"/>
+                <w:cs/>
+                <w:lang w:bidi="ta-IN"/>
+              </w:rPr>
+              <w:t>ச</w:t>
+            </w:r>
+            <w:r>
+              <w:rPr>
+                <w:rFonts w:ascii="BRH Tamil Tab Extra" w:hAnsi="BRH Tamil Tab Extra" w:cs="Latha"/>
+                <w:b/>
+                <w:sz w:val="32"/>
+                <w:szCs w:val="28"/>
+                <w:lang w:bidi="ta-IN"/>
+              </w:rPr>
+              <w:t>…</w:t>
+            </w:r>
+            <w:r>
+              <w:rPr>
+                <w:rFonts w:ascii="Latha" w:hAnsi="Latha" w:cs="Latha"/>
+                <w:sz w:val="28"/>
+                <w:szCs w:val="28"/>
+                <w:lang w:bidi="ta-IN"/>
+              </w:rPr>
+              <w:t xml:space="preserve"> </w:t>
+            </w:r>
+            <w:r>
+              <w:rPr>
+                <w:rFonts w:ascii="Latha" w:hAnsi="Latha" w:cs="Latha"/>
+                <w:sz w:val="28"/>
+                <w:szCs w:val="28"/>
+                <w:cs/>
+                <w:lang w:bidi="ta-IN"/>
+              </w:rPr>
+              <w:t>மே</w:t>
+            </w:r>
+            <w:r>
+              <w:rPr>
+                <w:rFonts w:ascii="BRH Tamil Tab Extra" w:hAnsi="BRH Tamil Tab Extra" w:cs="Latha"/>
+                <w:b/>
+                <w:sz w:val="32"/>
+                <w:szCs w:val="28"/>
+                <w:lang w:bidi="ta-IN"/>
+              </w:rPr>
+              <w:t>…</w:t>
+            </w:r>
+            <w:r>
+              <w:rPr>
+                <w:rFonts w:ascii="Latha" w:hAnsi="Latha" w:cs="Latha"/>
+                <w:sz w:val="28"/>
+                <w:szCs w:val="28"/>
+                <w:lang w:bidi="ta-IN"/>
+              </w:rPr>
+              <w:t xml:space="preserve"> | </w:t>
+            </w:r>
+            <w:r>
+              <w:rPr>
+                <w:rFonts w:ascii="Latha" w:hAnsi="Latha" w:cs="Latha"/>
+                <w:sz w:val="28"/>
+                <w:szCs w:val="28"/>
+                <w:highlight w:val="yellow"/>
+                <w:cs/>
+                <w:lang w:bidi="ta-IN"/>
+              </w:rPr>
+              <w:t>ம</w:t>
+            </w:r>
+            <w:r>
+              <w:rPr>
+                <w:rFonts w:ascii="BRH Tamil Tab Extra" w:hAnsi="BRH Tamil Tab Extra" w:cs="Latha"/>
+                <w:b/>
+                <w:sz w:val="32"/>
+                <w:szCs w:val="28"/>
+                <w:lang w:bidi="ta-IN"/>
+              </w:rPr>
+              <w:t>…</w:t>
+            </w:r>
+            <w:r>
+              <w:rPr>
+                <w:rFonts w:ascii="Latha" w:hAnsi="Latha" w:cs="Latha"/>
+                <w:sz w:val="28"/>
+                <w:szCs w:val="28"/>
+                <w:lang w:bidi="ta-IN"/>
+              </w:rPr>
+              <w:t xml:space="preserve"> </w:t>
+            </w:r>
+            <w:r>
+              <w:rPr>
+                <w:rFonts w:ascii="Latha" w:hAnsi="Latha" w:cs="Latha"/>
+                <w:sz w:val="28"/>
+                <w:szCs w:val="28"/>
+                <w:cs/>
+                <w:lang w:bidi="ta-IN"/>
+              </w:rPr>
+              <w:t>வி</w:t>
+            </w:r>
+            <w:r>
+              <w:rPr>
+                <w:rFonts w:ascii="BRH Tamil Tab Extra" w:hAnsi="BRH Tamil Tab Extra" w:cs="Latha"/>
+                <w:b/>
+                <w:sz w:val="32"/>
+                <w:szCs w:val="28"/>
+                <w:lang w:bidi="ta-IN"/>
+              </w:rPr>
+              <w:t>…</w:t>
+            </w:r>
+            <w:r>
+              <w:rPr>
+                <w:rFonts w:ascii="Latha" w:hAnsi="Latha" w:cs="Latha"/>
+                <w:sz w:val="28"/>
+                <w:szCs w:val="28"/>
+                <w:cs/>
+                <w:lang w:bidi="ta-IN"/>
+              </w:rPr>
+              <w:t>த்தம்</w:t>
+            </w:r>
+            <w:r>
+              <w:rPr>
+                <w:rFonts w:ascii="Latha" w:hAnsi="Latha" w:cs="Latha"/>
+                <w:sz w:val="28"/>
+                <w:szCs w:val="28"/>
+                <w:lang w:bidi="ta-IN"/>
+              </w:rPr>
+              <w:t xml:space="preserve"> |</w:t>
+            </w:r>
+          </w:p>
+        </w:tc>
+        <w:tc>
+          <w:tcPr>
+            <w:tcW w:w="5386" w:type="dxa"/>
+            <w:tcBorders>
+              <w:top w:val="single" w:sz="4" w:space="0" w:color="000000"/>
+              <w:left w:val="single" w:sz="4" w:space="0" w:color="000000"/>
+              <w:bottom w:val="single" w:sz="4" w:space="0" w:color="000000"/>
+              <w:right w:val="single" w:sz="4" w:space="0" w:color="000000"/>
+            </w:tcBorders>
+          </w:tcPr>
+          <w:p>
+            <w:pPr>
+              <w:widowControl w:val="0"/>
+              <w:autoSpaceDE w:val="0"/>
+              <w:autoSpaceDN w:val="0"/>
+              <w:adjustRightInd w:val="0"/>
+              <w:spacing w:line="252" w:lineRule="auto"/>
+              <w:rPr>
+                <w:rFonts w:ascii="BRH Devanagari Extra" w:hAnsi="BRH Devanagari Extra" w:cs="BRH Devanagari Extra"/>
+                <w:color w:val="000000"/>
+                <w:sz w:val="40"/>
+                <w:szCs w:val="40"/>
+                <w:lang w:val="it-IT" w:bidi="ml-IN"/>
+              </w:rPr>
+            </w:pPr>
+            <w:r>
+              <w:rPr>
+                <w:rFonts w:ascii="Latha" w:hAnsi="Latha" w:cs="Latha"/>
+                <w:sz w:val="28"/>
+                <w:szCs w:val="28"/>
+                <w:cs/>
+                <w:lang w:bidi="ta-IN"/>
+              </w:rPr>
+              <w:t>ச</w:t>
+            </w:r>
+            <w:r>
+              <w:rPr>
+                <w:rFonts w:ascii="BRH Tamil Tab Extra" w:hAnsi="BRH Tamil Tab Extra" w:cs="Latha"/>
+                <w:b/>
+                <w:sz w:val="32"/>
+                <w:szCs w:val="28"/>
+                <w:lang w:bidi="ta-IN"/>
+              </w:rPr>
+              <w:t>…</w:t>
+            </w:r>
+            <w:r>
+              <w:rPr>
+                <w:rFonts w:ascii="Latha" w:hAnsi="Latha" w:cs="Latha"/>
+                <w:sz w:val="28"/>
+                <w:szCs w:val="28"/>
+                <w:lang w:bidi="ta-IN"/>
+              </w:rPr>
+              <w:t xml:space="preserve"> </w:t>
+            </w:r>
+            <w:r>
+              <w:rPr>
+                <w:rFonts w:ascii="Latha" w:hAnsi="Latha" w:cs="Latha"/>
+                <w:sz w:val="28"/>
+                <w:szCs w:val="28"/>
+                <w:cs/>
+                <w:lang w:bidi="ta-IN"/>
+              </w:rPr>
+              <w:t>மே</w:t>
+            </w:r>
+            <w:r>
+              <w:rPr>
+                <w:rFonts w:ascii="BRH Tamil Tab Extra" w:hAnsi="BRH Tamil Tab Extra" w:cs="Latha"/>
+                <w:b/>
+                <w:sz w:val="32"/>
+                <w:szCs w:val="28"/>
+                <w:lang w:bidi="ta-IN"/>
+              </w:rPr>
+              <w:t>…</w:t>
+            </w:r>
+            <w:r>
+              <w:rPr>
+                <w:rFonts w:ascii="Latha" w:hAnsi="Latha" w:cs="Latha"/>
+                <w:sz w:val="28"/>
+                <w:szCs w:val="28"/>
+                <w:lang w:bidi="ta-IN"/>
+              </w:rPr>
+              <w:t xml:space="preserve"> | </w:t>
+            </w:r>
+            <w:r>
+              <w:rPr>
+                <w:rFonts w:ascii="Latha" w:hAnsi="Latha" w:cs="Latha"/>
+                <w:sz w:val="28"/>
+                <w:szCs w:val="28"/>
+                <w:highlight w:val="green"/>
+                <w:cs/>
+                <w:lang w:bidi="ta-IN"/>
+              </w:rPr>
+              <w:t>மே</w:t>
+            </w:r>
+            <w:r>
+              <w:rPr>
+                <w:rFonts w:ascii="BRH Tamil Tab Extra" w:hAnsi="BRH Tamil Tab Extra" w:cs="Latha"/>
+                <w:b/>
+                <w:sz w:val="32"/>
+                <w:szCs w:val="28"/>
+                <w:lang w:bidi="ta-IN"/>
+              </w:rPr>
+              <w:t>…</w:t>
+            </w:r>
+            <w:r>
+              <w:rPr>
+                <w:rFonts w:ascii="Latha" w:hAnsi="Latha" w:cs="Latha"/>
+                <w:sz w:val="28"/>
+                <w:szCs w:val="28"/>
+                <w:lang w:bidi="ta-IN"/>
+              </w:rPr>
+              <w:t xml:space="preserve"> </w:t>
+            </w:r>
+            <w:r>
+              <w:rPr>
+                <w:rFonts w:ascii="Latha" w:hAnsi="Latha" w:cs="Latha"/>
+                <w:sz w:val="28"/>
+                <w:szCs w:val="28"/>
+                <w:cs/>
+                <w:lang w:bidi="ta-IN"/>
+              </w:rPr>
+              <w:t>வி</w:t>
+            </w:r>
+            <w:r>
+              <w:rPr>
+                <w:rFonts w:ascii="BRH Tamil Tab Extra" w:hAnsi="BRH Tamil Tab Extra" w:cs="Latha"/>
+                <w:b/>
+                <w:sz w:val="32"/>
+                <w:szCs w:val="28"/>
+                <w:lang w:bidi="ta-IN"/>
+              </w:rPr>
+              <w:t>…</w:t>
+            </w:r>
+            <w:r>
+              <w:rPr>
+                <w:rFonts w:ascii="Latha" w:hAnsi="Latha" w:cs="Latha"/>
+                <w:sz w:val="28"/>
+                <w:szCs w:val="28"/>
+                <w:cs/>
+                <w:lang w:bidi="ta-IN"/>
+              </w:rPr>
+              <w:t>த்தம்</w:t>
+            </w:r>
+            <w:r>
+              <w:rPr>
+                <w:rFonts w:ascii="Latha" w:hAnsi="Latha" w:cs="Latha"/>
+                <w:sz w:val="28"/>
+                <w:szCs w:val="28"/>
+                <w:lang w:bidi="ta-IN"/>
+              </w:rPr>
+              <w:t xml:space="preserve"> |</w:t>
+            </w:r>
+          </w:p>
+        </w:tc>
+      </w:tr>
+      <w:tr>
+        <w:trPr>
+          <w:trHeight w:val="822"/>
+        </w:trPr>
+        <w:tc>
+          <w:tcPr>
+            <w:tcW w:w="3906" w:type="dxa"/>
+            <w:tcBorders>
+              <w:top w:val="single" w:sz="4" w:space="0" w:color="000000"/>
+              <w:left w:val="single" w:sz="4" w:space="0" w:color="000000"/>
+              <w:bottom w:val="single" w:sz="4" w:space="0" w:color="000000"/>
+              <w:right w:val="single" w:sz="4" w:space="0" w:color="000000"/>
+            </w:tcBorders>
+          </w:tcPr>
+          <w:p>
+            <w:pPr>
+              <w:widowControl w:val="0"/>
+              <w:tabs>
+                <w:tab w:val="left" w:pos="993"/>
+              </w:tabs>
+              <w:autoSpaceDE w:val="0"/>
+              <w:autoSpaceDN w:val="0"/>
+              <w:adjustRightInd w:val="0"/>
+              <w:spacing w:before="0" w:line="252" w:lineRule="auto"/>
+              <w:ind w:right="297"/>
+              <w:rPr>
+                <w:rFonts w:cs="Arial"/>
+                <w:b/>
+                <w:sz w:val="28"/>
+                <w:szCs w:val="32"/>
+              </w:rPr>
+            </w:pPr>
+            <w:r>
+              <w:rPr>
+                <w:rFonts w:cs="Latha"/>
+                <w:b/>
+                <w:sz w:val="28"/>
+                <w:szCs w:val="28"/>
+                <w:lang w:bidi="ta-IN"/>
+              </w:rPr>
+              <w:t>TS 4.7.</w:t>
+            </w:r>
+            <w:r>
+              <w:rPr>
+                <w:rFonts w:cs="Latha"/>
+                <w:b/>
+                <w:sz w:val="28"/>
+                <w:szCs w:val="28"/>
+                <w:lang w:bidi="ta-IN"/>
+              </w:rPr>
+              <w:t>10.1</w:t>
+            </w:r>
+            <w:r>
+              <w:rPr>
+                <w:rFonts w:cs="Latha"/>
+                <w:b/>
+                <w:sz w:val="28"/>
+                <w:szCs w:val="28"/>
+                <w:lang w:bidi="ta-IN"/>
+              </w:rPr>
+              <w:t xml:space="preserve"> - </w:t>
+            </w:r>
+            <w:r>
+              <w:rPr>
+                <w:rFonts w:cs="Arial"/>
+                <w:b/>
+                <w:sz w:val="28"/>
+                <w:szCs w:val="32"/>
+              </w:rPr>
+              <w:t>Kramam</w:t>
+            </w:r>
+          </w:p>
+          <w:p>
+            <w:pPr>
+              <w:spacing w:before="0" w:line="240" w:lineRule="auto"/>
+              <w:rPr>
+                <w:rFonts w:cs="Latha"/>
+                <w:b/>
+                <w:sz w:val="28"/>
+                <w:szCs w:val="28"/>
+                <w:lang w:val="en-IN" w:bidi="ta-IN"/>
+              </w:rPr>
+            </w:pPr>
+            <w:r>
+              <w:rPr>
+                <w:rFonts w:cs="Arial"/>
+                <w:b/>
+                <w:sz w:val="28"/>
+                <w:szCs w:val="32"/>
+                <w:lang w:val="en-IN"/>
+              </w:rPr>
+              <w:t>Krama Vaakyam</w:t>
+            </w:r>
+            <w:r>
+              <w:rPr>
+                <w:rFonts w:cs="Latha"/>
+                <w:b/>
+                <w:sz w:val="28"/>
+                <w:szCs w:val="28"/>
+                <w:lang w:val="en-IN" w:bidi="ta-IN"/>
+              </w:rPr>
+              <w:t xml:space="preserve"> No: -</w:t>
+            </w:r>
+            <w:r>
+              <w:rPr>
+                <w:rFonts w:cs="Latha"/>
+                <w:b/>
+                <w:sz w:val="28"/>
+                <w:szCs w:val="28"/>
+                <w:lang w:val="en-IN" w:bidi="ta-IN"/>
+              </w:rPr>
+              <w:t xml:space="preserve"> 48,49</w:t>
+            </w:r>
+          </w:p>
+          <w:p>
+            <w:pPr>
+              <w:widowControl w:val="0"/>
+              <w:tabs>
+                <w:tab w:val="left" w:pos="993"/>
+              </w:tabs>
+              <w:autoSpaceDE w:val="0"/>
+              <w:autoSpaceDN w:val="0"/>
+              <w:adjustRightInd w:val="0"/>
+              <w:spacing w:before="0" w:line="252" w:lineRule="auto"/>
+              <w:ind w:right="297"/>
+              <w:rPr>
+                <w:rFonts w:cs="Latha"/>
+                <w:b/>
+                <w:sz w:val="28"/>
+                <w:szCs w:val="28"/>
+                <w:lang w:bidi="ta-IN"/>
+              </w:rPr>
+            </w:pPr>
+            <w:r>
+              <w:rPr>
+                <w:rFonts w:cs="Latha"/>
+                <w:b/>
+                <w:sz w:val="28"/>
+                <w:szCs w:val="28"/>
+                <w:lang w:val="it-IT" w:bidi="ta-IN"/>
+              </w:rPr>
+              <w:t>Panchaati No. - 1</w:t>
+            </w:r>
+            <w:r>
+              <w:rPr>
+                <w:rFonts w:cs="Latha"/>
+                <w:b/>
+                <w:sz w:val="28"/>
+                <w:szCs w:val="28"/>
+                <w:lang w:val="it-IT" w:bidi="ta-IN"/>
+              </w:rPr>
+              <w:t>7</w:t>
+            </w:r>
+          </w:p>
+        </w:tc>
+        <w:tc>
+          <w:tcPr>
+            <w:tcW w:w="5103" w:type="dxa"/>
+            <w:tcBorders>
+              <w:top w:val="single" w:sz="4" w:space="0" w:color="000000"/>
+              <w:left w:val="single" w:sz="4" w:space="0" w:color="000000"/>
+              <w:bottom w:val="single" w:sz="4" w:space="0" w:color="000000"/>
+              <w:right w:val="single" w:sz="4" w:space="0" w:color="000000"/>
+            </w:tcBorders>
+          </w:tcPr>
+          <w:p>
+            <w:pPr>
+              <w:spacing w:before="0" w:line="240" w:lineRule="auto"/>
+              <w:rPr>
+                <w:rFonts w:ascii="Latha" w:hAnsi="Latha" w:cs="Latha"/>
+                <w:sz w:val="28"/>
+                <w:szCs w:val="28"/>
+                <w:cs/>
+                <w:lang w:bidi="ta-IN"/>
+              </w:rPr>
+            </w:pPr>
+            <w:r>
+              <w:rPr>
+                <w:rFonts w:ascii="Latha" w:hAnsi="Latha" w:cs="Latha"/>
+                <w:sz w:val="28"/>
+                <w:szCs w:val="28"/>
+                <w:cs/>
+                <w:lang w:bidi="ta-IN"/>
+              </w:rPr>
+              <w:t>மே</w:t>
+            </w:r>
+            <w:r>
+              <w:rPr>
+                <w:rFonts w:ascii="BRH Tamil Tab Extra" w:hAnsi="BRH Tamil Tab Extra" w:cs="Latha"/>
+                <w:b/>
+                <w:sz w:val="32"/>
+                <w:szCs w:val="28"/>
+                <w:lang w:bidi="ta-IN"/>
+              </w:rPr>
+              <w:t>…</w:t>
+            </w:r>
+            <w:r>
+              <w:rPr>
+                <w:rFonts w:ascii="Latha" w:hAnsi="Latha" w:cs="Latha"/>
+                <w:sz w:val="28"/>
+                <w:szCs w:val="28"/>
+                <w:lang w:bidi="ta-IN"/>
+              </w:rPr>
+              <w:t xml:space="preserve"> </w:t>
+            </w:r>
+            <w:r>
+              <w:rPr>
+                <w:rFonts w:ascii="Latha" w:hAnsi="Latha" w:cs="Latha"/>
+                <w:sz w:val="28"/>
+                <w:szCs w:val="28"/>
+                <w:cs/>
+                <w:lang w:bidi="ta-IN"/>
+              </w:rPr>
+              <w:t>ப</w:t>
+            </w:r>
+            <w:r>
+              <w:rPr>
+                <w:rFonts w:ascii="BRH Tamil Tab Extra" w:hAnsi="BRH Tamil Tab Extra" w:cs="Latha"/>
+                <w:b/>
+                <w:sz w:val="32"/>
+                <w:szCs w:val="28"/>
+                <w:lang w:bidi="ta-IN"/>
+              </w:rPr>
+              <w:t>…</w:t>
+            </w:r>
+            <w:r>
+              <w:rPr>
+                <w:rFonts w:ascii="Latha" w:hAnsi="Latha" w:cs="Latha"/>
+                <w:sz w:val="28"/>
+                <w:szCs w:val="28"/>
+                <w:cs/>
+                <w:lang w:bidi="ta-IN"/>
+              </w:rPr>
+              <w:t>ஷ்</w:t>
+            </w:r>
+            <w:r>
+              <w:rPr>
+                <w:rFonts w:ascii="Latha" w:hAnsi="Latha" w:cs="Latha"/>
+                <w:sz w:val="28"/>
+                <w:szCs w:val="28"/>
+                <w:highlight w:val="yellow"/>
+                <w:cs/>
+                <w:lang w:bidi="ta-IN"/>
+              </w:rPr>
+              <w:t>ட</w:t>
+            </w:r>
+            <w:r>
+              <w:rPr>
+                <w:rFonts w:ascii="Latha" w:hAnsi="Latha" w:cs="Latha"/>
+                <w:b/>
+                <w:bCs/>
+                <w:position w:val="-12"/>
+                <w:sz w:val="28"/>
+                <w:szCs w:val="28"/>
+                <w:highlight w:val="yellow"/>
+                <w:cs/>
+                <w:lang w:bidi="ta-IN"/>
+              </w:rPr>
+              <w:t>2</w:t>
+            </w:r>
+            <w:r>
+              <w:rPr>
+                <w:rFonts w:ascii="Latha" w:hAnsi="Latha" w:cs="Latha"/>
+                <w:sz w:val="28"/>
+                <w:szCs w:val="28"/>
+                <w:highlight w:val="yellow"/>
+                <w:cs/>
+                <w:lang w:bidi="ta-IN"/>
+              </w:rPr>
+              <w:t>உ</w:t>
+            </w:r>
+            <w:r>
+              <w:rPr>
+                <w:rFonts w:ascii="BRH Tamil Tab Extra" w:hAnsi="BRH Tamil Tab Extra" w:cs="Latha"/>
+                <w:b/>
+                <w:sz w:val="32"/>
+                <w:szCs w:val="28"/>
+                <w:lang w:bidi="ta-IN"/>
+              </w:rPr>
+              <w:t>…</w:t>
+            </w:r>
+            <w:r>
+              <w:rPr>
+                <w:rFonts w:ascii="Latha" w:hAnsi="Latha" w:cs="Latha"/>
+                <w:sz w:val="28"/>
+                <w:szCs w:val="28"/>
+                <w:cs/>
+                <w:lang w:bidi="ta-IN"/>
+              </w:rPr>
+              <w:t>ஹீ</w:t>
+            </w:r>
+            <w:r>
+              <w:rPr>
+                <w:rFonts w:ascii="Latha" w:hAnsi="Latha" w:cs="Latha"/>
+                <w:sz w:val="28"/>
+                <w:szCs w:val="28"/>
+                <w:lang w:bidi="ta-IN"/>
+              </w:rPr>
+              <w:t xml:space="preserve"> | </w:t>
+            </w:r>
+            <w:r>
+              <w:rPr>
+                <w:rFonts w:ascii="Latha" w:hAnsi="Latha" w:cs="Latha"/>
+                <w:sz w:val="28"/>
+                <w:szCs w:val="28"/>
+                <w:lang w:bidi="ta-IN"/>
+              </w:rPr>
+              <w:br/>
+            </w:r>
+            <w:r>
+              <w:rPr>
+                <w:rFonts w:ascii="Latha" w:hAnsi="Latha" w:cs="Latha"/>
+                <w:sz w:val="28"/>
+                <w:szCs w:val="28"/>
+                <w:cs/>
+                <w:lang w:bidi="ta-IN"/>
+              </w:rPr>
+              <w:t>ப</w:t>
+            </w:r>
+            <w:r>
+              <w:rPr>
+                <w:rFonts w:ascii="BRH Tamil Tab Extra" w:hAnsi="BRH Tamil Tab Extra" w:cs="Latha"/>
+                <w:b/>
+                <w:sz w:val="32"/>
+                <w:szCs w:val="28"/>
+                <w:lang w:bidi="ta-IN"/>
+              </w:rPr>
+              <w:t>…</w:t>
+            </w:r>
+            <w:r>
+              <w:rPr>
+                <w:rFonts w:ascii="Latha" w:hAnsi="Latha" w:cs="Latha"/>
+                <w:sz w:val="28"/>
+                <w:szCs w:val="28"/>
+                <w:cs/>
+                <w:lang w:bidi="ta-IN"/>
+              </w:rPr>
+              <w:t>ஷ்</w:t>
+            </w:r>
+            <w:r>
+              <w:rPr>
+                <w:rFonts w:ascii="Latha" w:hAnsi="Latha" w:cs="Latha"/>
+                <w:sz w:val="28"/>
+                <w:szCs w:val="28"/>
+                <w:highlight w:val="yellow"/>
+                <w:cs/>
+                <w:lang w:bidi="ta-IN"/>
+              </w:rPr>
+              <w:t>ட</w:t>
+            </w:r>
+            <w:r>
+              <w:rPr>
+                <w:rFonts w:ascii="Latha" w:hAnsi="Latha" w:cs="Latha"/>
+                <w:b/>
+                <w:bCs/>
+                <w:position w:val="-12"/>
+                <w:sz w:val="28"/>
+                <w:szCs w:val="28"/>
+                <w:highlight w:val="yellow"/>
+                <w:cs/>
+                <w:lang w:bidi="ta-IN"/>
+              </w:rPr>
+              <w:t>2</w:t>
+            </w:r>
+            <w:r>
+              <w:rPr>
+                <w:rFonts w:ascii="Latha" w:hAnsi="Latha" w:cs="Latha"/>
+                <w:sz w:val="28"/>
+                <w:szCs w:val="28"/>
+                <w:highlight w:val="yellow"/>
+                <w:cs/>
+                <w:lang w:bidi="ta-IN"/>
+              </w:rPr>
+              <w:t>உ</w:t>
+            </w:r>
+            <w:r>
+              <w:rPr>
+                <w:rFonts w:ascii="BRH Tamil Tab Extra" w:hAnsi="BRH Tamil Tab Extra" w:cs="Latha"/>
+                <w:b/>
+                <w:sz w:val="32"/>
+                <w:szCs w:val="28"/>
+                <w:highlight w:val="yellow"/>
+                <w:lang w:bidi="ta-IN"/>
+              </w:rPr>
+              <w:t>…</w:t>
+            </w:r>
+            <w:r>
+              <w:rPr>
+                <w:rFonts w:ascii="Latha" w:hAnsi="Latha" w:cs="Latha"/>
+                <w:sz w:val="28"/>
+                <w:szCs w:val="28"/>
+                <w:cs/>
+                <w:lang w:bidi="ta-IN"/>
+              </w:rPr>
+              <w:t>ஹீ</w:t>
+            </w:r>
+            <w:r>
+              <w:rPr>
+                <w:rFonts w:ascii="Latha" w:hAnsi="Latha" w:cs="Latha"/>
+                <w:sz w:val="28"/>
+                <w:szCs w:val="28"/>
+                <w:lang w:bidi="ta-IN"/>
+              </w:rPr>
+              <w:t xml:space="preserve"> </w:t>
+            </w:r>
+            <w:r>
+              <w:rPr>
+                <w:rFonts w:ascii="Latha" w:hAnsi="Latha" w:cs="Latha"/>
+                <w:sz w:val="28"/>
+                <w:szCs w:val="28"/>
+                <w:cs/>
+                <w:lang w:bidi="ta-IN"/>
+              </w:rPr>
+              <w:t>ச</w:t>
+            </w:r>
+            <w:r>
+              <w:rPr>
+                <w:rFonts w:ascii="BRH Tamil Tab Extra" w:hAnsi="BRH Tamil Tab Extra" w:cs="Latha"/>
+                <w:b/>
+                <w:sz w:val="36"/>
+                <w:szCs w:val="28"/>
+                <w:lang w:bidi="ta-IN"/>
+              </w:rPr>
+              <w:t>†</w:t>
+            </w:r>
+            <w:r>
+              <w:rPr>
+                <w:rFonts w:ascii="Latha" w:hAnsi="Latha" w:cs="Latha"/>
+                <w:sz w:val="28"/>
+                <w:szCs w:val="28"/>
+                <w:lang w:bidi="ta-IN"/>
+              </w:rPr>
+              <w:t xml:space="preserve"> |</w:t>
+            </w:r>
+          </w:p>
+        </w:tc>
+        <w:tc>
+          <w:tcPr>
+            <w:tcW w:w="5386" w:type="dxa"/>
+            <w:tcBorders>
+              <w:top w:val="single" w:sz="4" w:space="0" w:color="000000"/>
+              <w:left w:val="single" w:sz="4" w:space="0" w:color="000000"/>
+              <w:bottom w:val="single" w:sz="4" w:space="0" w:color="000000"/>
+              <w:right w:val="single" w:sz="4" w:space="0" w:color="000000"/>
+            </w:tcBorders>
+          </w:tcPr>
+          <w:p>
+            <w:pPr>
+              <w:spacing w:before="0" w:line="240" w:lineRule="auto"/>
+              <w:rPr>
+                <w:rFonts w:ascii="Latha" w:hAnsi="Latha" w:cs="Latha"/>
+                <w:sz w:val="28"/>
+                <w:szCs w:val="28"/>
+                <w:cs/>
+                <w:lang w:bidi="ta-IN"/>
+              </w:rPr>
+            </w:pPr>
+            <w:r>
+              <w:rPr>
+                <w:rFonts w:ascii="Latha" w:hAnsi="Latha" w:cs="Latha"/>
+                <w:sz w:val="28"/>
+                <w:szCs w:val="28"/>
+                <w:cs/>
+                <w:lang w:bidi="ta-IN"/>
+              </w:rPr>
+              <w:t>மே</w:t>
+            </w:r>
+            <w:r>
+              <w:rPr>
+                <w:rFonts w:ascii="BRH Tamil Tab Extra" w:hAnsi="BRH Tamil Tab Extra" w:cs="Latha"/>
+                <w:b/>
+                <w:sz w:val="32"/>
+                <w:szCs w:val="28"/>
+                <w:lang w:bidi="ta-IN"/>
+              </w:rPr>
+              <w:t>…</w:t>
+            </w:r>
+            <w:r>
+              <w:rPr>
+                <w:rFonts w:ascii="Latha" w:hAnsi="Latha" w:cs="Latha"/>
+                <w:sz w:val="28"/>
+                <w:szCs w:val="28"/>
+                <w:lang w:bidi="ta-IN"/>
+              </w:rPr>
+              <w:t xml:space="preserve"> </w:t>
+            </w:r>
+            <w:r>
+              <w:rPr>
+                <w:rFonts w:ascii="Latha" w:hAnsi="Latha" w:cs="Latha"/>
+                <w:sz w:val="28"/>
+                <w:szCs w:val="28"/>
+                <w:cs/>
+                <w:lang w:bidi="ta-IN"/>
+              </w:rPr>
+              <w:t>ப</w:t>
+            </w:r>
+            <w:r>
+              <w:rPr>
+                <w:rFonts w:ascii="BRH Tamil Tab Extra" w:hAnsi="BRH Tamil Tab Extra" w:cs="Latha"/>
+                <w:b/>
+                <w:sz w:val="32"/>
+                <w:szCs w:val="28"/>
+                <w:lang w:bidi="ta-IN"/>
+              </w:rPr>
+              <w:t>…</w:t>
+            </w:r>
+            <w:r>
+              <w:rPr>
+                <w:rFonts w:ascii="Latha" w:hAnsi="Latha" w:cs="Latha"/>
+                <w:sz w:val="28"/>
+                <w:szCs w:val="28"/>
+                <w:cs/>
+                <w:lang w:bidi="ta-IN"/>
+              </w:rPr>
+              <w:t>ஷ்</w:t>
+            </w:r>
+            <w:r>
+              <w:rPr>
+                <w:rFonts w:ascii="Latha" w:hAnsi="Latha" w:cs="Latha" w:hint="cs"/>
+                <w:sz w:val="28"/>
+                <w:szCs w:val="28"/>
+                <w:highlight w:val="green"/>
+                <w:cs/>
+                <w:lang w:bidi="ta-IN"/>
+              </w:rPr>
+              <w:t>டௌ</w:t>
+            </w:r>
+            <w:r>
+              <w:rPr>
+                <w:rFonts w:ascii="BRH Tamil Tab Extra" w:hAnsi="BRH Tamil Tab Extra" w:cs="Latha"/>
+                <w:b/>
+                <w:sz w:val="32"/>
+                <w:szCs w:val="28"/>
+                <w:highlight w:val="green"/>
+                <w:lang w:bidi="ta-IN"/>
+              </w:rPr>
+              <w:t>…</w:t>
+            </w:r>
+            <w:r>
+              <w:rPr>
+                <w:rFonts w:ascii="Latha" w:hAnsi="Latha" w:cs="Latha"/>
+                <w:b/>
+                <w:bCs/>
+                <w:position w:val="-12"/>
+                <w:sz w:val="28"/>
+                <w:szCs w:val="28"/>
+                <w:highlight w:val="green"/>
+                <w:cs/>
+                <w:lang w:bidi="ta-IN"/>
+              </w:rPr>
+              <w:t>2</w:t>
+            </w:r>
+            <w:r>
+              <w:rPr>
+                <w:rFonts w:ascii="Latha" w:hAnsi="Latha" w:cs="Latha"/>
+                <w:sz w:val="28"/>
+                <w:szCs w:val="28"/>
+                <w:cs/>
+                <w:lang w:bidi="ta-IN"/>
+              </w:rPr>
+              <w:t>ஹீ</w:t>
+            </w:r>
+            <w:r>
+              <w:rPr>
+                <w:rFonts w:ascii="Latha" w:hAnsi="Latha" w:cs="Latha"/>
+                <w:sz w:val="28"/>
+                <w:szCs w:val="28"/>
+                <w:lang w:bidi="ta-IN"/>
+              </w:rPr>
+              <w:t xml:space="preserve"> | </w:t>
+            </w:r>
+            <w:r>
+              <w:rPr>
+                <w:rFonts w:ascii="Latha" w:hAnsi="Latha" w:cs="Latha"/>
+                <w:sz w:val="28"/>
+                <w:szCs w:val="28"/>
+                <w:lang w:bidi="ta-IN"/>
+              </w:rPr>
+              <w:br/>
+            </w:r>
+            <w:r>
+              <w:rPr>
+                <w:rFonts w:ascii="Latha" w:hAnsi="Latha" w:cs="Latha"/>
+                <w:sz w:val="28"/>
+                <w:szCs w:val="28"/>
+                <w:cs/>
+                <w:lang w:bidi="ta-IN"/>
+              </w:rPr>
+              <w:t>ப</w:t>
+            </w:r>
+            <w:r>
+              <w:rPr>
+                <w:rFonts w:ascii="BRH Tamil Tab Extra" w:hAnsi="BRH Tamil Tab Extra" w:cs="Latha"/>
+                <w:b/>
+                <w:sz w:val="32"/>
+                <w:szCs w:val="28"/>
+                <w:lang w:bidi="ta-IN"/>
+              </w:rPr>
+              <w:t>…</w:t>
+            </w:r>
+            <w:r>
+              <w:rPr>
+                <w:rFonts w:ascii="Latha" w:hAnsi="Latha" w:cs="Latha"/>
+                <w:sz w:val="28"/>
+                <w:szCs w:val="28"/>
+                <w:cs/>
+                <w:lang w:bidi="ta-IN"/>
+              </w:rPr>
+              <w:t>ஷ்</w:t>
+            </w:r>
+            <w:r>
+              <w:rPr>
+                <w:rFonts w:ascii="Latha" w:hAnsi="Latha" w:cs="Latha" w:hint="cs"/>
+                <w:sz w:val="28"/>
+                <w:szCs w:val="28"/>
+                <w:highlight w:val="green"/>
+                <w:cs/>
+                <w:lang w:bidi="ta-IN"/>
+              </w:rPr>
+              <w:t>டௌ</w:t>
+            </w:r>
+            <w:r>
+              <w:rPr>
+                <w:rFonts w:ascii="BRH Tamil Tab Extra" w:hAnsi="BRH Tamil Tab Extra" w:cs="Latha"/>
+                <w:b/>
+                <w:sz w:val="32"/>
+                <w:szCs w:val="28"/>
+                <w:highlight w:val="green"/>
+                <w:lang w:bidi="ta-IN"/>
+              </w:rPr>
+              <w:t>…</w:t>
+            </w:r>
+            <w:r>
+              <w:rPr>
+                <w:rFonts w:ascii="BRH Tamil Tab Extra" w:hAnsi="BRH Tamil Tab Extra" w:cs="Latha"/>
+                <w:b/>
+                <w:sz w:val="32"/>
+                <w:szCs w:val="28"/>
+                <w:highlight w:val="yellow"/>
+                <w:lang w:bidi="ta-IN"/>
+              </w:rPr>
+              <w:t>…</w:t>
+            </w:r>
+            <w:r>
+              <w:rPr>
+                <w:rFonts w:ascii="Latha" w:hAnsi="Latha" w:cs="Latha"/>
+                <w:b/>
+                <w:bCs/>
+                <w:position w:val="-12"/>
+                <w:sz w:val="28"/>
+                <w:szCs w:val="28"/>
+                <w:highlight w:val="green"/>
+                <w:cs/>
+                <w:lang w:bidi="ta-IN"/>
+              </w:rPr>
+              <w:t>2</w:t>
+            </w:r>
+            <w:r>
+              <w:rPr>
+                <w:rFonts w:ascii="Latha" w:hAnsi="Latha" w:cs="Latha"/>
+                <w:sz w:val="28"/>
+                <w:szCs w:val="28"/>
+                <w:cs/>
+                <w:lang w:bidi="ta-IN"/>
+              </w:rPr>
+              <w:t>ஹீ</w:t>
+            </w:r>
+            <w:r>
+              <w:rPr>
+                <w:rFonts w:ascii="Latha" w:hAnsi="Latha" w:cs="Latha"/>
+                <w:sz w:val="28"/>
+                <w:szCs w:val="28"/>
+                <w:lang w:bidi="ta-IN"/>
+              </w:rPr>
+              <w:t xml:space="preserve"> </w:t>
+            </w:r>
+            <w:r>
+              <w:rPr>
+                <w:rFonts w:ascii="Latha" w:hAnsi="Latha" w:cs="Latha"/>
+                <w:sz w:val="28"/>
+                <w:szCs w:val="28"/>
+                <w:cs/>
+                <w:lang w:bidi="ta-IN"/>
+              </w:rPr>
+              <w:t>ச</w:t>
+            </w:r>
+            <w:r>
+              <w:rPr>
+                <w:rFonts w:ascii="BRH Tamil Tab Extra" w:hAnsi="BRH Tamil Tab Extra" w:cs="Latha"/>
+                <w:b/>
+                <w:sz w:val="36"/>
+                <w:szCs w:val="28"/>
+                <w:lang w:bidi="ta-IN"/>
+              </w:rPr>
+              <w:t>†</w:t>
+            </w:r>
+            <w:r>
+              <w:rPr>
+                <w:rFonts w:ascii="Latha" w:hAnsi="Latha" w:cs="Latha"/>
+                <w:sz w:val="28"/>
+                <w:szCs w:val="28"/>
+                <w:lang w:bidi="ta-IN"/>
+              </w:rPr>
+              <w:t xml:space="preserve"> |</w:t>
+            </w:r>
+          </w:p>
+        </w:tc>
+      </w:tr>
+      <w:tr>
+        <w:trPr>
+          <w:trHeight w:val="822"/>
+        </w:trPr>
+        <w:tc>
+          <w:tcPr>
+            <w:tcW w:w="3906" w:type="dxa"/>
+            <w:tcBorders>
+              <w:top w:val="single" w:sz="4" w:space="0" w:color="000000"/>
+              <w:left w:val="single" w:sz="4" w:space="0" w:color="000000"/>
+              <w:bottom w:val="single" w:sz="4" w:space="0" w:color="000000"/>
+              <w:right w:val="single" w:sz="4" w:space="0" w:color="000000"/>
+            </w:tcBorders>
+          </w:tcPr>
+          <w:p>
+            <w:pPr>
+              <w:widowControl w:val="0"/>
+              <w:tabs>
+                <w:tab w:val="left" w:pos="993"/>
+              </w:tabs>
+              <w:autoSpaceDE w:val="0"/>
+              <w:autoSpaceDN w:val="0"/>
+              <w:adjustRightInd w:val="0"/>
+              <w:spacing w:before="0" w:line="252" w:lineRule="auto"/>
+              <w:ind w:right="297"/>
+              <w:rPr>
+                <w:rFonts w:cs="Arial"/>
+                <w:b/>
+                <w:sz w:val="28"/>
+                <w:szCs w:val="32"/>
+              </w:rPr>
+            </w:pPr>
+            <w:r>
+              <w:rPr>
+                <w:rFonts w:cs="Latha"/>
+                <w:b/>
+                <w:sz w:val="28"/>
+                <w:szCs w:val="28"/>
+                <w:lang w:bidi="ta-IN"/>
+              </w:rPr>
+              <w:t>TS 4.7.</w:t>
+            </w:r>
+            <w:r>
+              <w:rPr>
+                <w:rFonts w:cs="Latha"/>
+                <w:b/>
+                <w:sz w:val="28"/>
+                <w:szCs w:val="28"/>
+                <w:lang w:bidi="ta-IN"/>
+              </w:rPr>
               <w:t>11.1</w:t>
             </w:r>
             <w:r>
@@ -2764,6 +3682,7 @@
                 <w:szCs w:val="28"/>
                 <w:lang w:bidi="ta-IN"/>
               </w:rPr>
+              <w:lastRenderedPageBreak/>
               <w:t>TS 4.7.1</w:t>
             </w:r>
             <w:r>
@@ -5153,6 +6072,7 @@
                 <w:szCs w:val="28"/>
                 <w:lang w:bidi="ta-IN"/>
               </w:rPr>
+              <w:lastRenderedPageBreak/>
               <w:t>Panchaati No. - 2</w:t>
             </w:r>
           </w:p>
@@ -5185,6 +6105,7 @@
                 <w:cs/>
                 <w:lang w:bidi="ta-IN"/>
               </w:rPr>
+              <w:lastRenderedPageBreak/>
               <w:t>மே</w:t>
             </w:r>
             <w:r>
@@ -6422,7 +7343,6 @@
                 <w:szCs w:val="28"/>
                 <w:lang w:bidi="ta-IN"/>
               </w:rPr>
-              <w:lastRenderedPageBreak/>
               <w:t xml:space="preserve">TS 4.7.12.2 - </w:t>
             </w:r>
             <w:r>
@@ -6897,17 +7817,8 @@
                 <w:b/>
                 <w:bCs/>
               </w:rPr>
-              <w:t>(</w:t>
-            </w:r>
-            <w:proofErr w:type="spellStart"/>
-            <w:r>
-              <w:rPr>
-                <w:b/>
-                <w:bCs/>
-              </w:rPr>
-              <w:t>visargam</w:t>
-            </w:r>
-            <w:proofErr w:type="spellEnd"/>
+              <w:t>(visargam</w:t>
+            </w:r>
             <w:r>
               <w:rPr>
                 <w:rFonts w:ascii="Cambria" w:eastAsia="Times New Roman" w:hAnsi="Cambria" w:cs="BRH Malayalam Extra"/>
@@ -9528,17 +10439,8 @@
                 <w:b/>
                 <w:bCs/>
               </w:rPr>
-              <w:t>(</w:t>
-            </w:r>
-            <w:proofErr w:type="spellStart"/>
-            <w:r>
-              <w:rPr>
-                <w:b/>
-                <w:bCs/>
-              </w:rPr>
-              <w:t>visaram</w:t>
-            </w:r>
-            <w:proofErr w:type="spellEnd"/>
+              <w:t>(visaram</w:t>
+            </w:r>
             <w:r>
               <w:rPr>
                 <w:rFonts w:ascii="Cambria" w:eastAsia="Times New Roman" w:hAnsi="Cambria" w:cs="BRH Malayalam Extra"/>
@@ -9594,6 +10496,7 @@
                 <w:sz w:val="28"/>
                 <w:szCs w:val="32"/>
               </w:rPr>
+              <w:lastRenderedPageBreak/>
               <w:t>T.S.4.7.15.4 – Kramam</w:t>
             </w:r>
           </w:p>
@@ -10119,21 +11022,12 @@
               </w:rPr>
               <w:t xml:space="preserve"> </w:t>
             </w:r>
-            <w:proofErr w:type="spellStart"/>
             <w:r>
               <w:rPr>
                 <w:b/>
                 <w:bCs/>
               </w:rPr>
-              <w:t>hraswam</w:t>
-            </w:r>
-            <w:proofErr w:type="spellEnd"/>
-            <w:r>
-              <w:rPr>
-                <w:b/>
-                <w:bCs/>
-              </w:rPr>
-              <w:t>)</w:t>
+              <w:t>hraswam)</w:t>
             </w:r>
           </w:p>
         </w:tc>
@@ -10580,7 +11474,6 @@
                 <w:sz w:val="28"/>
                 <w:szCs w:val="32"/>
               </w:rPr>
-              <w:lastRenderedPageBreak/>
               <w:t>T.S.4.7.15.7 – Kramam</w:t>
             </w:r>
           </w:p>
@@ -11237,16 +12130,7 @@
           <w:bCs/>
           <w:sz w:val="32"/>
         </w:rPr>
-        <w:t xml:space="preserve">replaced </w:t>
-      </w:r>
-      <w:proofErr w:type="gramStart"/>
-      <w:r>
-        <w:rPr>
-          <w:b/>
-          <w:bCs/>
-          <w:sz w:val="32"/>
-        </w:rPr>
-        <w:t>with</w:t>
+        <w:t>replaced with</w:t>
       </w:r>
       <w:r>
         <w:rPr>
@@ -11268,7 +12152,6 @@
         </w:rPr>
         <w:t>"</w:t>
       </w:r>
-      <w:proofErr w:type="gramEnd"/>
       <w:r>
         <w:rPr>
           <w:rFonts w:ascii="Latha" w:hAnsi="Latha" w:cs="Latha"/>
